--- a/docs/competition_ai_x/word/02_项目文档_赛题三_AI+X.docx
+++ b/docs/competition_ai_x/word/02_项目文档_赛题三_AI+X.docx
@@ -7,184 +7,121 @@
         <w:pStyle w:val="Heading1"/>
       </w:pPr>
       <w:r>
-        <w:rPr>
-          <w:rFonts w:ascii="Microsoft YaHei" w:hAnsi="Microsoft YaHei" w:eastAsia="Microsoft YaHei"/>
-          <w:sz w:val="32"/>
-        </w:rPr>
-        <w:t>共感 LinkAble：AI Agent 驱动的无障碍第一响应与真人互助协同系统</w:t>
+        <w:t>共感 LinkAble：面向无障碍社会互助的 AI+X 服务智能体</w:t>
+      </w:r>
+    </w:p>
+    <w:p/>
+    <w:p>
+      <w:pPr>
+        <w:jc w:val="center"/>
+      </w:pPr>
+      <w:r>
+        <w:drawing>
+          <wp:inline xmlns:a="http://schemas.openxmlformats.org/drawingml/2006/main" xmlns:pic="http://schemas.openxmlformats.org/drawingml/2006/picture">
+            <wp:extent cx="5943600" cy="3467100"/>
+            <wp:docPr id="1" name="Picture 1"/>
+            <wp:cNvGraphicFramePr>
+              <a:graphicFrameLocks noChangeAspect="1"/>
+            </wp:cNvGraphicFramePr>
+            <a:graphic>
+              <a:graphicData uri="http://schemas.openxmlformats.org/drawingml/2006/picture">
+                <pic:pic>
+                  <pic:nvPicPr>
+                    <pic:cNvPr id="0" name="cover_banner.png"/>
+                    <pic:cNvPicPr/>
+                  </pic:nvPicPr>
+                  <pic:blipFill>
+                    <a:blip r:embed="rId9"/>
+                    <a:stretch>
+                      <a:fillRect/>
+                    </a:stretch>
+                  </pic:blipFill>
+                  <pic:spPr>
+                    <a:xfrm>
+                      <a:off x="0" y="0"/>
+                      <a:ext cx="5943600" cy="3467100"/>
+                    </a:xfrm>
+                    <a:prstGeom prst="rect"/>
+                  </pic:spPr>
+                </pic:pic>
+              </a:graphicData>
+            </a:graphic>
+          </wp:inline>
+        </w:drawing>
       </w:r>
     </w:p>
     <w:p>
       <w:pPr>
-        <w:spacing w:line="300" w:lineRule="auto" w:after="120"/>
+        <w:jc w:val="center"/>
       </w:pPr>
       <w:r>
         <w:rPr>
           <w:rFonts w:ascii="Microsoft YaHei" w:hAnsi="Microsoft YaHei" w:eastAsia="Microsoft YaHei"/>
-          <w:sz w:val="22"/>
+          <w:i/>
+          <w:color w:val="576862"/>
+          <w:sz w:val="18"/>
         </w:rPr>
-        <w:t>赛题：开放赛题 - 面向科学、工程和社会科学的“AI+X”应用</w:t>
+        <w:t>共感 LinkAble 项目封面</w:t>
       </w:r>
     </w:p>
-    <w:p>
-      <w:pPr>
-        <w:spacing w:line="300" w:lineRule="auto" w:after="120"/>
-      </w:pPr>
-      <w:r>
-        <w:rPr>
-          <w:rFonts w:ascii="Microsoft YaHei" w:hAnsi="Microsoft YaHei" w:eastAsia="Microsoft YaHei"/>
-          <w:sz w:val="22"/>
-        </w:rPr>
-        <w:t>类别建议：应用创意类</w:t>
-      </w:r>
-    </w:p>
-    <w:p>
-      <w:pPr>
-        <w:spacing w:line="300" w:lineRule="auto" w:after="120"/>
-      </w:pPr>
-      <w:r>
-        <w:rPr>
-          <w:rFonts w:ascii="Microsoft YaHei" w:hAnsi="Microsoft YaHei" w:eastAsia="Microsoft YaHei"/>
-          <w:sz w:val="22"/>
-        </w:rPr>
-        <w:t>文档用途：项目文档正文草案，导出前删除本提示行并替换 团队名称。</w:t>
-      </w:r>
-    </w:p>
+    <w:p/>
     <w:p>
       <w:pPr>
         <w:pStyle w:val="Heading2"/>
       </w:pPr>
       <w:r>
-        <w:rPr>
-          <w:rFonts w:ascii="Microsoft YaHei" w:hAnsi="Microsoft YaHei" w:eastAsia="Microsoft YaHei"/>
-          <w:sz w:val="28"/>
-        </w:rPr>
-        <w:t>1. 项目摘要</w:t>
+        <w:t>1. 作品定位与赛题适配</w:t>
       </w:r>
     </w:p>
+    <w:p/>
     <w:p>
-      <w:pPr>
-        <w:spacing w:line="300" w:lineRule="auto" w:after="120"/>
-      </w:pPr>
       <w:r>
         <w:rPr>
           <w:rFonts w:ascii="Microsoft YaHei" w:hAnsi="Microsoft YaHei" w:eastAsia="Microsoft YaHei"/>
-          <w:sz w:val="22"/>
+          <w:sz w:val="21"/>
         </w:rPr>
-        <w:t>共感 LinkAble 是一个面向无障碍社会互助场景的 AI+X 应用。项目将人工智能引入视障、听障、老年人及临时困难人群的即时求助流程，构建“AI 第一响应、真人志愿者兜底、SOS 安全闭环”的协同服务系统。系统以 AI Agent 为统一入口，接收文字、语音、拍照和位置等多模态输入，识别用户意图与风险等级，优先处理 OCR 朗读、药品说明、场景描述、颜色识别、翻译转述等标准化问题；当 AI 低置信、问题复杂或涉及高风险时，系统自动转入志愿者匹配或 SOS 流程，避免用户停留在不确定的机器回答中。</w:t>
+        <w:t>共感 LinkAble 面向“开放赛题 - 面向科学、工程和社会科学的 AI+X 应用”。本项目中的 X 不是单一技术模块，而是无障碍公共服务与社会互助场景：视障、听障、老年人和临时困难人群在日常生活中会遇到读文字、看环境、确认药品、理解路牌、沟通转述、紧急求助等连续问题。单纯的 AI 问答可以提供信息，但不能保证风险分流；单纯的志愿者平台可以提供人力，但需求描述不标准、响应不稳定。LinkAble 的目标是把两者组织成一个可落地的服务闭环。</w:t>
       </w:r>
     </w:p>
+    <w:p/>
     <w:p>
-      <w:pPr>
-        <w:spacing w:line="300" w:lineRule="auto" w:after="120"/>
-      </w:pPr>
       <w:r>
         <w:rPr>
           <w:rFonts w:ascii="Microsoft YaHei" w:hAnsi="Microsoft YaHei" w:eastAsia="Microsoft YaHei"/>
-          <w:sz w:val="22"/>
+          <w:sz w:val="21"/>
         </w:rPr>
-        <w:t>与传统无障碍工具相比，本项目不是单点功能集合，而是将 AI 推理、风险分流、服务调度、无障碍交互和真人协作组织为端到端闭环。当前 MVP 已实现 AI 对话、志愿者匹配、Demo 语音通话、SOS Mock、登录偏好和全局无障碍适配，支持无真实 API key、无真实 WebRTC、无真实推送条件下稳定演示，便于初赛视频和现场答辩复现。</w:t>
+        <w:t>项目将生成式 AI 和智能体机制引入无障碍民生服务：AI Agent 先理解输入、识别意图、判断紧急程度、完成标准化任务；当 AI 低置信、任务复杂或涉及现实行动风险时，系统再把需求结构化后转给真人志愿者；遇到紧急词和高风险场景时，进入 SOS 撤销、广播和紧急联系人通知流程。它不是“一个聊天机器人加几个按钮”，而是一个面向弱势用户的 AI 第一响应与真人互助协同系统。</w:t>
       </w:r>
     </w:p>
+    <w:p/>
     <w:p>
       <w:pPr>
-        <w:pStyle w:val="Heading2"/>
+        <w:pStyle w:val="Heading3"/>
       </w:pPr>
+      <w:r>
+        <w:t>1.1 一句话定义</w:t>
+      </w:r>
+    </w:p>
+    <w:p/>
+    <w:p>
       <w:r>
         <w:rPr>
           <w:rFonts w:ascii="Microsoft YaHei" w:hAnsi="Microsoft YaHei" w:eastAsia="Microsoft YaHei"/>
-          <w:sz w:val="28"/>
+          <w:sz w:val="21"/>
         </w:rPr>
-        <w:t>2. 问题背景与应用价值</w:t>
+        <w:t>共感 LinkAble 是一个以 AI Agent 为第一响应入口、以真人志愿者为现实行动兜底的无障碍互助连接平台。</w:t>
       </w:r>
     </w:p>
+    <w:p/>
     <w:p>
       <w:pPr>
-        <w:spacing w:line="300" w:lineRule="auto" w:after="120"/>
+        <w:pStyle w:val="Heading3"/>
       </w:pPr>
       <w:r>
-        <w:rPr>
-          <w:rFonts w:ascii="Microsoft YaHei" w:hAnsi="Microsoft YaHei" w:eastAsia="Microsoft YaHei"/>
-          <w:sz w:val="22"/>
-        </w:rPr>
-        <w:t>无障碍服务存在三个典型断点：</w:t>
+        <w:t>1.2 当前 MVP 范围</w:t>
       </w:r>
     </w:p>
-    <w:p>
-      <w:pPr>
-        <w:pStyle w:val="ListNumber"/>
-        <w:spacing w:line="300" w:lineRule="auto" w:after="120"/>
-      </w:pPr>
-      <w:r>
-        <w:rPr>
-          <w:rFonts w:ascii="Microsoft YaHei" w:hAnsi="Microsoft YaHei" w:eastAsia="Microsoft YaHei"/>
-          <w:sz w:val="22"/>
-        </w:rPr>
-        <w:t>标准化问题响应慢：例如读药品说明、看路牌、识别环境、理解通知单等任务频繁出现，但用户不一定能快速获得帮助。</w:t>
-      </w:r>
-    </w:p>
-    <w:p>
-      <w:pPr>
-        <w:pStyle w:val="ListNumber"/>
-        <w:spacing w:line="300" w:lineRule="auto" w:after="120"/>
-      </w:pPr>
-      <w:r>
-        <w:rPr>
-          <w:rFonts w:ascii="Microsoft YaHei" w:hAnsi="Microsoft YaHei" w:eastAsia="Microsoft YaHei"/>
-          <w:sz w:val="22"/>
-        </w:rPr>
-        <w:t>复杂问题缺少真人兜底：AI 可以处理部分信息任务，但涉及线下行动、医疗风险、导航判断或突发事件时，单纯给出文本建议并不安全。</w:t>
-      </w:r>
-    </w:p>
-    <w:p>
-      <w:pPr>
-        <w:pStyle w:val="ListNumber"/>
-        <w:spacing w:line="300" w:lineRule="auto" w:after="120"/>
-      </w:pPr>
-      <w:r>
-        <w:rPr>
-          <w:rFonts w:ascii="Microsoft YaHei" w:hAnsi="Microsoft YaHei" w:eastAsia="Microsoft YaHei"/>
-          <w:sz w:val="22"/>
-        </w:rPr>
-        <w:t>求助流程认知负担高：现有工具往往将 OCR、语音、拍照、志愿者、紧急联系人拆散，用户需要先判断该用哪个功能，这对视障、老年或紧急状态下用户并不友好。</w:t>
-      </w:r>
-    </w:p>
-    <w:p>
-      <w:pPr>
-        <w:spacing w:line="300" w:lineRule="auto" w:after="120"/>
-      </w:pPr>
-      <w:r>
-        <w:rPr>
-          <w:rFonts w:ascii="Microsoft YaHei" w:hAnsi="Microsoft YaHei" w:eastAsia="Microsoft YaHei"/>
-          <w:sz w:val="22"/>
-        </w:rPr>
-        <w:t>据世界卫生组织公开信息，全球约有 13 亿人经历显著残障，约占全球人口 16%。在中国，残障人口规模也长期处于千万级以上。无障碍技术不是小众优化，而是数字公共服务的重要组成部分。本项目选择“AI+无障碍民生服务”作为应用场景，目标是降低即时求助门槛，提高标准化问题响应效率，并在高风险场景保留人类协助与安全闭环。</w:t>
-      </w:r>
-    </w:p>
-    <w:p>
-      <w:pPr>
-        <w:pStyle w:val="Heading2"/>
-      </w:pPr>
-      <w:r>
-        <w:rPr>
-          <w:rFonts w:ascii="Microsoft YaHei" w:hAnsi="Microsoft YaHei" w:eastAsia="Microsoft YaHei"/>
-          <w:sz w:val="28"/>
-        </w:rPr>
-        <w:t>3. 技术调研与已有工作对比</w:t>
-      </w:r>
-    </w:p>
-    <w:p>
-      <w:pPr>
-        <w:spacing w:line="300" w:lineRule="auto" w:after="120"/>
-      </w:pPr>
-      <w:r>
-        <w:rPr>
-          <w:rFonts w:ascii="Microsoft YaHei" w:hAnsi="Microsoft YaHei" w:eastAsia="Microsoft YaHei"/>
-          <w:sz w:val="22"/>
-        </w:rPr>
-        <w:t>现有相关方案可以分为三类：</w:t>
-      </w:r>
-    </w:p>
+    <w:p/>
     <w:tbl>
       <w:tblPr>
         <w:tblStyle w:val="TableGrid"/>
@@ -192,67 +129,2298 @@
         <w:tblLook w:firstColumn="1" w:firstRow="1" w:lastColumn="0" w:lastRow="0" w:noHBand="0" w:noVBand="1" w:val="04A0"/>
       </w:tblPr>
       <w:tblGrid>
-        <w:gridCol w:w="2436"/>
-        <w:gridCol w:w="2436"/>
-        <w:gridCol w:w="2436"/>
-        <w:gridCol w:w="2436"/>
+        <w:gridCol w:w="3362"/>
+        <w:gridCol w:w="3362"/>
+        <w:gridCol w:w="3362"/>
       </w:tblGrid>
       <w:tr>
         <w:tc>
           <w:tcPr>
-            <w:tcW w:type="dxa" w:w="2436"/>
+            <w:tcW w:type="dxa" w:w="3362"/>
+            <w:shd w:fill="EADFFF"/>
           </w:tcPr>
           <w:p>
-            <w:r>
-              <w:rPr>
-                <w:b/>
-              </w:rPr>
-            </w:r>
+            <w:r/>
             <w:r>
               <w:rPr>
                 <w:rFonts w:ascii="Microsoft YaHei" w:hAnsi="Microsoft YaHei" w:eastAsia="Microsoft YaHei"/>
                 <w:b/>
-                <w:sz w:val="21"/>
+                <w:sz w:val="20"/>
               </w:rPr>
-              <w:t>类型</w:t>
+              <w:t>模块</w:t>
             </w:r>
           </w:p>
         </w:tc>
         <w:tc>
           <w:tcPr>
-            <w:tcW w:type="dxa" w:w="2436"/>
+            <w:tcW w:type="dxa" w:w="3362"/>
+            <w:shd w:fill="EADFFF"/>
           </w:tcPr>
           <w:p>
-            <w:r>
-              <w:rPr>
-                <w:b/>
-              </w:rPr>
-            </w:r>
+            <w:r/>
             <w:r>
               <w:rPr>
                 <w:rFonts w:ascii="Microsoft YaHei" w:hAnsi="Microsoft YaHei" w:eastAsia="Microsoft YaHei"/>
                 <w:b/>
-                <w:sz w:val="21"/>
+                <w:sz w:val="20"/>
               </w:rPr>
-              <w:t>代表能力</w:t>
+              <w:t>作用</w:t>
             </w:r>
           </w:p>
         </w:tc>
         <w:tc>
           <w:tcPr>
-            <w:tcW w:type="dxa" w:w="2436"/>
+            <w:tcW w:type="dxa" w:w="3362"/>
+            <w:shd w:fill="EADFFF"/>
           </w:tcPr>
           <w:p>
-            <w:r>
-              <w:rPr>
-                <w:b/>
-              </w:rPr>
-            </w:r>
+            <w:r/>
             <w:r>
               <w:rPr>
                 <w:rFonts w:ascii="Microsoft YaHei" w:hAnsi="Microsoft YaHei" w:eastAsia="Microsoft YaHei"/>
                 <w:b/>
-                <w:sz w:val="21"/>
+                <w:sz w:val="20"/>
+              </w:rPr>
+              <w:t>演示状态</w:t>
+            </w:r>
+          </w:p>
+        </w:tc>
+      </w:tr>
+      <w:tr>
+        <w:tc>
+          <w:tcPr>
+            <w:tcW w:type="dxa" w:w="3362"/>
+          </w:tcPr>
+          <w:p>
+            <w:r/>
+            <w:r>
+              <w:rPr>
+                <w:rFonts w:ascii="Microsoft YaHei" w:hAnsi="Microsoft YaHei" w:eastAsia="Microsoft YaHei"/>
+                <w:b w:val="0"/>
+                <w:sz w:val="19"/>
+              </w:rPr>
+              <w:t>AI 助手</w:t>
+            </w:r>
+          </w:p>
+        </w:tc>
+        <w:tc>
+          <w:tcPr>
+            <w:tcW w:type="dxa" w:w="3362"/>
+          </w:tcPr>
+          <w:p>
+            <w:r/>
+            <w:r>
+              <w:rPr>
+                <w:rFonts w:ascii="Microsoft YaHei" w:hAnsi="Microsoft YaHei" w:eastAsia="Microsoft YaHei"/>
+                <w:b w:val="0"/>
+                <w:sz w:val="19"/>
+              </w:rPr>
+              <w:t>统一承接文字、语音、拍照和简单问答</w:t>
+            </w:r>
+          </w:p>
+        </w:tc>
+        <w:tc>
+          <w:tcPr>
+            <w:tcW w:type="dxa" w:w="3362"/>
+          </w:tcPr>
+          <w:p>
+            <w:r/>
+            <w:r>
+              <w:rPr>
+                <w:rFonts w:ascii="Microsoft YaHei" w:hAnsi="Microsoft YaHei" w:eastAsia="Microsoft YaHei"/>
+                <w:b w:val="0"/>
+                <w:sz w:val="19"/>
+              </w:rPr>
+              <w:t>已完成本地 Demo 逻辑</w:t>
+            </w:r>
+          </w:p>
+        </w:tc>
+      </w:tr>
+      <w:tr>
+        <w:tc>
+          <w:tcPr>
+            <w:tcW w:type="dxa" w:w="3362"/>
+            <w:shd w:fill="F8FFF2"/>
+          </w:tcPr>
+          <w:p>
+            <w:r/>
+            <w:r>
+              <w:rPr>
+                <w:rFonts w:ascii="Microsoft YaHei" w:hAnsi="Microsoft YaHei" w:eastAsia="Microsoft YaHei"/>
+                <w:b w:val="0"/>
+                <w:sz w:val="19"/>
+              </w:rPr>
+              <w:t>药品/OCR/场景描述</w:t>
+            </w:r>
+          </w:p>
+        </w:tc>
+        <w:tc>
+          <w:tcPr>
+            <w:tcW w:type="dxa" w:w="3362"/>
+            <w:shd w:fill="F8FFF2"/>
+          </w:tcPr>
+          <w:p>
+            <w:r/>
+            <w:r>
+              <w:rPr>
+                <w:rFonts w:ascii="Microsoft YaHei" w:hAnsi="Microsoft YaHei" w:eastAsia="Microsoft YaHei"/>
+                <w:b w:val="0"/>
+                <w:sz w:val="19"/>
+              </w:rPr>
+              <w:t>标准化信息任务先由 AI 处理</w:t>
+            </w:r>
+          </w:p>
+        </w:tc>
+        <w:tc>
+          <w:tcPr>
+            <w:tcW w:type="dxa" w:w="3362"/>
+            <w:shd w:fill="F8FFF2"/>
+          </w:tcPr>
+          <w:p>
+            <w:r/>
+            <w:r>
+              <w:rPr>
+                <w:rFonts w:ascii="Microsoft YaHei" w:hAnsi="Microsoft YaHei" w:eastAsia="Microsoft YaHei"/>
+                <w:b w:val="0"/>
+                <w:sz w:val="19"/>
+              </w:rPr>
+              <w:t>已有固定演示路径</w:t>
+            </w:r>
+          </w:p>
+        </w:tc>
+      </w:tr>
+      <w:tr>
+        <w:tc>
+          <w:tcPr>
+            <w:tcW w:type="dxa" w:w="3362"/>
+          </w:tcPr>
+          <w:p>
+            <w:r/>
+            <w:r>
+              <w:rPr>
+                <w:rFonts w:ascii="Microsoft YaHei" w:hAnsi="Microsoft YaHei" w:eastAsia="Microsoft YaHei"/>
+                <w:b w:val="0"/>
+                <w:sz w:val="19"/>
+              </w:rPr>
+              <w:t>志愿者匹配</w:t>
+            </w:r>
+          </w:p>
+        </w:tc>
+        <w:tc>
+          <w:tcPr>
+            <w:tcW w:type="dxa" w:w="3362"/>
+          </w:tcPr>
+          <w:p>
+            <w:r/>
+            <w:r>
+              <w:rPr>
+                <w:rFonts w:ascii="Microsoft YaHei" w:hAnsi="Microsoft YaHei" w:eastAsia="Microsoft YaHei"/>
+                <w:b w:val="0"/>
+                <w:sz w:val="19"/>
+              </w:rPr>
+              <w:t>AI 无法处理时转真人兜底</w:t>
+            </w:r>
+          </w:p>
+        </w:tc>
+        <w:tc>
+          <w:tcPr>
+            <w:tcW w:type="dxa" w:w="3362"/>
+          </w:tcPr>
+          <w:p>
+            <w:r/>
+            <w:r>
+              <w:rPr>
+                <w:rFonts w:ascii="Microsoft YaHei" w:hAnsi="Microsoft YaHei" w:eastAsia="Microsoft YaHei"/>
+                <w:b w:val="0"/>
+                <w:sz w:val="19"/>
+              </w:rPr>
+              <w:t>已完成 Demo 匹配页</w:t>
+            </w:r>
+          </w:p>
+        </w:tc>
+      </w:tr>
+      <w:tr>
+        <w:tc>
+          <w:tcPr>
+            <w:tcW w:type="dxa" w:w="3362"/>
+            <w:shd w:fill="F8FFF2"/>
+          </w:tcPr>
+          <w:p>
+            <w:r/>
+            <w:r>
+              <w:rPr>
+                <w:rFonts w:ascii="Microsoft YaHei" w:hAnsi="Microsoft YaHei" w:eastAsia="Microsoft YaHei"/>
+                <w:b w:val="0"/>
+                <w:sz w:val="19"/>
+              </w:rPr>
+              <w:t>语音协助</w:t>
+            </w:r>
+          </w:p>
+        </w:tc>
+        <w:tc>
+          <w:tcPr>
+            <w:tcW w:type="dxa" w:w="3362"/>
+            <w:shd w:fill="F8FFF2"/>
+          </w:tcPr>
+          <w:p>
+            <w:r/>
+            <w:r>
+              <w:rPr>
+                <w:rFonts w:ascii="Microsoft YaHei" w:hAnsi="Microsoft YaHei" w:eastAsia="Microsoft YaHei"/>
+                <w:b w:val="0"/>
+                <w:sz w:val="19"/>
+              </w:rPr>
+              <w:t>匹配成功后进入协助闭环</w:t>
+            </w:r>
+          </w:p>
+        </w:tc>
+        <w:tc>
+          <w:tcPr>
+            <w:tcW w:type="dxa" w:w="3362"/>
+            <w:shd w:fill="F8FFF2"/>
+          </w:tcPr>
+          <w:p>
+            <w:r/>
+            <w:r>
+              <w:rPr>
+                <w:rFonts w:ascii="Microsoft YaHei" w:hAnsi="Microsoft YaHei" w:eastAsia="Microsoft YaHei"/>
+                <w:b w:val="0"/>
+                <w:sz w:val="19"/>
+              </w:rPr>
+              <w:t>已完成 Demo Call</w:t>
+            </w:r>
+          </w:p>
+        </w:tc>
+      </w:tr>
+      <w:tr>
+        <w:tc>
+          <w:tcPr>
+            <w:tcW w:type="dxa" w:w="3362"/>
+          </w:tcPr>
+          <w:p>
+            <w:r/>
+            <w:r>
+              <w:rPr>
+                <w:rFonts w:ascii="Microsoft YaHei" w:hAnsi="Microsoft YaHei" w:eastAsia="Microsoft YaHei"/>
+                <w:b w:val="0"/>
+                <w:sz w:val="19"/>
+              </w:rPr>
+              <w:t>SOS</w:t>
+            </w:r>
+          </w:p>
+        </w:tc>
+        <w:tc>
+          <w:tcPr>
+            <w:tcW w:type="dxa" w:w="3362"/>
+          </w:tcPr>
+          <w:p>
+            <w:r/>
+            <w:r>
+              <w:rPr>
+                <w:rFonts w:ascii="Microsoft YaHei" w:hAnsi="Microsoft YaHei" w:eastAsia="Microsoft YaHei"/>
+                <w:b w:val="0"/>
+                <w:sz w:val="19"/>
+              </w:rPr>
+              <w:t>紧急意图进入撤销、广播、联系人通知</w:t>
+            </w:r>
+          </w:p>
+        </w:tc>
+        <w:tc>
+          <w:tcPr>
+            <w:tcW w:type="dxa" w:w="3362"/>
+          </w:tcPr>
+          <w:p>
+            <w:r/>
+            <w:r>
+              <w:rPr>
+                <w:rFonts w:ascii="Microsoft YaHei" w:hAnsi="Microsoft YaHei" w:eastAsia="Microsoft YaHei"/>
+                <w:b w:val="0"/>
+                <w:sz w:val="19"/>
+              </w:rPr>
+              <w:t>已完成 Mock 流程</w:t>
+            </w:r>
+          </w:p>
+        </w:tc>
+      </w:tr>
+      <w:tr>
+        <w:tc>
+          <w:tcPr>
+            <w:tcW w:type="dxa" w:w="3362"/>
+            <w:shd w:fill="F8FFF2"/>
+          </w:tcPr>
+          <w:p>
+            <w:r/>
+            <w:r>
+              <w:rPr>
+                <w:rFonts w:ascii="Microsoft YaHei" w:hAnsi="Microsoft YaHei" w:eastAsia="Microsoft YaHei"/>
+                <w:b w:val="0"/>
+                <w:sz w:val="19"/>
+              </w:rPr>
+              <w:t>无障碍偏好</w:t>
+            </w:r>
+          </w:p>
+        </w:tc>
+        <w:tc>
+          <w:tcPr>
+            <w:tcW w:type="dxa" w:w="3362"/>
+            <w:shd w:fill="F8FFF2"/>
+          </w:tcPr>
+          <w:p>
+            <w:r/>
+            <w:r>
+              <w:rPr>
+                <w:rFonts w:ascii="Microsoft YaHei" w:hAnsi="Microsoft YaHei" w:eastAsia="Microsoft YaHei"/>
+                <w:b w:val="0"/>
+                <w:sz w:val="19"/>
+              </w:rPr>
+              <w:t>字体、显示、朗读、安全设置</w:t>
+            </w:r>
+          </w:p>
+        </w:tc>
+        <w:tc>
+          <w:tcPr>
+            <w:tcW w:type="dxa" w:w="3362"/>
+            <w:shd w:fill="F8FFF2"/>
+          </w:tcPr>
+          <w:p>
+            <w:r/>
+            <w:r>
+              <w:rPr>
+                <w:rFonts w:ascii="Microsoft YaHei" w:hAnsi="Microsoft YaHei" w:eastAsia="Microsoft YaHei"/>
+                <w:b w:val="0"/>
+                <w:sz w:val="19"/>
+              </w:rPr>
+              <w:t>已纳入主流程</w:t>
+            </w:r>
+          </w:p>
+        </w:tc>
+      </w:tr>
+    </w:tbl>
+    <w:p/>
+    <w:p/>
+    <w:p>
+      <w:pPr>
+        <w:pStyle w:val="Heading2"/>
+      </w:pPr>
+      <w:r>
+        <w:t>2. 应用背景与问题拆解</w:t>
+      </w:r>
+    </w:p>
+    <w:p/>
+    <w:p>
+      <w:r>
+        <w:rPr>
+          <w:rFonts w:ascii="Microsoft YaHei" w:hAnsi="Microsoft YaHei" w:eastAsia="Microsoft YaHei"/>
+          <w:sz w:val="21"/>
+        </w:rPr>
+        <w:t>无障碍用户的求助并不是一个单点功能问题，而是一个“从信息识别到行动确认”的连续过程。以视障用户为例，日常需求可能从“帮我读药品盒”开始，随后变成“这是不是饭后服用”“我该找谁确认”“如果我迷路了怎么办”。这类场景同时包含语言理解、视觉识别、风险判断、服务调度和人类协作。</w:t>
+      </w:r>
+    </w:p>
+    <w:p/>
+    <w:p>
+      <w:r>
+        <w:rPr>
+          <w:rFonts w:ascii="Microsoft YaHei" w:hAnsi="Microsoft YaHei" w:eastAsia="Microsoft YaHei"/>
+          <w:sz w:val="21"/>
+        </w:rPr>
+        <w:t>现有方案主要存在四个断点：</w:t>
+      </w:r>
+    </w:p>
+    <w:p/>
+    <w:tbl>
+      <w:tblPr>
+        <w:tblStyle w:val="TableGrid"/>
+        <w:tblW w:type="auto" w:w="0"/>
+        <w:tblLook w:firstColumn="1" w:firstRow="1" w:lastColumn="0" w:lastRow="0" w:noHBand="0" w:noVBand="1" w:val="04A0"/>
+      </w:tblPr>
+      <w:tblGrid>
+        <w:gridCol w:w="3362"/>
+        <w:gridCol w:w="3362"/>
+        <w:gridCol w:w="3362"/>
+      </w:tblGrid>
+      <w:tr>
+        <w:tc>
+          <w:tcPr>
+            <w:tcW w:type="dxa" w:w="3362"/>
+            <w:shd w:fill="EADFFF"/>
+          </w:tcPr>
+          <w:p>
+            <w:r/>
+            <w:r>
+              <w:rPr>
+                <w:rFonts w:ascii="Microsoft YaHei" w:hAnsi="Microsoft YaHei" w:eastAsia="Microsoft YaHei"/>
+                <w:b/>
+                <w:sz w:val="20"/>
+              </w:rPr>
+              <w:t>断点</w:t>
+            </w:r>
+          </w:p>
+        </w:tc>
+        <w:tc>
+          <w:tcPr>
+            <w:tcW w:type="dxa" w:w="3362"/>
+            <w:shd w:fill="EADFFF"/>
+          </w:tcPr>
+          <w:p>
+            <w:r/>
+            <w:r>
+              <w:rPr>
+                <w:rFonts w:ascii="Microsoft YaHei" w:hAnsi="Microsoft YaHei" w:eastAsia="Microsoft YaHei"/>
+                <w:b/>
+                <w:sz w:val="20"/>
+              </w:rPr>
+              <w:t>具体表现</w:t>
+            </w:r>
+          </w:p>
+        </w:tc>
+        <w:tc>
+          <w:tcPr>
+            <w:tcW w:type="dxa" w:w="3362"/>
+            <w:shd w:fill="EADFFF"/>
+          </w:tcPr>
+          <w:p>
+            <w:r/>
+            <w:r>
+              <w:rPr>
+                <w:rFonts w:ascii="Microsoft YaHei" w:hAnsi="Microsoft YaHei" w:eastAsia="Microsoft YaHei"/>
+                <w:b/>
+                <w:sz w:val="20"/>
+              </w:rPr>
+              <w:t>对用户的影响</w:t>
+            </w:r>
+          </w:p>
+        </w:tc>
+      </w:tr>
+      <w:tr>
+        <w:tc>
+          <w:tcPr>
+            <w:tcW w:type="dxa" w:w="3362"/>
+          </w:tcPr>
+          <w:p>
+            <w:r/>
+            <w:r>
+              <w:rPr>
+                <w:rFonts w:ascii="Microsoft YaHei" w:hAnsi="Microsoft YaHei" w:eastAsia="Microsoft YaHei"/>
+                <w:b w:val="0"/>
+                <w:sz w:val="19"/>
+              </w:rPr>
+              <w:t>工具割裂</w:t>
+            </w:r>
+          </w:p>
+        </w:tc>
+        <w:tc>
+          <w:tcPr>
+            <w:tcW w:type="dxa" w:w="3362"/>
+          </w:tcPr>
+          <w:p>
+            <w:r/>
+            <w:r>
+              <w:rPr>
+                <w:rFonts w:ascii="Microsoft YaHei" w:hAnsi="Microsoft YaHei" w:eastAsia="Microsoft YaHei"/>
+                <w:b w:val="0"/>
+                <w:sz w:val="19"/>
+              </w:rPr>
+              <w:t>OCR、语音助手、拍照识别、志愿者求助分散在不同入口</w:t>
+            </w:r>
+          </w:p>
+        </w:tc>
+        <w:tc>
+          <w:tcPr>
+            <w:tcW w:type="dxa" w:w="3362"/>
+          </w:tcPr>
+          <w:p>
+            <w:r/>
+            <w:r>
+              <w:rPr>
+                <w:rFonts w:ascii="Microsoft YaHei" w:hAnsi="Microsoft YaHei" w:eastAsia="Microsoft YaHei"/>
+                <w:b w:val="0"/>
+                <w:sz w:val="19"/>
+              </w:rPr>
+              <w:t>用户需要先判断该用哪个工具，紧急时认知负担更高</w:t>
+            </w:r>
+          </w:p>
+        </w:tc>
+      </w:tr>
+      <w:tr>
+        <w:tc>
+          <w:tcPr>
+            <w:tcW w:type="dxa" w:w="3362"/>
+            <w:shd w:fill="F8FFF2"/>
+          </w:tcPr>
+          <w:p>
+            <w:r/>
+            <w:r>
+              <w:rPr>
+                <w:rFonts w:ascii="Microsoft YaHei" w:hAnsi="Microsoft YaHei" w:eastAsia="Microsoft YaHei"/>
+                <w:b w:val="0"/>
+                <w:sz w:val="19"/>
+              </w:rPr>
+              <w:t>AI 兜底不足</w:t>
+            </w:r>
+          </w:p>
+        </w:tc>
+        <w:tc>
+          <w:tcPr>
+            <w:tcW w:type="dxa" w:w="3362"/>
+            <w:shd w:fill="F8FFF2"/>
+          </w:tcPr>
+          <w:p>
+            <w:r/>
+            <w:r>
+              <w:rPr>
+                <w:rFonts w:ascii="Microsoft YaHei" w:hAnsi="Microsoft YaHei" w:eastAsia="Microsoft YaHei"/>
+                <w:b w:val="0"/>
+                <w:sz w:val="19"/>
+              </w:rPr>
+              <w:t>通用大模型容易直接给答案，但不一定判断风险</w:t>
+            </w:r>
+          </w:p>
+        </w:tc>
+        <w:tc>
+          <w:tcPr>
+            <w:tcW w:type="dxa" w:w="3362"/>
+            <w:shd w:fill="F8FFF2"/>
+          </w:tcPr>
+          <w:p>
+            <w:r/>
+            <w:r>
+              <w:rPr>
+                <w:rFonts w:ascii="Microsoft YaHei" w:hAnsi="Microsoft YaHei" w:eastAsia="Microsoft YaHei"/>
+                <w:b w:val="0"/>
+                <w:sz w:val="19"/>
+              </w:rPr>
+              <w:t>药品、导航、紧急场景中可能造成误导</w:t>
+            </w:r>
+          </w:p>
+        </w:tc>
+      </w:tr>
+      <w:tr>
+        <w:tc>
+          <w:tcPr>
+            <w:tcW w:type="dxa" w:w="3362"/>
+          </w:tcPr>
+          <w:p>
+            <w:r/>
+            <w:r>
+              <w:rPr>
+                <w:rFonts w:ascii="Microsoft YaHei" w:hAnsi="Microsoft YaHei" w:eastAsia="Microsoft YaHei"/>
+                <w:b w:val="0"/>
+                <w:sz w:val="19"/>
+              </w:rPr>
+              <w:t>人工响应不稳定</w:t>
+            </w:r>
+          </w:p>
+        </w:tc>
+        <w:tc>
+          <w:tcPr>
+            <w:tcW w:type="dxa" w:w="3362"/>
+          </w:tcPr>
+          <w:p>
+            <w:r/>
+            <w:r>
+              <w:rPr>
+                <w:rFonts w:ascii="Microsoft YaHei" w:hAnsi="Microsoft YaHei" w:eastAsia="Microsoft YaHei"/>
+                <w:b w:val="0"/>
+                <w:sz w:val="19"/>
+              </w:rPr>
+              <w:t>志愿者平台常依赖用户自行描述需求</w:t>
+            </w:r>
+          </w:p>
+        </w:tc>
+        <w:tc>
+          <w:tcPr>
+            <w:tcW w:type="dxa" w:w="3362"/>
+          </w:tcPr>
+          <w:p>
+            <w:r/>
+            <w:r>
+              <w:rPr>
+                <w:rFonts w:ascii="Microsoft YaHei" w:hAnsi="Microsoft YaHei" w:eastAsia="Microsoft YaHei"/>
+                <w:b w:val="0"/>
+                <w:sz w:val="19"/>
+              </w:rPr>
+              <w:t>首次沟通成本高，匹配效率低</w:t>
+            </w:r>
+          </w:p>
+        </w:tc>
+      </w:tr>
+      <w:tr>
+        <w:tc>
+          <w:tcPr>
+            <w:tcW w:type="dxa" w:w="3362"/>
+            <w:shd w:fill="F8FFF2"/>
+          </w:tcPr>
+          <w:p>
+            <w:r/>
+            <w:r>
+              <w:rPr>
+                <w:rFonts w:ascii="Microsoft YaHei" w:hAnsi="Microsoft YaHei" w:eastAsia="Microsoft YaHei"/>
+                <w:b w:val="0"/>
+                <w:sz w:val="19"/>
+              </w:rPr>
+              <w:t>无障碍不是硬约束</w:t>
+            </w:r>
+          </w:p>
+        </w:tc>
+        <w:tc>
+          <w:tcPr>
+            <w:tcW w:type="dxa" w:w="3362"/>
+            <w:shd w:fill="F8FFF2"/>
+          </w:tcPr>
+          <w:p>
+            <w:r/>
+            <w:r>
+              <w:rPr>
+                <w:rFonts w:ascii="Microsoft YaHei" w:hAnsi="Microsoft YaHei" w:eastAsia="Microsoft YaHei"/>
+                <w:b w:val="0"/>
+                <w:sz w:val="19"/>
+              </w:rPr>
+              <w:t>很多产品把大字、读屏、触控目标当作后期优化</w:t>
+            </w:r>
+          </w:p>
+        </w:tc>
+        <w:tc>
+          <w:tcPr>
+            <w:tcW w:type="dxa" w:w="3362"/>
+            <w:shd w:fill="F8FFF2"/>
+          </w:tcPr>
+          <w:p>
+            <w:r/>
+            <w:r>
+              <w:rPr>
+                <w:rFonts w:ascii="Microsoft YaHei" w:hAnsi="Microsoft YaHei" w:eastAsia="Microsoft YaHei"/>
+                <w:b w:val="0"/>
+                <w:sz w:val="19"/>
+              </w:rPr>
+              <w:t>真正需要帮助的用户可能无法独立完成流程</w:t>
+            </w:r>
+          </w:p>
+        </w:tc>
+      </w:tr>
+    </w:tbl>
+    <w:p/>
+    <w:p/>
+    <w:p>
+      <w:r>
+        <w:rPr>
+          <w:rFonts w:ascii="Microsoft YaHei" w:hAnsi="Microsoft YaHei" w:eastAsia="Microsoft YaHei"/>
+          <w:sz w:val="21"/>
+        </w:rPr>
+        <w:t>因此，本项目选择的不是“做更多功能”，而是建立一个清晰的主链路：用户只需表达需求，系统先由 AI 判断，再决定直接回答、追问、转人工或触发 SOS。</w:t>
+      </w:r>
+    </w:p>
+    <w:p/>
+    <w:p>
+      <w:pPr>
+        <w:pStyle w:val="Heading2"/>
+      </w:pPr>
+      <w:r>
+        <w:t>3. 核心方案</w:t>
+      </w:r>
+    </w:p>
+    <w:p/>
+    <w:p>
+      <w:pPr>
+        <w:jc w:val="center"/>
+      </w:pPr>
+      <w:r>
+        <w:drawing>
+          <wp:inline xmlns:a="http://schemas.openxmlformats.org/drawingml/2006/main" xmlns:pic="http://schemas.openxmlformats.org/drawingml/2006/picture">
+            <wp:extent cx="5943600" cy="3962400"/>
+            <wp:docPr id="2" name="Picture 2"/>
+            <wp:cNvGraphicFramePr>
+              <a:graphicFrameLocks noChangeAspect="1"/>
+            </wp:cNvGraphicFramePr>
+            <a:graphic>
+              <a:graphicData uri="http://schemas.openxmlformats.org/drawingml/2006/picture">
+                <pic:pic>
+                  <pic:nvPicPr>
+                    <pic:cNvPr id="0" name="system_architecture.png"/>
+                    <pic:cNvPicPr/>
+                  </pic:nvPicPr>
+                  <pic:blipFill>
+                    <a:blip r:embed="rId10"/>
+                    <a:stretch>
+                      <a:fillRect/>
+                    </a:stretch>
+                  </pic:blipFill>
+                  <pic:spPr>
+                    <a:xfrm>
+                      <a:off x="0" y="0"/>
+                      <a:ext cx="5943600" cy="3962400"/>
+                    </a:xfrm>
+                    <a:prstGeom prst="rect"/>
+                  </pic:spPr>
+                </pic:pic>
+              </a:graphicData>
+            </a:graphic>
+          </wp:inline>
+        </w:drawing>
+      </w:r>
+    </w:p>
+    <w:p>
+      <w:pPr>
+        <w:jc w:val="center"/>
+      </w:pPr>
+      <w:r>
+        <w:rPr>
+          <w:rFonts w:ascii="Microsoft YaHei" w:hAnsi="Microsoft YaHei" w:eastAsia="Microsoft YaHei"/>
+          <w:i/>
+          <w:color w:val="576862"/>
+          <w:sz w:val="18"/>
+        </w:rPr>
+        <w:t>系统架构图</w:t>
+      </w:r>
+    </w:p>
+    <w:p/>
+    <w:p>
+      <w:r>
+        <w:rPr>
+          <w:rFonts w:ascii="Microsoft YaHei" w:hAnsi="Microsoft YaHei" w:eastAsia="Microsoft YaHei"/>
+          <w:sz w:val="21"/>
+        </w:rPr>
+        <w:t>LinkAble 的核心是三层协同：</w:t>
+      </w:r>
+    </w:p>
+    <w:p/>
+    <w:p>
+      <w:pPr>
+        <w:pStyle w:val="ListNumber"/>
+      </w:pPr>
+      <w:r>
+        <w:rPr>
+          <w:rFonts w:ascii="Microsoft YaHei" w:hAnsi="Microsoft YaHei" w:eastAsia="Microsoft YaHei"/>
+          <w:sz w:val="21"/>
+        </w:rPr>
+        <w:t>输入层：承接文字、语音、拍照、位置和无障碍偏好。</w:t>
+      </w:r>
+    </w:p>
+    <w:p>
+      <w:pPr>
+        <w:pStyle w:val="ListNumber"/>
+      </w:pPr>
+      <w:r>
+        <w:rPr>
+          <w:rFonts w:ascii="Microsoft YaHei" w:hAnsi="Microsoft YaHei" w:eastAsia="Microsoft YaHei"/>
+          <w:sz w:val="21"/>
+        </w:rPr>
+        <w:t>AI 第一响应层：输出意图、紧急程度、置信度、可否由 AI 解决、下一步动作和可读屏文案。</w:t>
+      </w:r>
+    </w:p>
+    <w:p>
+      <w:pPr>
+        <w:pStyle w:val="ListNumber"/>
+      </w:pPr>
+      <w:r>
+        <w:rPr>
+          <w:rFonts w:ascii="Microsoft YaHei" w:hAnsi="Microsoft YaHei" w:eastAsia="Microsoft YaHei"/>
+          <w:sz w:val="21"/>
+        </w:rPr>
+        <w:t>服务闭环层：根据 AI 决策进入直接回答、志愿者匹配、语音协助或 SOS。</w:t>
+      </w:r>
+    </w:p>
+    <w:p/>
+    <w:p>
+      <w:pPr>
+        <w:pStyle w:val="Heading3"/>
+      </w:pPr>
+      <w:r>
+        <w:t>3.1 AI 不是回答器，而是第一响应智能体</w:t>
+      </w:r>
+    </w:p>
+    <w:p/>
+    <w:p>
+      <w:r>
+        <w:rPr>
+          <w:rFonts w:ascii="Microsoft YaHei" w:hAnsi="Microsoft YaHei" w:eastAsia="Microsoft YaHei"/>
+          <w:sz w:val="21"/>
+        </w:rPr>
+        <w:t>普通 AI 问答的目标是“给出答案”。LinkAble 的 AI Agent 目标是“给出安全的下一步”。同样是“布洛芬是什么药”，系统可以给出一般说明；如果用户问“我现在胸口疼能不能吃”，系统不能假装确定，而应提示风险并建议联系医生或真人协助。这个差异是项目的核心。</w:t>
+      </w:r>
+    </w:p>
+    <w:p/>
+    <w:p>
+      <w:r>
+        <w:rPr>
+          <w:rFonts w:ascii="Microsoft YaHei" w:hAnsi="Microsoft YaHei" w:eastAsia="Microsoft YaHei"/>
+          <w:sz w:val="21"/>
+        </w:rPr>
+        <w:t>Agent 输出被标准化为：</w:t>
+      </w:r>
+    </w:p>
+    <w:p/>
+    <w:p>
+      <w:pPr>
+        <w:spacing w:after="20"/>
+        <w:ind w:left="283"/>
+        <w:shd w:fill="F3F4F6"/>
+      </w:pPr>
+      <w:r>
+        <w:rPr>
+          <w:rFonts w:ascii="Consolas" w:hAnsi="Consolas"/>
+          <w:sz w:val="18"/>
+        </w:rPr>
+        <w:t>{</w:t>
+      </w:r>
+    </w:p>
+    <w:p>
+      <w:pPr>
+        <w:spacing w:after="20"/>
+        <w:ind w:left="283"/>
+        <w:shd w:fill="F3F4F6"/>
+      </w:pPr>
+      <w:r>
+        <w:rPr>
+          <w:rFonts w:ascii="Consolas" w:hAnsi="Consolas"/>
+          <w:sz w:val="18"/>
+        </w:rPr>
+        <w:t xml:space="preserve">  "intent": "medicine_check",</w:t>
+      </w:r>
+    </w:p>
+    <w:p>
+      <w:pPr>
+        <w:spacing w:after="20"/>
+        <w:ind w:left="283"/>
+        <w:shd w:fill="F3F4F6"/>
+      </w:pPr>
+      <w:r>
+        <w:rPr>
+          <w:rFonts w:ascii="Consolas" w:hAnsi="Consolas"/>
+          <w:sz w:val="18"/>
+        </w:rPr>
+        <w:t xml:space="preserve">  "urgency": "normal | elevated | emergency",</w:t>
+      </w:r>
+    </w:p>
+    <w:p>
+      <w:pPr>
+        <w:spacing w:after="20"/>
+        <w:ind w:left="283"/>
+        <w:shd w:fill="F3F4F6"/>
+      </w:pPr>
+      <w:r>
+        <w:rPr>
+          <w:rFonts w:ascii="Consolas" w:hAnsi="Consolas"/>
+          <w:sz w:val="18"/>
+        </w:rPr>
+        <w:t xml:space="preserve">  "confidence": 0.91,</w:t>
+      </w:r>
+    </w:p>
+    <w:p>
+      <w:pPr>
+        <w:spacing w:after="20"/>
+        <w:ind w:left="283"/>
+        <w:shd w:fill="F3F4F6"/>
+      </w:pPr>
+      <w:r>
+        <w:rPr>
+          <w:rFonts w:ascii="Consolas" w:hAnsi="Consolas"/>
+          <w:sz w:val="18"/>
+        </w:rPr>
+        <w:t xml:space="preserve">  "can_resolve_by_ai": true,</w:t>
+      </w:r>
+    </w:p>
+    <w:p>
+      <w:pPr>
+        <w:spacing w:after="20"/>
+        <w:ind w:left="283"/>
+        <w:shd w:fill="F3F4F6"/>
+      </w:pPr>
+      <w:r>
+        <w:rPr>
+          <w:rFonts w:ascii="Consolas" w:hAnsi="Consolas"/>
+          <w:sz w:val="18"/>
+        </w:rPr>
+        <w:t xml:space="preserve">  "next_action": "answer | ask_followup | match_volunteer | trigger_sos",</w:t>
+      </w:r>
+    </w:p>
+    <w:p>
+      <w:pPr>
+        <w:spacing w:after="20"/>
+        <w:ind w:left="283"/>
+        <w:shd w:fill="F3F4F6"/>
+      </w:pPr>
+      <w:r>
+        <w:rPr>
+          <w:rFonts w:ascii="Consolas" w:hAnsi="Consolas"/>
+          <w:sz w:val="18"/>
+        </w:rPr>
+        <w:t xml:space="preserve">  "ui_copy": {</w:t>
+      </w:r>
+    </w:p>
+    <w:p>
+      <w:pPr>
+        <w:spacing w:after="20"/>
+        <w:ind w:left="283"/>
+        <w:shd w:fill="F3F4F6"/>
+      </w:pPr>
+      <w:r>
+        <w:rPr>
+          <w:rFonts w:ascii="Consolas" w:hAnsi="Consolas"/>
+          <w:sz w:val="18"/>
+        </w:rPr>
+        <w:t xml:space="preserve">    "title": "AI 已识别需求",</w:t>
+      </w:r>
+    </w:p>
+    <w:p>
+      <w:pPr>
+        <w:spacing w:after="20"/>
+        <w:ind w:left="283"/>
+        <w:shd w:fill="F3F4F6"/>
+      </w:pPr>
+      <w:r>
+        <w:rPr>
+          <w:rFonts w:ascii="Consolas" w:hAnsi="Consolas"/>
+          <w:sz w:val="18"/>
+        </w:rPr>
+        <w:t xml:space="preserve">    "primary_action": "继续识别",</w:t>
+      </w:r>
+    </w:p>
+    <w:p>
+      <w:pPr>
+        <w:spacing w:after="20"/>
+        <w:ind w:left="283"/>
+        <w:shd w:fill="F3F4F6"/>
+      </w:pPr>
+      <w:r>
+        <w:rPr>
+          <w:rFonts w:ascii="Consolas" w:hAnsi="Consolas"/>
+          <w:sz w:val="18"/>
+        </w:rPr>
+        <w:t xml:space="preserve">    "secondary_action": "转人工确认"</w:t>
+      </w:r>
+    </w:p>
+    <w:p>
+      <w:pPr>
+        <w:spacing w:after="20"/>
+        <w:ind w:left="283"/>
+        <w:shd w:fill="F3F4F6"/>
+      </w:pPr>
+      <w:r>
+        <w:rPr>
+          <w:rFonts w:ascii="Consolas" w:hAnsi="Consolas"/>
+          <w:sz w:val="18"/>
+        </w:rPr>
+        <w:t xml:space="preserve">  }</w:t>
+      </w:r>
+    </w:p>
+    <w:p>
+      <w:pPr>
+        <w:spacing w:after="20"/>
+        <w:ind w:left="283"/>
+        <w:shd w:fill="F3F4F6"/>
+      </w:pPr>
+      <w:r>
+        <w:rPr>
+          <w:rFonts w:ascii="Consolas" w:hAnsi="Consolas"/>
+          <w:sz w:val="18"/>
+        </w:rPr>
+        <w:t>}</w:t>
+      </w:r>
+    </w:p>
+    <w:p/>
+    <w:p>
+      <w:r>
+        <w:rPr>
+          <w:rFonts w:ascii="Microsoft YaHei" w:hAnsi="Microsoft YaHei" w:eastAsia="Microsoft YaHei"/>
+          <w:sz w:val="21"/>
+        </w:rPr>
+        <w:t>这使 AI 输出可以进入工程状态机，而不是停留在不可控的自然语言文本。</w:t>
+      </w:r>
+    </w:p>
+    <w:p/>
+    <w:p>
+      <w:pPr>
+        <w:pStyle w:val="Heading3"/>
+      </w:pPr>
+      <w:r>
+        <w:t>3.2 标准化问题由 AI 先处理</w:t>
+      </w:r>
+    </w:p>
+    <w:p/>
+    <w:p>
+      <w:r>
+        <w:rPr>
+          <w:rFonts w:ascii="Microsoft YaHei" w:hAnsi="Microsoft YaHei" w:eastAsia="Microsoft YaHei"/>
+          <w:sz w:val="21"/>
+        </w:rPr>
+        <w:t>AI 优先处理高频、低风险、可标准化的问题：</w:t>
+      </w:r>
+    </w:p>
+    <w:p/>
+    <w:p>
+      <w:pPr>
+        <w:pStyle w:val="ListBullet"/>
+      </w:pPr>
+      <w:r>
+        <w:rPr>
+          <w:rFonts w:ascii="Microsoft YaHei" w:hAnsi="Microsoft YaHei" w:eastAsia="Microsoft YaHei"/>
+          <w:sz w:val="21"/>
+        </w:rPr>
+        <w:t>读文字、通知单、路牌、药品外盒。</w:t>
+      </w:r>
+    </w:p>
+    <w:p>
+      <w:pPr>
+        <w:pStyle w:val="ListBullet"/>
+      </w:pPr>
+      <w:r>
+        <w:rPr>
+          <w:rFonts w:ascii="Microsoft YaHei" w:hAnsi="Microsoft YaHei" w:eastAsia="Microsoft YaHei"/>
+          <w:sz w:val="21"/>
+        </w:rPr>
+        <w:t>描述环境、颜色、物体和钞票面额。</w:t>
+      </w:r>
+    </w:p>
+    <w:p>
+      <w:pPr>
+        <w:pStyle w:val="ListBullet"/>
+      </w:pPr>
+      <w:r>
+        <w:rPr>
+          <w:rFonts w:ascii="Microsoft YaHei" w:hAnsi="Microsoft YaHei" w:eastAsia="Microsoft YaHei"/>
+          <w:sz w:val="21"/>
+        </w:rPr>
+        <w:t>简单翻译、转述和说明。</w:t>
+      </w:r>
+    </w:p>
+    <w:p>
+      <w:pPr>
+        <w:pStyle w:val="ListBullet"/>
+      </w:pPr>
+      <w:r>
+        <w:rPr>
+          <w:rFonts w:ascii="Microsoft YaHei" w:hAnsi="Microsoft YaHei" w:eastAsia="Microsoft YaHei"/>
+          <w:sz w:val="21"/>
+        </w:rPr>
+        <w:t>对输入进行结构化总结，减少志愿者接单后的沟通成本。</w:t>
+      </w:r>
+    </w:p>
+    <w:p/>
+    <w:p>
+      <w:pPr>
+        <w:pStyle w:val="Heading3"/>
+      </w:pPr>
+      <w:r>
+        <w:t>3.3 复杂需求转真人志愿者</w:t>
+      </w:r>
+    </w:p>
+    <w:p/>
+    <w:p>
+      <w:r>
+        <w:rPr>
+          <w:rFonts w:ascii="Microsoft YaHei" w:hAnsi="Microsoft YaHei" w:eastAsia="Microsoft YaHei"/>
+          <w:sz w:val="21"/>
+        </w:rPr>
+        <w:t>当 AI 无法稳定判断、用户主动要求真人、或问题涉及线下行动时，系统进入志愿者匹配。匹配不是简单随机派单，而是根据技能、距离、可用状态、历史信任和信誉分排序。</w:t>
+      </w:r>
+    </w:p>
+    <w:p/>
+    <w:p>
+      <w:r>
+        <w:rPr>
+          <w:rFonts w:ascii="Microsoft YaHei" w:hAnsi="Microsoft YaHei" w:eastAsia="Microsoft YaHei"/>
+          <w:sz w:val="21"/>
+        </w:rPr>
+        <w:t>建议评分函数为：</w:t>
+      </w:r>
+    </w:p>
+    <w:p/>
+    <w:p>
+      <w:pPr>
+        <w:spacing w:after="20"/>
+        <w:ind w:left="283"/>
+        <w:shd w:fill="F3F4F6"/>
+      </w:pPr>
+      <w:r>
+        <w:rPr>
+          <w:rFonts w:ascii="Consolas" w:hAnsi="Consolas"/>
+          <w:sz w:val="18"/>
+        </w:rPr>
+        <w:t>score =</w:t>
+      </w:r>
+    </w:p>
+    <w:p>
+      <w:pPr>
+        <w:spacing w:after="20"/>
+        <w:ind w:left="283"/>
+        <w:shd w:fill="F3F4F6"/>
+      </w:pPr>
+      <w:r>
+        <w:rPr>
+          <w:rFonts w:ascii="Consolas" w:hAnsi="Consolas"/>
+          <w:sz w:val="18"/>
+        </w:rPr>
+        <w:t xml:space="preserve">  0.30 * availability_score</w:t>
+      </w:r>
+    </w:p>
+    <w:p>
+      <w:pPr>
+        <w:spacing w:after="20"/>
+        <w:ind w:left="283"/>
+        <w:shd w:fill="F3F4F6"/>
+      </w:pPr>
+      <w:r>
+        <w:rPr>
+          <w:rFonts w:ascii="Consolas" w:hAnsi="Consolas"/>
+          <w:sz w:val="18"/>
+        </w:rPr>
+        <w:t>+ 0.25 * distance_score</w:t>
+      </w:r>
+    </w:p>
+    <w:p>
+      <w:pPr>
+        <w:spacing w:after="20"/>
+        <w:ind w:left="283"/>
+        <w:shd w:fill="F3F4F6"/>
+      </w:pPr>
+      <w:r>
+        <w:rPr>
+          <w:rFonts w:ascii="Consolas" w:hAnsi="Consolas"/>
+          <w:sz w:val="18"/>
+        </w:rPr>
+        <w:t>+ 0.20 * skill_match_score</w:t>
+      </w:r>
+    </w:p>
+    <w:p>
+      <w:pPr>
+        <w:spacing w:after="20"/>
+        <w:ind w:left="283"/>
+        <w:shd w:fill="F3F4F6"/>
+      </w:pPr>
+      <w:r>
+        <w:rPr>
+          <w:rFonts w:ascii="Consolas" w:hAnsi="Consolas"/>
+          <w:sz w:val="18"/>
+        </w:rPr>
+        <w:t>+ 0.15 * trust_history_score</w:t>
+      </w:r>
+    </w:p>
+    <w:p>
+      <w:pPr>
+        <w:spacing w:after="20"/>
+        <w:ind w:left="283"/>
+        <w:shd w:fill="F3F4F6"/>
+      </w:pPr>
+      <w:r>
+        <w:rPr>
+          <w:rFonts w:ascii="Consolas" w:hAnsi="Consolas"/>
+          <w:sz w:val="18"/>
+        </w:rPr>
+        <w:t>+ 0.10 * reputation_score</w:t>
+      </w:r>
+    </w:p>
+    <w:p>
+      <w:pPr>
+        <w:spacing w:after="20"/>
+        <w:ind w:left="283"/>
+        <w:shd w:fill="F3F4F6"/>
+      </w:pPr>
+      <w:r>
+        <w:rPr>
+          <w:rFonts w:ascii="Consolas" w:hAnsi="Consolas"/>
+          <w:sz w:val="18"/>
+        </w:rPr>
+        <w:t>- penalty_score</w:t>
+      </w:r>
+    </w:p>
+    <w:p/>
+    <w:p>
+      <w:pPr>
+        <w:pStyle w:val="Heading3"/>
+      </w:pPr>
+      <w:r>
+        <w:t>3.4 紧急场景进入 SOS 闭环</w:t>
+      </w:r>
+    </w:p>
+    <w:p/>
+    <w:p>
+      <w:r>
+        <w:rPr>
+          <w:rFonts w:ascii="Microsoft YaHei" w:hAnsi="Microsoft YaHei" w:eastAsia="Microsoft YaHei"/>
+          <w:sz w:val="21"/>
+        </w:rPr>
+        <w:t>紧急求助不走普通匹配。系统检测到“救命、迷路、摔倒、着火、被困、呼吸困难”等高风险意图后，先给出误触撤销窗口，再模拟广播附近志愿者并通知紧急联系人。比赛版明确标注为“模拟通知”或“可联动”，不冒充真实报警系统。</w:t>
+      </w:r>
+    </w:p>
+    <w:p/>
+    <w:p>
+      <w:pPr>
+        <w:pStyle w:val="Heading2"/>
+      </w:pPr>
+      <w:r>
+        <w:t>4. AI 决策流程</w:t>
+      </w:r>
+    </w:p>
+    <w:p/>
+    <w:p>
+      <w:pPr>
+        <w:jc w:val="center"/>
+      </w:pPr>
+      <w:r>
+        <w:drawing>
+          <wp:inline xmlns:a="http://schemas.openxmlformats.org/drawingml/2006/main" xmlns:pic="http://schemas.openxmlformats.org/drawingml/2006/picture">
+            <wp:extent cx="5943600" cy="3962400"/>
+            <wp:docPr id="3" name="Picture 3"/>
+            <wp:cNvGraphicFramePr>
+              <a:graphicFrameLocks noChangeAspect="1"/>
+            </wp:cNvGraphicFramePr>
+            <a:graphic>
+              <a:graphicData uri="http://schemas.openxmlformats.org/drawingml/2006/picture">
+                <pic:pic>
+                  <pic:nvPicPr>
+                    <pic:cNvPr id="0" name="ai_decision_flow.png"/>
+                    <pic:cNvPicPr/>
+                  </pic:nvPicPr>
+                  <pic:blipFill>
+                    <a:blip r:embed="rId11"/>
+                    <a:stretch>
+                      <a:fillRect/>
+                    </a:stretch>
+                  </pic:blipFill>
+                  <pic:spPr>
+                    <a:xfrm>
+                      <a:off x="0" y="0"/>
+                      <a:ext cx="5943600" cy="3962400"/>
+                    </a:xfrm>
+                    <a:prstGeom prst="rect"/>
+                  </pic:spPr>
+                </pic:pic>
+              </a:graphicData>
+            </a:graphic>
+          </wp:inline>
+        </w:drawing>
+      </w:r>
+    </w:p>
+    <w:p>
+      <w:pPr>
+        <w:jc w:val="center"/>
+      </w:pPr>
+      <w:r>
+        <w:rPr>
+          <w:rFonts w:ascii="Microsoft YaHei" w:hAnsi="Microsoft YaHei" w:eastAsia="Microsoft YaHei"/>
+          <w:i/>
+          <w:color w:val="576862"/>
+          <w:sz w:val="18"/>
+        </w:rPr>
+        <w:t>AI 决策流程图</w:t>
+      </w:r>
+    </w:p>
+    <w:p/>
+    <w:p>
+      <w:r>
+        <w:rPr>
+          <w:rFonts w:ascii="Microsoft YaHei" w:hAnsi="Microsoft YaHei" w:eastAsia="Microsoft YaHei"/>
+          <w:sz w:val="21"/>
+        </w:rPr>
+        <w:t>AI 决策由四个问题串联：</w:t>
+      </w:r>
+    </w:p>
+    <w:p/>
+    <w:p>
+      <w:pPr>
+        <w:pStyle w:val="ListNumber"/>
+      </w:pPr>
+      <w:r>
+        <w:rPr>
+          <w:rFonts w:ascii="Microsoft YaHei" w:hAnsi="Microsoft YaHei" w:eastAsia="Microsoft YaHei"/>
+          <w:sz w:val="21"/>
+        </w:rPr>
+        <w:t>用户在说什么：识别输入类型与主意图。</w:t>
+      </w:r>
+    </w:p>
+    <w:p>
+      <w:pPr>
+        <w:pStyle w:val="ListNumber"/>
+      </w:pPr>
+      <w:r>
+        <w:rPr>
+          <w:rFonts w:ascii="Microsoft YaHei" w:hAnsi="Microsoft YaHei" w:eastAsia="Microsoft YaHei"/>
+          <w:sz w:val="21"/>
+        </w:rPr>
+        <w:t>风险有多高：判断普通、较急或紧急。</w:t>
+      </w:r>
+    </w:p>
+    <w:p>
+      <w:pPr>
+        <w:pStyle w:val="ListNumber"/>
+      </w:pPr>
+      <w:r>
+        <w:rPr>
+          <w:rFonts w:ascii="Microsoft YaHei" w:hAnsi="Microsoft YaHei" w:eastAsia="Microsoft YaHei"/>
+          <w:sz w:val="21"/>
+        </w:rPr>
+        <w:t>AI 是否足够确定：根据置信度和安全规则决定是否直接回答。</w:t>
+      </w:r>
+    </w:p>
+    <w:p>
+      <w:pPr>
+        <w:pStyle w:val="ListNumber"/>
+      </w:pPr>
+      <w:r>
+        <w:rPr>
+          <w:rFonts w:ascii="Microsoft YaHei" w:hAnsi="Microsoft YaHei" w:eastAsia="Microsoft YaHei"/>
+          <w:sz w:val="21"/>
+        </w:rPr>
+        <w:t>下一步应该由谁处理：AI 回答、追问澄清、转志愿者或触发 SOS。</w:t>
+      </w:r>
+    </w:p>
+    <w:p/>
+    <w:p>
+      <w:r>
+        <w:rPr>
+          <w:rFonts w:ascii="Microsoft YaHei" w:hAnsi="Microsoft YaHei" w:eastAsia="Microsoft YaHei"/>
+          <w:sz w:val="21"/>
+        </w:rPr>
+        <w:t>这种流程把大模型能力从“内容生成”推进到“服务调度”。对评审而言，项目的技术重点不是模型参数规模，而是模型推理结果如何被工程系统安全地使用。</w:t>
+      </w:r>
+    </w:p>
+    <w:p/>
+    <w:p>
+      <w:pPr>
+        <w:pStyle w:val="Heading2"/>
+      </w:pPr>
+      <w:r>
+        <w:t>5. 创新性论证</w:t>
+      </w:r>
+    </w:p>
+    <w:p/>
+    <w:p>
+      <w:pPr>
+        <w:pStyle w:val="Heading3"/>
+      </w:pPr>
+      <w:r>
+        <w:t>5.1 从工具集合到服务智能体</w:t>
+      </w:r>
+    </w:p>
+    <w:p/>
+    <w:p>
+      <w:r>
+        <w:rPr>
+          <w:rFonts w:ascii="Microsoft YaHei" w:hAnsi="Microsoft YaHei" w:eastAsia="Microsoft YaHei"/>
+          <w:sz w:val="21"/>
+        </w:rPr>
+        <w:t>现有无障碍工具往往是功能列表：OCR 是 OCR，颜色识别是颜色识别，志愿者是志愿者。LinkAble 将这些能力收敛到一个 Agent 入口，让用户不需要先选择工具，而是表达需求后由系统判断路径。</w:t>
+      </w:r>
+    </w:p>
+    <w:p/>
+    <w:p>
+      <w:pPr>
+        <w:pStyle w:val="Heading3"/>
+      </w:pPr>
+      <w:r>
+        <w:t>5.2 从 AI 回答到 AI 风险分流</w:t>
+      </w:r>
+    </w:p>
+    <w:p/>
+    <w:p>
+      <w:r>
+        <w:rPr>
+          <w:rFonts w:ascii="Microsoft YaHei" w:hAnsi="Microsoft YaHei" w:eastAsia="Microsoft YaHei"/>
+          <w:sz w:val="21"/>
+        </w:rPr>
+        <w:t>项目不追求让 AI 替代专业判断。AI 的价值在于先完成需求结构化、低风险任务处理和风险识别；一旦不确定，就把任务交给人。这比“让 AI 尽量回答”更适合无障碍和公共服务场景。</w:t>
+      </w:r>
+    </w:p>
+    <w:p/>
+    <w:p>
+      <w:pPr>
+        <w:pStyle w:val="Heading3"/>
+      </w:pPr>
+      <w:r>
+        <w:t>5.3 从人工求助到精确匹配</w:t>
+      </w:r>
+    </w:p>
+    <w:p/>
+    <w:p>
+      <w:r>
+        <w:rPr>
+          <w:rFonts w:ascii="Microsoft YaHei" w:hAnsi="Microsoft YaHei" w:eastAsia="Microsoft YaHei"/>
+          <w:sz w:val="21"/>
+        </w:rPr>
+        <w:t>传统人工求助往往需要用户反复解释背景。LinkAble 在转人工前已经生成意图、紧急度、摘要和推荐技能标签，让志愿者更快理解任务，降低无效沟通。</w:t>
+      </w:r>
+    </w:p>
+    <w:p/>
+    <w:p>
+      <w:pPr>
+        <w:pStyle w:val="Heading3"/>
+      </w:pPr>
+      <w:r>
+        <w:t>5.4 从炫技 Demo 到可复现演示</w:t>
+      </w:r>
+    </w:p>
+    <w:p/>
+    <w:p>
+      <w:r>
+        <w:rPr>
+          <w:rFonts w:ascii="Microsoft YaHei" w:hAnsi="Microsoft YaHei" w:eastAsia="Microsoft YaHei"/>
+          <w:sz w:val="21"/>
+        </w:rPr>
+        <w:t>竞赛版默认使用 DemoMode。本地固定数据、Mock 通话和 Mock SOS 让项目在无网络、无真实 API key、无真实 WebRTC 的情况下仍能展示完整闭环。真实集成放在 feature flag 后方，避免现场展示被外部服务稳定性绑架。</w:t>
+      </w:r>
+    </w:p>
+    <w:p/>
+    <w:p>
+      <w:pPr>
+        <w:pStyle w:val="Heading3"/>
+      </w:pPr>
+      <w:r>
+        <w:t>5.5 无障碍作为系统约束</w:t>
+      </w:r>
+    </w:p>
+    <w:p/>
+    <w:p>
+      <w:r>
+        <w:rPr>
+          <w:rFonts w:ascii="Microsoft YaHei" w:hAnsi="Microsoft YaHei" w:eastAsia="Microsoft YaHei"/>
+          <w:sz w:val="21"/>
+        </w:rPr>
+        <w:t>项目把读屏语义、触控目标、字体缩放、对比度、错误提示和 SOS 撤销视为 P0，而不是视觉优化。对无障碍产品来说，用户能否独立完成主流程比界面是否炫目更重要。</w:t>
+      </w:r>
+    </w:p>
+    <w:p/>
+    <w:p>
+      <w:pPr>
+        <w:pStyle w:val="Heading2"/>
+      </w:pPr>
+      <w:r>
+        <w:t>6. 技术路线与工程实现</w:t>
+      </w:r>
+    </w:p>
+    <w:p/>
+    <w:p>
+      <w:pPr>
+        <w:pStyle w:val="Heading3"/>
+      </w:pPr>
+      <w:r>
+        <w:t>6.1 总体技术栈</w:t>
+      </w:r>
+    </w:p>
+    <w:p/>
+    <w:tbl>
+      <w:tblPr>
+        <w:tblStyle w:val="TableGrid"/>
+        <w:tblW w:type="auto" w:w="0"/>
+        <w:tblLook w:firstColumn="1" w:firstRow="1" w:lastColumn="0" w:lastRow="0" w:noHBand="0" w:noVBand="1" w:val="04A0"/>
+      </w:tblPr>
+      <w:tblGrid>
+        <w:gridCol w:w="3362"/>
+        <w:gridCol w:w="3362"/>
+        <w:gridCol w:w="3362"/>
+      </w:tblGrid>
+      <w:tr>
+        <w:tc>
+          <w:tcPr>
+            <w:tcW w:type="dxa" w:w="3362"/>
+            <w:shd w:fill="EADFFF"/>
+          </w:tcPr>
+          <w:p>
+            <w:r/>
+            <w:r>
+              <w:rPr>
+                <w:rFonts w:ascii="Microsoft YaHei" w:hAnsi="Microsoft YaHei" w:eastAsia="Microsoft YaHei"/>
+                <w:b/>
+                <w:sz w:val="20"/>
+              </w:rPr>
+              <w:t>层级</w:t>
+            </w:r>
+          </w:p>
+        </w:tc>
+        <w:tc>
+          <w:tcPr>
+            <w:tcW w:type="dxa" w:w="3362"/>
+            <w:shd w:fill="EADFFF"/>
+          </w:tcPr>
+          <w:p>
+            <w:r/>
+            <w:r>
+              <w:rPr>
+                <w:rFonts w:ascii="Microsoft YaHei" w:hAnsi="Microsoft YaHei" w:eastAsia="Microsoft YaHei"/>
+                <w:b/>
+                <w:sz w:val="20"/>
+              </w:rPr>
+              <w:t>技术/设计</w:t>
+            </w:r>
+          </w:p>
+        </w:tc>
+        <w:tc>
+          <w:tcPr>
+            <w:tcW w:type="dxa" w:w="3362"/>
+            <w:shd w:fill="EADFFF"/>
+          </w:tcPr>
+          <w:p>
+            <w:r/>
+            <w:r>
+              <w:rPr>
+                <w:rFonts w:ascii="Microsoft YaHei" w:hAnsi="Microsoft YaHei" w:eastAsia="Microsoft YaHei"/>
+                <w:b/>
+                <w:sz w:val="20"/>
+              </w:rPr>
+              <w:t>说明</w:t>
+            </w:r>
+          </w:p>
+        </w:tc>
+      </w:tr>
+      <w:tr>
+        <w:tc>
+          <w:tcPr>
+            <w:tcW w:type="dxa" w:w="3362"/>
+          </w:tcPr>
+          <w:p>
+            <w:r/>
+            <w:r>
+              <w:rPr>
+                <w:rFonts w:ascii="Microsoft YaHei" w:hAnsi="Microsoft YaHei" w:eastAsia="Microsoft YaHei"/>
+                <w:b w:val="0"/>
+                <w:sz w:val="19"/>
+              </w:rPr>
+              <w:t>移动端</w:t>
+            </w:r>
+          </w:p>
+        </w:tc>
+        <w:tc>
+          <w:tcPr>
+            <w:tcW w:type="dxa" w:w="3362"/>
+          </w:tcPr>
+          <w:p>
+            <w:r/>
+            <w:r>
+              <w:rPr>
+                <w:rFonts w:ascii="Microsoft YaHei" w:hAnsi="Microsoft YaHei" w:eastAsia="Microsoft YaHei"/>
+                <w:b w:val="0"/>
+                <w:sz w:val="19"/>
+              </w:rPr>
+              <w:t>Flutter</w:t>
+            </w:r>
+          </w:p>
+        </w:tc>
+        <w:tc>
+          <w:tcPr>
+            <w:tcW w:type="dxa" w:w="3362"/>
+          </w:tcPr>
+          <w:p>
+            <w:r/>
+            <w:r>
+              <w:rPr>
+                <w:rFonts w:ascii="Microsoft YaHei" w:hAnsi="Microsoft YaHei" w:eastAsia="Microsoft YaHei"/>
+                <w:b w:val="0"/>
+                <w:sz w:val="19"/>
+              </w:rPr>
+              <w:t>Android 原型与 APK 构建</w:t>
+            </w:r>
+          </w:p>
+        </w:tc>
+      </w:tr>
+      <w:tr>
+        <w:tc>
+          <w:tcPr>
+            <w:tcW w:type="dxa" w:w="3362"/>
+            <w:shd w:fill="F8FFF2"/>
+          </w:tcPr>
+          <w:p>
+            <w:r/>
+            <w:r>
+              <w:rPr>
+                <w:rFonts w:ascii="Microsoft YaHei" w:hAnsi="Microsoft YaHei" w:eastAsia="Microsoft YaHei"/>
+                <w:b w:val="0"/>
+                <w:sz w:val="19"/>
+              </w:rPr>
+              <w:t>状态管理</w:t>
+            </w:r>
+          </w:p>
+        </w:tc>
+        <w:tc>
+          <w:tcPr>
+            <w:tcW w:type="dxa" w:w="3362"/>
+            <w:shd w:fill="F8FFF2"/>
+          </w:tcPr>
+          <w:p>
+            <w:r/>
+            <w:r>
+              <w:rPr>
+                <w:rFonts w:ascii="Microsoft YaHei" w:hAnsi="Microsoft YaHei" w:eastAsia="Microsoft YaHei"/>
+                <w:b w:val="0"/>
+                <w:sz w:val="19"/>
+              </w:rPr>
+              <w:t>Riverpod</w:t>
+            </w:r>
+          </w:p>
+        </w:tc>
+        <w:tc>
+          <w:tcPr>
+            <w:tcW w:type="dxa" w:w="3362"/>
+            <w:shd w:fill="F8FFF2"/>
+          </w:tcPr>
+          <w:p>
+            <w:r/>
+            <w:r>
+              <w:rPr>
+                <w:rFonts w:ascii="Microsoft YaHei" w:hAnsi="Microsoft YaHei" w:eastAsia="Microsoft YaHei"/>
+                <w:b w:val="0"/>
+                <w:sz w:val="19"/>
+              </w:rPr>
+              <w:t>主流程状态集中管理</w:t>
+            </w:r>
+          </w:p>
+        </w:tc>
+      </w:tr>
+      <w:tr>
+        <w:tc>
+          <w:tcPr>
+            <w:tcW w:type="dxa" w:w="3362"/>
+          </w:tcPr>
+          <w:p>
+            <w:r/>
+            <w:r>
+              <w:rPr>
+                <w:rFonts w:ascii="Microsoft YaHei" w:hAnsi="Microsoft YaHei" w:eastAsia="Microsoft YaHei"/>
+                <w:b w:val="0"/>
+                <w:sz w:val="19"/>
+              </w:rPr>
+              <w:t>AI 能力</w:t>
+            </w:r>
+          </w:p>
+        </w:tc>
+        <w:tc>
+          <w:tcPr>
+            <w:tcW w:type="dxa" w:w="3362"/>
+          </w:tcPr>
+          <w:p>
+            <w:r/>
+            <w:r>
+              <w:rPr>
+                <w:rFonts w:ascii="Microsoft YaHei" w:hAnsi="Microsoft YaHei" w:eastAsia="Microsoft YaHei"/>
+                <w:b w:val="0"/>
+                <w:sz w:val="19"/>
+              </w:rPr>
+              <w:t>AgentServiceFacade</w:t>
+            </w:r>
+          </w:p>
+        </w:tc>
+        <w:tc>
+          <w:tcPr>
+            <w:tcW w:type="dxa" w:w="3362"/>
+          </w:tcPr>
+          <w:p>
+            <w:r/>
+            <w:r>
+              <w:rPr>
+                <w:rFonts w:ascii="Microsoft YaHei" w:hAnsi="Microsoft YaHei" w:eastAsia="Microsoft YaHei"/>
+                <w:b w:val="0"/>
+                <w:sz w:val="19"/>
+              </w:rPr>
+              <w:t>统一封装 OCR、ASR、视觉、LLM 与 Demo response</w:t>
+            </w:r>
+          </w:p>
+        </w:tc>
+      </w:tr>
+      <w:tr>
+        <w:tc>
+          <w:tcPr>
+            <w:tcW w:type="dxa" w:w="3362"/>
+            <w:shd w:fill="F8FFF2"/>
+          </w:tcPr>
+          <w:p>
+            <w:r/>
+            <w:r>
+              <w:rPr>
+                <w:rFonts w:ascii="Microsoft YaHei" w:hAnsi="Microsoft YaHei" w:eastAsia="Microsoft YaHei"/>
+                <w:b w:val="0"/>
+                <w:sz w:val="19"/>
+              </w:rPr>
+              <w:t>匹配能力</w:t>
+            </w:r>
+          </w:p>
+        </w:tc>
+        <w:tc>
+          <w:tcPr>
+            <w:tcW w:type="dxa" w:w="3362"/>
+            <w:shd w:fill="F8FFF2"/>
+          </w:tcPr>
+          <w:p>
+            <w:r/>
+            <w:r>
+              <w:rPr>
+                <w:rFonts w:ascii="Microsoft YaHei" w:hAnsi="Microsoft YaHei" w:eastAsia="Microsoft YaHei"/>
+                <w:b w:val="0"/>
+                <w:sz w:val="19"/>
+              </w:rPr>
+              <w:t>VolunteerMatchingFacade</w:t>
+            </w:r>
+          </w:p>
+        </w:tc>
+        <w:tc>
+          <w:tcPr>
+            <w:tcW w:type="dxa" w:w="3362"/>
+            <w:shd w:fill="F8FFF2"/>
+          </w:tcPr>
+          <w:p>
+            <w:r/>
+            <w:r>
+              <w:rPr>
+                <w:rFonts w:ascii="Microsoft YaHei" w:hAnsi="Microsoft YaHei" w:eastAsia="Microsoft YaHei"/>
+                <w:b w:val="0"/>
+                <w:sz w:val="19"/>
+              </w:rPr>
+              <w:t>统一计算候选志愿者排序</w:t>
+            </w:r>
+          </w:p>
+        </w:tc>
+      </w:tr>
+      <w:tr>
+        <w:tc>
+          <w:tcPr>
+            <w:tcW w:type="dxa" w:w="3362"/>
+          </w:tcPr>
+          <w:p>
+            <w:r/>
+            <w:r>
+              <w:rPr>
+                <w:rFonts w:ascii="Microsoft YaHei" w:hAnsi="Microsoft YaHei" w:eastAsia="Microsoft YaHei"/>
+                <w:b w:val="0"/>
+                <w:sz w:val="19"/>
+              </w:rPr>
+              <w:t>通话能力</w:t>
+            </w:r>
+          </w:p>
+        </w:tc>
+        <w:tc>
+          <w:tcPr>
+            <w:tcW w:type="dxa" w:w="3362"/>
+          </w:tcPr>
+          <w:p>
+            <w:r/>
+            <w:r>
+              <w:rPr>
+                <w:rFonts w:ascii="Microsoft YaHei" w:hAnsi="Microsoft YaHei" w:eastAsia="Microsoft YaHei"/>
+                <w:b w:val="0"/>
+                <w:sz w:val="19"/>
+              </w:rPr>
+              <w:t>CallSessionFacade</w:t>
+            </w:r>
+          </w:p>
+        </w:tc>
+        <w:tc>
+          <w:tcPr>
+            <w:tcW w:type="dxa" w:w="3362"/>
+          </w:tcPr>
+          <w:p>
+            <w:r/>
+            <w:r>
+              <w:rPr>
+                <w:rFonts w:ascii="Microsoft YaHei" w:hAnsi="Microsoft YaHei" w:eastAsia="Microsoft YaHei"/>
+                <w:b w:val="0"/>
+                <w:sz w:val="19"/>
+              </w:rPr>
+              <w:t>Demo Call 与未来 WebRTC 适配</w:t>
+            </w:r>
+          </w:p>
+        </w:tc>
+      </w:tr>
+      <w:tr>
+        <w:tc>
+          <w:tcPr>
+            <w:tcW w:type="dxa" w:w="3362"/>
+            <w:shd w:fill="F8FFF2"/>
+          </w:tcPr>
+          <w:p>
+            <w:r/>
+            <w:r>
+              <w:rPr>
+                <w:rFonts w:ascii="Microsoft YaHei" w:hAnsi="Microsoft YaHei" w:eastAsia="Microsoft YaHei"/>
+                <w:b w:val="0"/>
+                <w:sz w:val="19"/>
+              </w:rPr>
+              <w:t>SOS 能力</w:t>
+            </w:r>
+          </w:p>
+        </w:tc>
+        <w:tc>
+          <w:tcPr>
+            <w:tcW w:type="dxa" w:w="3362"/>
+            <w:shd w:fill="F8FFF2"/>
+          </w:tcPr>
+          <w:p>
+            <w:r/>
+            <w:r>
+              <w:rPr>
+                <w:rFonts w:ascii="Microsoft YaHei" w:hAnsi="Microsoft YaHei" w:eastAsia="Microsoft YaHei"/>
+                <w:b w:val="0"/>
+                <w:sz w:val="19"/>
+              </w:rPr>
+              <w:t>SosFacade</w:t>
+            </w:r>
+          </w:p>
+        </w:tc>
+        <w:tc>
+          <w:tcPr>
+            <w:tcW w:type="dxa" w:w="3362"/>
+            <w:shd w:fill="F8FFF2"/>
+          </w:tcPr>
+          <w:p>
+            <w:r/>
+            <w:r>
+              <w:rPr>
+                <w:rFonts w:ascii="Microsoft YaHei" w:hAnsi="Microsoft YaHei" w:eastAsia="Microsoft YaHei"/>
+                <w:b w:val="0"/>
+                <w:sz w:val="19"/>
+              </w:rPr>
+              <w:t>撤销、广播、联系人通知的状态机</w:t>
+            </w:r>
+          </w:p>
+        </w:tc>
+      </w:tr>
+      <w:tr>
+        <w:tc>
+          <w:tcPr>
+            <w:tcW w:type="dxa" w:w="3362"/>
+          </w:tcPr>
+          <w:p>
+            <w:r/>
+            <w:r>
+              <w:rPr>
+                <w:rFonts w:ascii="Microsoft YaHei" w:hAnsi="Microsoft YaHei" w:eastAsia="Microsoft YaHei"/>
+                <w:b w:val="0"/>
+                <w:sz w:val="19"/>
+              </w:rPr>
+              <w:t>无障碍</w:t>
+            </w:r>
+          </w:p>
+        </w:tc>
+        <w:tc>
+          <w:tcPr>
+            <w:tcW w:type="dxa" w:w="3362"/>
+          </w:tcPr>
+          <w:p>
+            <w:r/>
+            <w:r>
+              <w:rPr>
+                <w:rFonts w:ascii="Microsoft YaHei" w:hAnsi="Microsoft YaHei" w:eastAsia="Microsoft YaHei"/>
+                <w:b w:val="0"/>
+                <w:sz w:val="19"/>
+              </w:rPr>
+              <w:t>Semantics + 大字体布局</w:t>
+            </w:r>
+          </w:p>
+        </w:tc>
+        <w:tc>
+          <w:tcPr>
+            <w:tcW w:type="dxa" w:w="3362"/>
+          </w:tcPr>
+          <w:p>
+            <w:r/>
+            <w:r>
+              <w:rPr>
+                <w:rFonts w:ascii="Microsoft YaHei" w:hAnsi="Microsoft YaHei" w:eastAsia="Microsoft YaHei"/>
+                <w:b w:val="0"/>
+                <w:sz w:val="19"/>
+              </w:rPr>
+              <w:t>支持读屏、动态字体和高对比</w:t>
+            </w:r>
+          </w:p>
+        </w:tc>
+      </w:tr>
+    </w:tbl>
+    <w:p/>
+    <w:p/>
+    <w:p>
+      <w:pPr>
+        <w:pStyle w:val="Heading3"/>
+      </w:pPr>
+      <w:r>
+        <w:t>6.2 Demo/Real 双轨架构</w:t>
+      </w:r>
+    </w:p>
+    <w:p/>
+    <w:tbl>
+      <w:tblPr>
+        <w:tblStyle w:val="TableGrid"/>
+        <w:tblW w:type="auto" w:w="0"/>
+        <w:tblLook w:firstColumn="1" w:firstRow="1" w:lastColumn="0" w:lastRow="0" w:noHBand="0" w:noVBand="1" w:val="04A0"/>
+      </w:tblPr>
+      <w:tblGrid>
+        <w:gridCol w:w="3362"/>
+        <w:gridCol w:w="3362"/>
+        <w:gridCol w:w="3362"/>
+      </w:tblGrid>
+      <w:tr>
+        <w:tc>
+          <w:tcPr>
+            <w:tcW w:type="dxa" w:w="3362"/>
+            <w:shd w:fill="EADFFF"/>
+          </w:tcPr>
+          <w:p>
+            <w:r/>
+            <w:r>
+              <w:rPr>
+                <w:rFonts w:ascii="Microsoft YaHei" w:hAnsi="Microsoft YaHei" w:eastAsia="Microsoft YaHei"/>
+                <w:b/>
+                <w:sz w:val="20"/>
+              </w:rPr>
+              <w:t>模式</w:t>
+            </w:r>
+          </w:p>
+        </w:tc>
+        <w:tc>
+          <w:tcPr>
+            <w:tcW w:type="dxa" w:w="3362"/>
+            <w:shd w:fill="EADFFF"/>
+          </w:tcPr>
+          <w:p>
+            <w:r/>
+            <w:r>
+              <w:rPr>
+                <w:rFonts w:ascii="Microsoft YaHei" w:hAnsi="Microsoft YaHei" w:eastAsia="Microsoft YaHei"/>
+                <w:b/>
+                <w:sz w:val="20"/>
+              </w:rPr>
+              <w:t>用途</w:t>
+            </w:r>
+          </w:p>
+        </w:tc>
+        <w:tc>
+          <w:tcPr>
+            <w:tcW w:type="dxa" w:w="3362"/>
+            <w:shd w:fill="EADFFF"/>
+          </w:tcPr>
+          <w:p>
+            <w:r/>
+            <w:r>
+              <w:rPr>
+                <w:rFonts w:ascii="Microsoft YaHei" w:hAnsi="Microsoft YaHei" w:eastAsia="Microsoft YaHei"/>
+                <w:b/>
+                <w:sz w:val="20"/>
+              </w:rPr>
+              <w:t>当前策略</w:t>
+            </w:r>
+          </w:p>
+        </w:tc>
+      </w:tr>
+      <w:tr>
+        <w:tc>
+          <w:tcPr>
+            <w:tcW w:type="dxa" w:w="3362"/>
+          </w:tcPr>
+          <w:p>
+            <w:r/>
+            <w:r>
+              <w:rPr>
+                <w:rFonts w:ascii="Microsoft YaHei" w:hAnsi="Microsoft YaHei" w:eastAsia="Microsoft YaHei"/>
+                <w:b w:val="0"/>
+                <w:sz w:val="19"/>
+              </w:rPr>
+              <w:t>DemoMode</w:t>
+            </w:r>
+          </w:p>
+        </w:tc>
+        <w:tc>
+          <w:tcPr>
+            <w:tcW w:type="dxa" w:w="3362"/>
+          </w:tcPr>
+          <w:p>
+            <w:r/>
+            <w:r>
+              <w:rPr>
+                <w:rFonts w:ascii="Microsoft YaHei" w:hAnsi="Microsoft YaHei" w:eastAsia="Microsoft YaHei"/>
+                <w:b w:val="0"/>
+                <w:sz w:val="19"/>
+              </w:rPr>
+              <w:t>比赛默认演示</w:t>
+            </w:r>
+          </w:p>
+        </w:tc>
+        <w:tc>
+          <w:tcPr>
+            <w:tcW w:type="dxa" w:w="3362"/>
+          </w:tcPr>
+          <w:p>
+            <w:r/>
+            <w:r>
+              <w:rPr>
+                <w:rFonts w:ascii="Microsoft YaHei" w:hAnsi="Microsoft YaHei" w:eastAsia="Microsoft YaHei"/>
+                <w:b w:val="0"/>
+                <w:sz w:val="19"/>
+              </w:rPr>
+              <w:t>本地确定性数据，保证 3 分钟主线可跑</w:t>
+            </w:r>
+          </w:p>
+        </w:tc>
+      </w:tr>
+      <w:tr>
+        <w:tc>
+          <w:tcPr>
+            <w:tcW w:type="dxa" w:w="3362"/>
+            <w:shd w:fill="F8FFF2"/>
+          </w:tcPr>
+          <w:p>
+            <w:r/>
+            <w:r>
+              <w:rPr>
+                <w:rFonts w:ascii="Microsoft YaHei" w:hAnsi="Microsoft YaHei" w:eastAsia="Microsoft YaHei"/>
+                <w:b w:val="0"/>
+                <w:sz w:val="19"/>
+              </w:rPr>
+              <w:t>MockIntegration</w:t>
+            </w:r>
+          </w:p>
+        </w:tc>
+        <w:tc>
+          <w:tcPr>
+            <w:tcW w:type="dxa" w:w="3362"/>
+            <w:shd w:fill="F8FFF2"/>
+          </w:tcPr>
+          <w:p>
+            <w:r/>
+            <w:r>
+              <w:rPr>
+                <w:rFonts w:ascii="Microsoft YaHei" w:hAnsi="Microsoft YaHei" w:eastAsia="Microsoft YaHei"/>
+                <w:b w:val="0"/>
+                <w:sz w:val="19"/>
+              </w:rPr>
+              <w:t>模拟外部服务</w:t>
+            </w:r>
+          </w:p>
+        </w:tc>
+        <w:tc>
+          <w:tcPr>
+            <w:tcW w:type="dxa" w:w="3362"/>
+            <w:shd w:fill="F8FFF2"/>
+          </w:tcPr>
+          <w:p>
+            <w:r/>
+            <w:r>
+              <w:rPr>
+                <w:rFonts w:ascii="Microsoft YaHei" w:hAnsi="Microsoft YaHei" w:eastAsia="Microsoft YaHei"/>
+                <w:b w:val="0"/>
+                <w:sz w:val="19"/>
+              </w:rPr>
+              <w:t>模拟推送、通话、联系人通知</w:t>
+            </w:r>
+          </w:p>
+        </w:tc>
+      </w:tr>
+      <w:tr>
+        <w:tc>
+          <w:tcPr>
+            <w:tcW w:type="dxa" w:w="3362"/>
+          </w:tcPr>
+          <w:p>
+            <w:r/>
+            <w:r>
+              <w:rPr>
+                <w:rFonts w:ascii="Microsoft YaHei" w:hAnsi="Microsoft YaHei" w:eastAsia="Microsoft YaHei"/>
+                <w:b w:val="0"/>
+                <w:sz w:val="19"/>
+              </w:rPr>
+              <w:t>RealMode</w:t>
+            </w:r>
+          </w:p>
+        </w:tc>
+        <w:tc>
+          <w:tcPr>
+            <w:tcW w:type="dxa" w:w="3362"/>
+          </w:tcPr>
+          <w:p>
+            <w:r/>
+            <w:r>
+              <w:rPr>
+                <w:rFonts w:ascii="Microsoft YaHei" w:hAnsi="Microsoft YaHei" w:eastAsia="Microsoft YaHei"/>
+                <w:b w:val="0"/>
+                <w:sz w:val="19"/>
+              </w:rPr>
+              <w:t>后续真实部署</w:t>
+            </w:r>
+          </w:p>
+        </w:tc>
+        <w:tc>
+          <w:tcPr>
+            <w:tcW w:type="dxa" w:w="3362"/>
+          </w:tcPr>
+          <w:p>
+            <w:r/>
+            <w:r>
+              <w:rPr>
+                <w:rFonts w:ascii="Microsoft YaHei" w:hAnsi="Microsoft YaHei" w:eastAsia="Microsoft YaHei"/>
+                <w:b w:val="0"/>
+                <w:sz w:val="19"/>
+              </w:rPr>
+              <w:t>AI API、WebRTC、推送、位置服务放在适配器后方</w:t>
+            </w:r>
+          </w:p>
+        </w:tc>
+      </w:tr>
+    </w:tbl>
+    <w:p/>
+    <w:p/>
+    <w:p>
+      <w:pPr>
+        <w:pStyle w:val="Heading3"/>
+      </w:pPr>
+      <w:r>
+        <w:t>6.3 主要状态机</w:t>
+      </w:r>
+    </w:p>
+    <w:p/>
+    <w:p>
+      <w:pPr>
+        <w:spacing w:after="20"/>
+        <w:ind w:left="283"/>
+        <w:shd w:fill="F3F4F6"/>
+      </w:pPr>
+      <w:r>
+        <w:rPr>
+          <w:rFonts w:ascii="Consolas" w:hAnsi="Consolas"/>
+          <w:sz w:val="18"/>
+        </w:rPr>
+        <w:t>created</w:t>
+      </w:r>
+    </w:p>
+    <w:p>
+      <w:pPr>
+        <w:spacing w:after="20"/>
+        <w:ind w:left="283"/>
+        <w:shd w:fill="F3F4F6"/>
+      </w:pPr>
+      <w:r>
+        <w:rPr>
+          <w:rFonts w:ascii="Consolas" w:hAnsi="Consolas"/>
+          <w:sz w:val="18"/>
+        </w:rPr>
+        <w:t xml:space="preserve">  -&gt; ai_processing</w:t>
+      </w:r>
+    </w:p>
+    <w:p>
+      <w:pPr>
+        <w:spacing w:after="20"/>
+        <w:ind w:left="283"/>
+        <w:shd w:fill="F3F4F6"/>
+      </w:pPr>
+      <w:r>
+        <w:rPr>
+          <w:rFonts w:ascii="Consolas" w:hAnsi="Consolas"/>
+          <w:sz w:val="18"/>
+        </w:rPr>
+        <w:t xml:space="preserve">  -&gt; ai_resolved / matching / SOS</w:t>
+      </w:r>
+    </w:p>
+    <w:p>
+      <w:pPr>
+        <w:spacing w:after="20"/>
+        <w:ind w:left="283"/>
+        <w:shd w:fill="F3F4F6"/>
+      </w:pPr>
+      <w:r>
+        <w:rPr>
+          <w:rFonts w:ascii="Consolas" w:hAnsi="Consolas"/>
+          <w:sz w:val="18"/>
+        </w:rPr>
+        <w:t>matching</w:t>
+      </w:r>
+    </w:p>
+    <w:p>
+      <w:pPr>
+        <w:spacing w:after="20"/>
+        <w:ind w:left="283"/>
+        <w:shd w:fill="F3F4F6"/>
+      </w:pPr>
+      <w:r>
+        <w:rPr>
+          <w:rFonts w:ascii="Consolas" w:hAnsi="Consolas"/>
+          <w:sz w:val="18"/>
+        </w:rPr>
+        <w:t xml:space="preserve">  -&gt; connected / expired / cancelled</w:t>
+      </w:r>
+    </w:p>
+    <w:p>
+      <w:pPr>
+        <w:spacing w:after="20"/>
+        <w:ind w:left="283"/>
+        <w:shd w:fill="F3F4F6"/>
+      </w:pPr>
+      <w:r>
+        <w:rPr>
+          <w:rFonts w:ascii="Consolas" w:hAnsi="Consolas"/>
+          <w:sz w:val="18"/>
+        </w:rPr>
+        <w:t>connected</w:t>
+      </w:r>
+    </w:p>
+    <w:p>
+      <w:pPr>
+        <w:spacing w:after="20"/>
+        <w:ind w:left="283"/>
+        <w:shd w:fill="F3F4F6"/>
+      </w:pPr>
+      <w:r>
+        <w:rPr>
+          <w:rFonts w:ascii="Consolas" w:hAnsi="Consolas"/>
+          <w:sz w:val="18"/>
+        </w:rPr>
+        <w:t xml:space="preserve">  -&gt; completed / matching</w:t>
+      </w:r>
+    </w:p>
+    <w:p/>
+    <w:p>
+      <w:r>
+        <w:rPr>
+          <w:rFonts w:ascii="Microsoft YaHei" w:hAnsi="Microsoft YaHei" w:eastAsia="Microsoft YaHei"/>
+          <w:sz w:val="21"/>
+        </w:rPr>
+        <w:t>每个状态都对应用户可见 UI、读屏文案、失败回退和日志记录。项目避免出现“AI 失败后没有去路”的死路。</w:t>
+      </w:r>
+    </w:p>
+    <w:p/>
+    <w:p>
+      <w:pPr>
+        <w:pStyle w:val="Heading2"/>
+      </w:pPr>
+      <w:r>
+        <w:t>7. 技术调研与对比分析</w:t>
+      </w:r>
+    </w:p>
+    <w:p/>
+    <w:tbl>
+      <w:tblPr>
+        <w:tblStyle w:val="TableGrid"/>
+        <w:tblW w:type="auto" w:w="0"/>
+        <w:tblLook w:firstColumn="1" w:firstRow="1" w:lastColumn="0" w:lastRow="0" w:noHBand="0" w:noVBand="1" w:val="04A0"/>
+      </w:tblPr>
+      <w:tblGrid>
+        <w:gridCol w:w="2521"/>
+        <w:gridCol w:w="2521"/>
+        <w:gridCol w:w="2521"/>
+        <w:gridCol w:w="2521"/>
+      </w:tblGrid>
+      <w:tr>
+        <w:tc>
+          <w:tcPr>
+            <w:tcW w:type="dxa" w:w="2521"/>
+            <w:shd w:fill="EADFFF"/>
+          </w:tcPr>
+          <w:p>
+            <w:r/>
+            <w:r>
+              <w:rPr>
+                <w:rFonts w:ascii="Microsoft YaHei" w:hAnsi="Microsoft YaHei" w:eastAsia="Microsoft YaHei"/>
+                <w:b/>
+                <w:sz w:val="20"/>
+              </w:rPr>
+              <w:t>对比对象</w:t>
+            </w:r>
+          </w:p>
+        </w:tc>
+        <w:tc>
+          <w:tcPr>
+            <w:tcW w:type="dxa" w:w="2521"/>
+            <w:shd w:fill="EADFFF"/>
+          </w:tcPr>
+          <w:p>
+            <w:r/>
+            <w:r>
+              <w:rPr>
+                <w:rFonts w:ascii="Microsoft YaHei" w:hAnsi="Microsoft YaHei" w:eastAsia="Microsoft YaHei"/>
+                <w:b/>
+                <w:sz w:val="20"/>
               </w:rPr>
               <w:t>优势</w:t>
             </w:r>
@@ -260,21 +2428,35 @@
         </w:tc>
         <w:tc>
           <w:tcPr>
-            <w:tcW w:type="dxa" w:w="2436"/>
+            <w:tcW w:type="dxa" w:w="2521"/>
+            <w:shd w:fill="EADFFF"/>
           </w:tcPr>
           <w:p>
-            <w:r>
-              <w:rPr>
-                <w:b/>
-              </w:rPr>
-            </w:r>
+            <w:r/>
             <w:r>
               <w:rPr>
                 <w:rFonts w:ascii="Microsoft YaHei" w:hAnsi="Microsoft YaHei" w:eastAsia="Microsoft YaHei"/>
                 <w:b/>
-                <w:sz w:val="21"/>
+                <w:sz w:val="20"/>
               </w:rPr>
               <w:t>局限</w:t>
+            </w:r>
+          </w:p>
+        </w:tc>
+        <w:tc>
+          <w:tcPr>
+            <w:tcW w:type="dxa" w:w="2521"/>
+            <w:shd w:fill="EADFFF"/>
+          </w:tcPr>
+          <w:p>
+            <w:r/>
+            <w:r>
+              <w:rPr>
+                <w:rFonts w:ascii="Microsoft YaHei" w:hAnsi="Microsoft YaHei" w:eastAsia="Microsoft YaHei"/>
+                <w:b/>
+                <w:sz w:val="20"/>
+              </w:rPr>
+              <w:t>LinkAble 的改进</w:t>
             </w:r>
           </w:p>
         </w:tc>
@@ -282,61 +2464,65 @@
       <w:tr>
         <w:tc>
           <w:tcPr>
-            <w:tcW w:type="dxa" w:w="2436"/>
+            <w:tcW w:type="dxa" w:w="2521"/>
           </w:tcPr>
           <w:p>
             <w:r/>
             <w:r>
               <w:rPr>
                 <w:rFonts w:ascii="Microsoft YaHei" w:hAnsi="Microsoft YaHei" w:eastAsia="Microsoft YaHei"/>
-                <w:sz w:val="21"/>
+                <w:b w:val="0"/>
+                <w:sz w:val="19"/>
               </w:rPr>
-              <w:t>单点辅助工具</w:t>
+              <w:t>OCR/读屏类工具</w:t>
             </w:r>
           </w:p>
         </w:tc>
         <w:tc>
           <w:tcPr>
-            <w:tcW w:type="dxa" w:w="2436"/>
+            <w:tcW w:type="dxa" w:w="2521"/>
           </w:tcPr>
           <w:p>
             <w:r/>
             <w:r>
               <w:rPr>
                 <w:rFonts w:ascii="Microsoft YaHei" w:hAnsi="Microsoft YaHei" w:eastAsia="Microsoft YaHei"/>
-                <w:sz w:val="21"/>
+                <w:b w:val="0"/>
+                <w:sz w:val="19"/>
               </w:rPr>
-              <w:t>OCR、读屏、颜色识别、语音助手</w:t>
+              <w:t>单点功能成熟，响应快</w:t>
             </w:r>
           </w:p>
         </w:tc>
         <w:tc>
           <w:tcPr>
-            <w:tcW w:type="dxa" w:w="2436"/>
+            <w:tcW w:type="dxa" w:w="2521"/>
           </w:tcPr>
           <w:p>
             <w:r/>
             <w:r>
               <w:rPr>
                 <w:rFonts w:ascii="Microsoft YaHei" w:hAnsi="Microsoft YaHei" w:eastAsia="Microsoft YaHei"/>
-                <w:sz w:val="21"/>
+                <w:b w:val="0"/>
+                <w:sz w:val="19"/>
               </w:rPr>
-              <w:t>功能明确，响应快</w:t>
+              <w:t>不能判断是否需要真人或 SOS</w:t>
             </w:r>
           </w:p>
         </w:tc>
         <w:tc>
           <w:tcPr>
-            <w:tcW w:type="dxa" w:w="2436"/>
+            <w:tcW w:type="dxa" w:w="2521"/>
           </w:tcPr>
           <w:p>
             <w:r/>
             <w:r>
               <w:rPr>
                 <w:rFonts w:ascii="Microsoft YaHei" w:hAnsi="Microsoft YaHei" w:eastAsia="Microsoft YaHei"/>
-                <w:sz w:val="21"/>
+                <w:b w:val="0"/>
+                <w:sz w:val="19"/>
               </w:rPr>
-              <w:t>功能割裂，无法完成风险分流和服务调度</w:t>
+              <w:t>把 OCR 结果放入 Agent 决策链</w:t>
             </w:r>
           </w:p>
         </w:tc>
@@ -344,14 +2530,16 @@
       <w:tr>
         <w:tc>
           <w:tcPr>
-            <w:tcW w:type="dxa" w:w="2436"/>
+            <w:tcW w:type="dxa" w:w="2521"/>
+            <w:shd w:fill="F8FFF2"/>
           </w:tcPr>
           <w:p>
             <w:r/>
             <w:r>
               <w:rPr>
                 <w:rFonts w:ascii="Microsoft YaHei" w:hAnsi="Microsoft YaHei" w:eastAsia="Microsoft YaHei"/>
-                <w:sz w:val="21"/>
+                <w:b w:val="0"/>
+                <w:sz w:val="19"/>
               </w:rPr>
               <w:t>通用大模型聊天</w:t>
             </w:r>
@@ -359,46 +2547,52 @@
         </w:tc>
         <w:tc>
           <w:tcPr>
-            <w:tcW w:type="dxa" w:w="2436"/>
+            <w:tcW w:type="dxa" w:w="2521"/>
+            <w:shd w:fill="F8FFF2"/>
           </w:tcPr>
           <w:p>
             <w:r/>
             <w:r>
               <w:rPr>
                 <w:rFonts w:ascii="Microsoft YaHei" w:hAnsi="Microsoft YaHei" w:eastAsia="Microsoft YaHei"/>
-                <w:sz w:val="21"/>
+                <w:b w:val="0"/>
+                <w:sz w:val="19"/>
               </w:rPr>
-              <w:t>问答、翻译、图像描述</w:t>
+              <w:t>语言理解和内容生成强</w:t>
             </w:r>
           </w:p>
         </w:tc>
         <w:tc>
           <w:tcPr>
-            <w:tcW w:type="dxa" w:w="2436"/>
+            <w:tcW w:type="dxa" w:w="2521"/>
+            <w:shd w:fill="F8FFF2"/>
           </w:tcPr>
           <w:p>
             <w:r/>
             <w:r>
               <w:rPr>
                 <w:rFonts w:ascii="Microsoft YaHei" w:hAnsi="Microsoft YaHei" w:eastAsia="Microsoft YaHei"/>
-                <w:sz w:val="21"/>
+                <w:b w:val="0"/>
+                <w:sz w:val="19"/>
               </w:rPr>
-              <w:t>泛化能力强，交互自然</w:t>
+              <w:t>缺少服务状态机和安全兜底</w:t>
             </w:r>
           </w:p>
         </w:tc>
         <w:tc>
           <w:tcPr>
-            <w:tcW w:type="dxa" w:w="2436"/>
+            <w:tcW w:type="dxa" w:w="2521"/>
+            <w:shd w:fill="F8FFF2"/>
           </w:tcPr>
           <w:p>
             <w:r/>
             <w:r>
               <w:rPr>
                 <w:rFonts w:ascii="Microsoft YaHei" w:hAnsi="Microsoft YaHei" w:eastAsia="Microsoft YaHei"/>
-                <w:sz w:val="21"/>
+                <w:b w:val="0"/>
+                <w:sz w:val="19"/>
               </w:rPr>
-              <w:t>缺少求助状态机，不保证低置信转人工，不适合紧急场景独立闭环</w:t>
+              <w:t>输出 intent、urgency、confidence 和 next_action</w:t>
             </w:r>
           </w:p>
         </w:tc>
@@ -406,437 +2600,225 @@
       <w:tr>
         <w:tc>
           <w:tcPr>
-            <w:tcW w:type="dxa" w:w="2436"/>
+            <w:tcW w:type="dxa" w:w="2521"/>
           </w:tcPr>
           <w:p>
             <w:r/>
             <w:r>
               <w:rPr>
                 <w:rFonts w:ascii="Microsoft YaHei" w:hAnsi="Microsoft YaHei" w:eastAsia="Microsoft YaHei"/>
-                <w:sz w:val="21"/>
+                <w:b w:val="0"/>
+                <w:sz w:val="19"/>
               </w:rPr>
-              <w:t>公益互助平台</w:t>
+              <w:t>志愿者互助平台</w:t>
             </w:r>
           </w:p>
         </w:tc>
         <w:tc>
           <w:tcPr>
-            <w:tcW w:type="dxa" w:w="2436"/>
+            <w:tcW w:type="dxa" w:w="2521"/>
           </w:tcPr>
           <w:p>
             <w:r/>
             <w:r>
               <w:rPr>
                 <w:rFonts w:ascii="Microsoft YaHei" w:hAnsi="Microsoft YaHei" w:eastAsia="Microsoft YaHei"/>
-                <w:sz w:val="21"/>
+                <w:b w:val="0"/>
+                <w:sz w:val="19"/>
               </w:rPr>
-              <w:t>志愿者报名、帮助信息发布</w:t>
+              <w:t>有人类协助能力</w:t>
             </w:r>
           </w:p>
         </w:tc>
         <w:tc>
           <w:tcPr>
-            <w:tcW w:type="dxa" w:w="2436"/>
+            <w:tcW w:type="dxa" w:w="2521"/>
           </w:tcPr>
           <w:p>
             <w:r/>
             <w:r>
               <w:rPr>
                 <w:rFonts w:ascii="Microsoft YaHei" w:hAnsi="Microsoft YaHei" w:eastAsia="Microsoft YaHei"/>
-                <w:sz w:val="21"/>
+                <w:b w:val="0"/>
+                <w:sz w:val="19"/>
               </w:rPr>
-              <w:t>有真人服务资源</w:t>
+              <w:t>需求描述不标准，匹配慢</w:t>
             </w:r>
           </w:p>
         </w:tc>
         <w:tc>
           <w:tcPr>
-            <w:tcW w:type="dxa" w:w="2436"/>
+            <w:tcW w:type="dxa" w:w="2521"/>
           </w:tcPr>
           <w:p>
             <w:r/>
             <w:r>
               <w:rPr>
                 <w:rFonts w:ascii="Microsoft YaHei" w:hAnsi="Microsoft YaHei" w:eastAsia="Microsoft YaHei"/>
-                <w:sz w:val="21"/>
+                <w:b w:val="0"/>
+                <w:sz w:val="19"/>
               </w:rPr>
-              <w:t>首次响应慢，需求描述不标准，匹配与安全控制不足</w:t>
+              <w:t>AI 先整理任务，再匹配合适志愿者</w:t>
+            </w:r>
+          </w:p>
+        </w:tc>
+      </w:tr>
+      <w:tr>
+        <w:tc>
+          <w:tcPr>
+            <w:tcW w:type="dxa" w:w="2521"/>
+            <w:shd w:fill="F8FFF2"/>
+          </w:tcPr>
+          <w:p>
+            <w:r/>
+            <w:r>
+              <w:rPr>
+                <w:rFonts w:ascii="Microsoft YaHei" w:hAnsi="Microsoft YaHei" w:eastAsia="Microsoft YaHei"/>
+                <w:b w:val="0"/>
+                <w:sz w:val="19"/>
+              </w:rPr>
+              <w:t>医院/社区线下服务</w:t>
+            </w:r>
+          </w:p>
+        </w:tc>
+        <w:tc>
+          <w:tcPr>
+            <w:tcW w:type="dxa" w:w="2521"/>
+            <w:shd w:fill="F8FFF2"/>
+          </w:tcPr>
+          <w:p>
+            <w:r/>
+            <w:r>
+              <w:rPr>
+                <w:rFonts w:ascii="Microsoft YaHei" w:hAnsi="Microsoft YaHei" w:eastAsia="Microsoft YaHei"/>
+                <w:b w:val="0"/>
+                <w:sz w:val="19"/>
+              </w:rPr>
+              <w:t>可信度高</w:t>
+            </w:r>
+          </w:p>
+        </w:tc>
+        <w:tc>
+          <w:tcPr>
+            <w:tcW w:type="dxa" w:w="2521"/>
+            <w:shd w:fill="F8FFF2"/>
+          </w:tcPr>
+          <w:p>
+            <w:r/>
+            <w:r>
+              <w:rPr>
+                <w:rFonts w:ascii="Microsoft YaHei" w:hAnsi="Microsoft YaHei" w:eastAsia="Microsoft YaHei"/>
+                <w:b w:val="0"/>
+                <w:sz w:val="19"/>
+              </w:rPr>
+              <w:t>服务入口分散，响应时空受限</w:t>
+            </w:r>
+          </w:p>
+        </w:tc>
+        <w:tc>
+          <w:tcPr>
+            <w:tcW w:type="dxa" w:w="2521"/>
+            <w:shd w:fill="F8FFF2"/>
+          </w:tcPr>
+          <w:p>
+            <w:r/>
+            <w:r>
+              <w:rPr>
+                <w:rFonts w:ascii="Microsoft YaHei" w:hAnsi="Microsoft YaHei" w:eastAsia="Microsoft YaHei"/>
+                <w:b w:val="0"/>
+                <w:sz w:val="19"/>
+              </w:rPr>
+              <w:t>可作为前置分流入口，连接机构资源</w:t>
             </w:r>
           </w:p>
         </w:tc>
       </w:tr>
     </w:tbl>
     <w:p/>
+    <w:p/>
     <w:p>
-      <w:pPr>
-        <w:spacing w:line="300" w:lineRule="auto" w:after="120"/>
-      </w:pPr>
       <w:r>
         <w:rPr>
           <w:rFonts w:ascii="Microsoft YaHei" w:hAnsi="Microsoft YaHei" w:eastAsia="Microsoft YaHei"/>
-          <w:sz w:val="22"/>
+          <w:sz w:val="21"/>
         </w:rPr>
-        <w:t>LinkAble 的差异化在于：把 AI 从“回答者”升级为“第一响应智能体”。系统不追求让 AI 替代志愿者，而是让 AI 先完成需求结构化、紧急程度判断和可标准化任务处理；一旦 AI 不确定或存在现实行动需求，立即将任务交给真人志愿者或 SOS 流程。该模式兼顾 AI 效率与人类协作的可靠性。</w:t>
+        <w:t>项目的差异化不是“我们也有 AI”，而是“AI 的输出能驱动真实服务流程”。</w:t>
       </w:r>
     </w:p>
+    <w:p/>
     <w:p>
       <w:pPr>
         <w:pStyle w:val="Heading2"/>
       </w:pPr>
       <w:r>
-        <w:rPr>
-          <w:rFonts w:ascii="Microsoft YaHei" w:hAnsi="Microsoft YaHei" w:eastAsia="Microsoft YaHei"/>
-          <w:sz w:val="28"/>
-        </w:rPr>
-        <w:t>4. 作品创新性</w:t>
+        <w:t>8. Inference 指标与评测方案</w:t>
+      </w:r>
+    </w:p>
+    <w:p/>
+    <w:p>
+      <w:pPr>
+        <w:jc w:val="center"/>
+      </w:pPr>
+      <w:r>
+        <w:drawing>
+          <wp:inline xmlns:a="http://schemas.openxmlformats.org/drawingml/2006/main" xmlns:pic="http://schemas.openxmlformats.org/drawingml/2006/picture">
+            <wp:extent cx="5943600" cy="3467100"/>
+            <wp:docPr id="4" name="Picture 4"/>
+            <wp:cNvGraphicFramePr>
+              <a:graphicFrameLocks noChangeAspect="1"/>
+            </wp:cNvGraphicFramePr>
+            <a:graphic>
+              <a:graphicData uri="http://schemas.openxmlformats.org/drawingml/2006/picture">
+                <pic:pic>
+                  <pic:nvPicPr>
+                    <pic:cNvPr id="0" name="metrics_dashboard.png"/>
+                    <pic:cNvPicPr/>
+                  </pic:nvPicPr>
+                  <pic:blipFill>
+                    <a:blip r:embed="rId12"/>
+                    <a:stretch>
+                      <a:fillRect/>
+                    </a:stretch>
+                  </pic:blipFill>
+                  <pic:spPr>
+                    <a:xfrm>
+                      <a:off x="0" y="0"/>
+                      <a:ext cx="5943600" cy="3467100"/>
+                    </a:xfrm>
+                    <a:prstGeom prst="rect"/>
+                  </pic:spPr>
+                </pic:pic>
+              </a:graphicData>
+            </a:graphic>
+          </wp:inline>
+        </w:drawing>
       </w:r>
     </w:p>
     <w:p>
       <w:pPr>
-        <w:pStyle w:val="Heading3"/>
+        <w:jc w:val="center"/>
       </w:pPr>
       <w:r>
         <w:rPr>
           <w:rFonts w:ascii="Microsoft YaHei" w:hAnsi="Microsoft YaHei" w:eastAsia="Microsoft YaHei"/>
-          <w:sz w:val="24"/>
+          <w:i/>
+          <w:color w:val="576862"/>
+          <w:sz w:val="18"/>
         </w:rPr>
-        <w:t>4.1 AI Agent 第一响应机制</w:t>
+        <w:t>指标看板</w:t>
       </w:r>
     </w:p>
+    <w:p/>
     <w:p>
-      <w:pPr>
-        <w:spacing w:line="300" w:lineRule="auto" w:after="120"/>
-      </w:pPr>
       <w:r>
         <w:rPr>
           <w:rFonts w:ascii="Microsoft YaHei" w:hAnsi="Microsoft YaHei" w:eastAsia="Microsoft YaHei"/>
-          <w:sz w:val="22"/>
+          <w:sz w:val="21"/>
         </w:rPr>
-        <w:t>系统将用户输入统一归入 Agent facade，标准化为 input_type、intent、urgency、confidence、next_action 等结构化字段。AI 输出不直接裸露给用户，而是经过意图识别、风险判断和 UI 文案归一化后再展示。</w:t>
+        <w:t>赛题要求体现 AI 技术在 inference 上的效果和指标。LinkAble 的评测不只看回答内容，还看 AI 决策是否安全、是否能正确进入后续服务。</w:t>
       </w:r>
     </w:p>
-    <w:p>
-      <w:pPr>
-        <w:spacing w:line="300" w:lineRule="auto" w:after="120"/>
-      </w:pPr>
-      <w:r>
-        <w:rPr>
-          <w:rFonts w:ascii="Microsoft YaHei" w:hAnsi="Microsoft YaHei" w:eastAsia="Microsoft YaHei"/>
-          <w:sz w:val="22"/>
-        </w:rPr>
-        <w:t>核心动作包括：</w:t>
-      </w:r>
-    </w:p>
-    <w:p>
-      <w:pPr>
-        <w:pStyle w:val="ListBullet"/>
-        <w:spacing w:line="300" w:lineRule="auto" w:after="120"/>
-      </w:pPr>
-      <w:r>
-        <w:rPr>
-          <w:rFonts w:ascii="Microsoft YaHei" w:hAnsi="Microsoft YaHei" w:eastAsia="Microsoft YaHei"/>
-          <w:sz w:val="22"/>
-        </w:rPr>
-        <w:t>AI 可处理：直接回答并提供朗读、继续追问、转人工兜底。</w:t>
-      </w:r>
-    </w:p>
-    <w:p>
-      <w:pPr>
-        <w:pStyle w:val="ListBullet"/>
-        <w:spacing w:line="300" w:lineRule="auto" w:after="120"/>
-      </w:pPr>
-      <w:r>
-        <w:rPr>
-          <w:rFonts w:ascii="Microsoft YaHei" w:hAnsi="Microsoft YaHei" w:eastAsia="Microsoft YaHei"/>
-          <w:sz w:val="22"/>
-        </w:rPr>
-        <w:t>AI 低置信：追问澄清或进入志愿者匹配。</w:t>
-      </w:r>
-    </w:p>
-    <w:p>
-      <w:pPr>
-        <w:pStyle w:val="ListBullet"/>
-        <w:spacing w:line="300" w:lineRule="auto" w:after="120"/>
-      </w:pPr>
-      <w:r>
-        <w:rPr>
-          <w:rFonts w:ascii="Microsoft YaHei" w:hAnsi="Microsoft YaHei" w:eastAsia="Microsoft YaHei"/>
-          <w:sz w:val="22"/>
-        </w:rPr>
-        <w:t>高风险：进入 SOS，不走普通匹配。</w:t>
-      </w:r>
-    </w:p>
-    <w:p>
-      <w:pPr>
-        <w:pStyle w:val="ListBullet"/>
-        <w:spacing w:line="300" w:lineRule="auto" w:after="120"/>
-      </w:pPr>
-      <w:r>
-        <w:rPr>
-          <w:rFonts w:ascii="Microsoft YaHei" w:hAnsi="Microsoft YaHei" w:eastAsia="Microsoft YaHei"/>
-          <w:sz w:val="22"/>
-        </w:rPr>
-        <w:t>用户主动要求真人：直接进入匹配。</w:t>
-      </w:r>
-    </w:p>
-    <w:p>
-      <w:pPr>
-        <w:pStyle w:val="Heading3"/>
-      </w:pPr>
-      <w:r>
-        <w:rPr>
-          <w:rFonts w:ascii="Microsoft YaHei" w:hAnsi="Microsoft YaHei" w:eastAsia="Microsoft YaHei"/>
-          <w:sz w:val="24"/>
-        </w:rPr>
-        <w:t>4.2 “AI+真人”协同调度</w:t>
-      </w:r>
-    </w:p>
-    <w:p>
-      <w:pPr>
-        <w:spacing w:line="300" w:lineRule="auto" w:after="120"/>
-      </w:pPr>
-      <w:r>
-        <w:rPr>
-          <w:rFonts w:ascii="Microsoft YaHei" w:hAnsi="Microsoft YaHei" w:eastAsia="Microsoft YaHei"/>
-          <w:sz w:val="22"/>
-        </w:rPr>
-        <w:t>项目避免把志愿者当作静态资源池，而是将志愿者匹配作为 AI 分流后的行动层。匹配依据包括任务类型、技能标签、距离、可用状态、历史信任和信誉分。当前 MVP 以可复现 Demo 池实现匹配逻辑，后续真实模式可接入地理位置、在线状态与数据库原子接单。</w:t>
-      </w:r>
-    </w:p>
-    <w:p>
-      <w:pPr>
-        <w:pStyle w:val="Heading3"/>
-      </w:pPr>
-      <w:r>
-        <w:rPr>
-          <w:rFonts w:ascii="Microsoft YaHei" w:hAnsi="Microsoft YaHei" w:eastAsia="Microsoft YaHei"/>
-          <w:sz w:val="24"/>
-        </w:rPr>
-        <w:t>4.3 面向无障碍的安全状态机</w:t>
-      </w:r>
-    </w:p>
-    <w:p>
-      <w:pPr>
-        <w:spacing w:line="300" w:lineRule="auto" w:after="120"/>
-      </w:pPr>
-      <w:r>
-        <w:rPr>
-          <w:rFonts w:ascii="Microsoft YaHei" w:hAnsi="Microsoft YaHei" w:eastAsia="Microsoft YaHei"/>
-          <w:sz w:val="22"/>
-        </w:rPr>
-        <w:t>项目定义了从 created、ai_processing、ai_resolved、matching、connected 到 completed/expired/cancelled 的求助状态机。每个状态都有可见 UI、读屏文案和降级路径，避免“AI 失败后没有去路”。</w:t>
-      </w:r>
-    </w:p>
-    <w:p>
-      <w:pPr>
-        <w:pStyle w:val="Heading3"/>
-      </w:pPr>
-      <w:r>
-        <w:rPr>
-          <w:rFonts w:ascii="Microsoft YaHei" w:hAnsi="Microsoft YaHei" w:eastAsia="Microsoft YaHei"/>
-          <w:sz w:val="24"/>
-        </w:rPr>
-        <w:t>4.4 Demo-first 与真实集成隔离</w:t>
-      </w:r>
-    </w:p>
-    <w:p>
-      <w:pPr>
-        <w:spacing w:line="300" w:lineRule="auto" w:after="120"/>
-      </w:pPr>
-      <w:r>
-        <w:rPr>
-          <w:rFonts w:ascii="Microsoft YaHei" w:hAnsi="Microsoft YaHei" w:eastAsia="Microsoft YaHei"/>
-          <w:sz w:val="22"/>
-        </w:rPr>
-        <w:t>竞赛版本默认走本地 DemoMode。无 API key、弱网或真实 SDK 失败时，仍可完成 3 分钟闭环演示。这体现工程落地的鲁棒性，也避免把外部服务稳定性风险转嫁到比赛展示。</w:t>
-      </w:r>
-    </w:p>
-    <w:p>
-      <w:pPr>
-        <w:pStyle w:val="Heading2"/>
-      </w:pPr>
-      <w:r>
-        <w:rPr>
-          <w:rFonts w:ascii="Microsoft YaHei" w:hAnsi="Microsoft YaHei" w:eastAsia="Microsoft YaHei"/>
-          <w:sz w:val="28"/>
-        </w:rPr>
-        <w:t>5. 系统架构</w:t>
-      </w:r>
-    </w:p>
-    <w:p>
-      <w:pPr>
-        <w:spacing w:before="80" w:after="160"/>
-      </w:pPr>
-      <w:r>
-        <w:rPr>
-          <w:rFonts w:ascii="Consolas" w:hAnsi="Consolas" w:eastAsia="Consolas"/>
-          <w:sz w:val="19"/>
-        </w:rPr>
-        <w:t>用户输入层</w:t>
-      </w:r>
-      <w:r>
-        <w:br/>
-      </w:r>
-      <w:r>
-        <w:rPr>
-          <w:rFonts w:ascii="Consolas" w:hAnsi="Consolas" w:eastAsia="Consolas"/>
-          <w:sz w:val="19"/>
-        </w:rPr>
-        <w:t>文字 / 语音 / 拍照 / 位置</w:t>
-      </w:r>
-      <w:r>
-        <w:br/>
-      </w:r>
-      <w:r>
-        <w:rPr>
-          <w:rFonts w:ascii="Consolas" w:hAnsi="Consolas" w:eastAsia="Consolas"/>
-          <w:sz w:val="19"/>
-        </w:rPr>
-        <w:t xml:space="preserve">        |</w:t>
-      </w:r>
-      <w:r>
-        <w:br/>
-      </w:r>
-      <w:r>
-        <w:rPr>
-          <w:rFonts w:ascii="Consolas" w:hAnsi="Consolas" w:eastAsia="Consolas"/>
-          <w:sz w:val="19"/>
-        </w:rPr>
-        <w:t xml:space="preserve">        v</w:t>
-      </w:r>
-      <w:r>
-        <w:br/>
-      </w:r>
-      <w:r>
-        <w:rPr>
-          <w:rFonts w:ascii="Consolas" w:hAnsi="Consolas" w:eastAsia="Consolas"/>
-          <w:sz w:val="19"/>
-        </w:rPr>
-        <w:t>AI Agent 第一响应层</w:t>
-      </w:r>
-      <w:r>
-        <w:br/>
-      </w:r>
-      <w:r>
-        <w:rPr>
-          <w:rFonts w:ascii="Consolas" w:hAnsi="Consolas" w:eastAsia="Consolas"/>
-          <w:sz w:val="19"/>
-        </w:rPr>
-        <w:t>意图识别 / 紧急度判断 / 置信度评估 / 安全文案生成</w:t>
-      </w:r>
-      <w:r>
-        <w:br/>
-      </w:r>
-      <w:r>
-        <w:rPr>
-          <w:rFonts w:ascii="Consolas" w:hAnsi="Consolas" w:eastAsia="Consolas"/>
-          <w:sz w:val="19"/>
-        </w:rPr>
-        <w:t xml:space="preserve">        |</w:t>
-      </w:r>
-      <w:r>
-        <w:br/>
-      </w:r>
-      <w:r>
-        <w:rPr>
-          <w:rFonts w:ascii="Consolas" w:hAnsi="Consolas" w:eastAsia="Consolas"/>
-          <w:sz w:val="19"/>
-        </w:rPr>
-        <w:t xml:space="preserve">        +--&gt; AI 直接解决：OCR、药品说明、场景描述、颜色识别、翻译转述</w:t>
-      </w:r>
-      <w:r>
-        <w:br/>
-      </w:r>
-      <w:r>
-        <w:rPr>
-          <w:rFonts w:ascii="Consolas" w:hAnsi="Consolas" w:eastAsia="Consolas"/>
-          <w:sz w:val="19"/>
-        </w:rPr>
-        <w:t xml:space="preserve">        |</w:t>
-      </w:r>
-      <w:r>
-        <w:br/>
-      </w:r>
-      <w:r>
-        <w:rPr>
-          <w:rFonts w:ascii="Consolas" w:hAnsi="Consolas" w:eastAsia="Consolas"/>
-          <w:sz w:val="19"/>
-        </w:rPr>
-        <w:t xml:space="preserve">        +--&gt; 志愿者匹配：低置信、复杂需求、用户主动转人工</w:t>
-      </w:r>
-      <w:r>
-        <w:br/>
-      </w:r>
-      <w:r>
-        <w:rPr>
-          <w:rFonts w:ascii="Consolas" w:hAnsi="Consolas" w:eastAsia="Consolas"/>
-          <w:sz w:val="19"/>
-        </w:rPr>
-        <w:t xml:space="preserve">        |</w:t>
-      </w:r>
-      <w:r>
-        <w:br/>
-      </w:r>
-      <w:r>
-        <w:rPr>
-          <w:rFonts w:ascii="Consolas" w:hAnsi="Consolas" w:eastAsia="Consolas"/>
-          <w:sz w:val="19"/>
-        </w:rPr>
-        <w:t xml:space="preserve">        +--&gt; SOS：紧急意图、求救关键词、高风险场景</w:t>
-      </w:r>
-      <w:r>
-        <w:br/>
-      </w:r>
-      <w:r>
-        <w:rPr>
-          <w:rFonts w:ascii="Consolas" w:hAnsi="Consolas" w:eastAsia="Consolas"/>
-          <w:sz w:val="19"/>
-        </w:rPr>
-        <w:t xml:space="preserve">        |</w:t>
-      </w:r>
-      <w:r>
-        <w:br/>
-      </w:r>
-      <w:r>
-        <w:rPr>
-          <w:rFonts w:ascii="Consolas" w:hAnsi="Consolas" w:eastAsia="Consolas"/>
-          <w:sz w:val="19"/>
-        </w:rPr>
-        <w:t xml:space="preserve">        v</w:t>
-      </w:r>
-      <w:r>
-        <w:br/>
-      </w:r>
-      <w:r>
-        <w:rPr>
-          <w:rFonts w:ascii="Consolas" w:hAnsi="Consolas" w:eastAsia="Consolas"/>
-          <w:sz w:val="19"/>
-        </w:rPr>
-        <w:t>协助闭环层</w:t>
-      </w:r>
-      <w:r>
-        <w:br/>
-      </w:r>
-      <w:r>
-        <w:rPr>
-          <w:rFonts w:ascii="Consolas" w:hAnsi="Consolas" w:eastAsia="Consolas"/>
-          <w:sz w:val="19"/>
-        </w:rPr>
-        <w:t>Demo Call / 状态回看 / 评价 / 安全记录 / 无障碍偏好</w:t>
-      </w:r>
-    </w:p>
-    <w:p>
-      <w:pPr>
-        <w:spacing w:line="300" w:lineRule="auto" w:after="120"/>
-      </w:pPr>
-      <w:r>
-        <w:rPr>
-          <w:rFonts w:ascii="Microsoft YaHei" w:hAnsi="Microsoft YaHei" w:eastAsia="Microsoft YaHei"/>
-          <w:sz w:val="22"/>
-        </w:rPr>
-        <w:t>工程实现采用 Flutter + Riverpod，核心能力通过 facade 隔离：</w:t>
-      </w:r>
-    </w:p>
+    <w:p/>
     <w:tbl>
       <w:tblPr>
         <w:tblStyle w:val="TableGrid"/>
@@ -844,47 +2826,77 @@
         <w:tblLook w:firstColumn="1" w:firstRow="1" w:lastColumn="0" w:lastRow="0" w:noHBand="0" w:noVBand="1" w:val="04A0"/>
       </w:tblPr>
       <w:tblGrid>
-        <w:gridCol w:w="4873"/>
-        <w:gridCol w:w="4873"/>
+        <w:gridCol w:w="2521"/>
+        <w:gridCol w:w="2521"/>
+        <w:gridCol w:w="2521"/>
+        <w:gridCol w:w="2521"/>
       </w:tblGrid>
       <w:tr>
         <w:tc>
           <w:tcPr>
-            <w:tcW w:type="dxa" w:w="4873"/>
+            <w:tcW w:type="dxa" w:w="2521"/>
+            <w:shd w:fill="EADFFF"/>
           </w:tcPr>
           <w:p>
-            <w:r>
-              <w:rPr>
-                <w:b/>
-              </w:rPr>
-            </w:r>
+            <w:r/>
             <w:r>
               <w:rPr>
                 <w:rFonts w:ascii="Microsoft YaHei" w:hAnsi="Microsoft YaHei" w:eastAsia="Microsoft YaHei"/>
                 <w:b/>
-                <w:sz w:val="21"/>
+                <w:sz w:val="20"/>
               </w:rPr>
-              <w:t>Facade</w:t>
+              <w:t>指标</w:t>
             </w:r>
           </w:p>
         </w:tc>
         <w:tc>
           <w:tcPr>
-            <w:tcW w:type="dxa" w:w="4873"/>
+            <w:tcW w:type="dxa" w:w="2521"/>
+            <w:shd w:fill="EADFFF"/>
           </w:tcPr>
           <w:p>
-            <w:r>
-              <w:rPr>
-                <w:b/>
-              </w:rPr>
-            </w:r>
+            <w:r/>
             <w:r>
               <w:rPr>
                 <w:rFonts w:ascii="Microsoft YaHei" w:hAnsi="Microsoft YaHei" w:eastAsia="Microsoft YaHei"/>
                 <w:b/>
-                <w:sz w:val="21"/>
+                <w:sz w:val="20"/>
               </w:rPr>
-              <w:t>职责</w:t>
+              <w:t>评测对象</w:t>
+            </w:r>
+          </w:p>
+        </w:tc>
+        <w:tc>
+          <w:tcPr>
+            <w:tcW w:type="dxa" w:w="2521"/>
+            <w:shd w:fill="EADFFF"/>
+          </w:tcPr>
+          <w:p>
+            <w:r/>
+            <w:r>
+              <w:rPr>
+                <w:rFonts w:ascii="Microsoft YaHei" w:hAnsi="Microsoft YaHei" w:eastAsia="Microsoft YaHei"/>
+                <w:b/>
+                <w:sz w:val="20"/>
+              </w:rPr>
+              <w:t>初赛目标</w:t>
+            </w:r>
+          </w:p>
+        </w:tc>
+        <w:tc>
+          <w:tcPr>
+            <w:tcW w:type="dxa" w:w="2521"/>
+            <w:shd w:fill="EADFFF"/>
+          </w:tcPr>
+          <w:p>
+            <w:r/>
+            <w:r>
+              <w:rPr>
+                <w:rFonts w:ascii="Microsoft YaHei" w:hAnsi="Microsoft YaHei" w:eastAsia="Microsoft YaHei"/>
+                <w:b/>
+                <w:sz w:val="20"/>
+              </w:rPr>
+              <w:t>评测方法</w:t>
             </w:r>
           </w:p>
         </w:tc>
@@ -892,31 +2904,65 @@
       <w:tr>
         <w:tc>
           <w:tcPr>
-            <w:tcW w:type="dxa" w:w="4873"/>
+            <w:tcW w:type="dxa" w:w="2521"/>
           </w:tcPr>
           <w:p>
             <w:r/>
             <w:r>
               <w:rPr>
                 <w:rFonts w:ascii="Microsoft YaHei" w:hAnsi="Microsoft YaHei" w:eastAsia="Microsoft YaHei"/>
-                <w:sz w:val="21"/>
+                <w:b w:val="0"/>
+                <w:sz w:val="19"/>
               </w:rPr>
-              <w:t>AgentServiceFacade</w:t>
+              <w:t>意图识别准确率</w:t>
             </w:r>
           </w:p>
         </w:tc>
         <w:tc>
           <w:tcPr>
-            <w:tcW w:type="dxa" w:w="4873"/>
+            <w:tcW w:type="dxa" w:w="2521"/>
           </w:tcPr>
           <w:p>
             <w:r/>
             <w:r>
               <w:rPr>
                 <w:rFonts w:ascii="Microsoft YaHei" w:hAnsi="Microsoft YaHei" w:eastAsia="Microsoft YaHei"/>
-                <w:sz w:val="21"/>
+                <w:b w:val="0"/>
+                <w:sz w:val="19"/>
               </w:rPr>
-              <w:t>统一 AI/OCR/ASR/Vision 入口，输出标准 AgentResponse</w:t>
+              <w:t>9 类主意图</w:t>
+            </w:r>
+          </w:p>
+        </w:tc>
+        <w:tc>
+          <w:tcPr>
+            <w:tcW w:type="dxa" w:w="2521"/>
+          </w:tcPr>
+          <w:p>
+            <w:r/>
+            <w:r>
+              <w:rPr>
+                <w:rFonts w:ascii="Microsoft YaHei" w:hAnsi="Microsoft YaHei" w:eastAsia="Microsoft YaHei"/>
+                <w:b w:val="0"/>
+                <w:sz w:val="19"/>
+              </w:rPr>
+              <w:t>&gt;= 85%</w:t>
+            </w:r>
+          </w:p>
+        </w:tc>
+        <w:tc>
+          <w:tcPr>
+            <w:tcW w:type="dxa" w:w="2521"/>
+          </w:tcPr>
+          <w:p>
+            <w:r/>
+            <w:r>
+              <w:rPr>
+                <w:rFonts w:ascii="Microsoft YaHei" w:hAnsi="Microsoft YaHei" w:eastAsia="Microsoft YaHei"/>
+                <w:b w:val="0"/>
+                <w:sz w:val="19"/>
+              </w:rPr>
+              <w:t>每类 10 条样本，共 90 条</w:t>
             </w:r>
           </w:p>
         </w:tc>
@@ -924,31 +2970,69 @@
       <w:tr>
         <w:tc>
           <w:tcPr>
-            <w:tcW w:type="dxa" w:w="4873"/>
+            <w:tcW w:type="dxa" w:w="2521"/>
+            <w:shd w:fill="F8FFF2"/>
           </w:tcPr>
           <w:p>
             <w:r/>
             <w:r>
               <w:rPr>
                 <w:rFonts w:ascii="Microsoft YaHei" w:hAnsi="Microsoft YaHei" w:eastAsia="Microsoft YaHei"/>
-                <w:sz w:val="21"/>
+                <w:b w:val="0"/>
+                <w:sz w:val="19"/>
               </w:rPr>
-              <w:t>VolunteerMatchingFacade</w:t>
+              <w:t>紧急意图召回率</w:t>
             </w:r>
           </w:p>
         </w:tc>
         <w:tc>
           <w:tcPr>
-            <w:tcW w:type="dxa" w:w="4873"/>
+            <w:tcW w:type="dxa" w:w="2521"/>
+            <w:shd w:fill="F8FFF2"/>
           </w:tcPr>
           <w:p>
             <w:r/>
             <w:r>
               <w:rPr>
                 <w:rFonts w:ascii="Microsoft YaHei" w:hAnsi="Microsoft YaHei" w:eastAsia="Microsoft YaHei"/>
-                <w:sz w:val="21"/>
+                <w:b w:val="0"/>
+                <w:sz w:val="19"/>
               </w:rPr>
-              <w:t>志愿者匹配与候选排序</w:t>
+              <w:t>SOS 触发</w:t>
+            </w:r>
+          </w:p>
+        </w:tc>
+        <w:tc>
+          <w:tcPr>
+            <w:tcW w:type="dxa" w:w="2521"/>
+            <w:shd w:fill="F8FFF2"/>
+          </w:tcPr>
+          <w:p>
+            <w:r/>
+            <w:r>
+              <w:rPr>
+                <w:rFonts w:ascii="Microsoft YaHei" w:hAnsi="Microsoft YaHei" w:eastAsia="Microsoft YaHei"/>
+                <w:b w:val="0"/>
+                <w:sz w:val="19"/>
+              </w:rPr>
+              <w:t>&gt;= 95%</w:t>
+            </w:r>
+          </w:p>
+        </w:tc>
+        <w:tc>
+          <w:tcPr>
+            <w:tcW w:type="dxa" w:w="2521"/>
+            <w:shd w:fill="F8FFF2"/>
+          </w:tcPr>
+          <w:p>
+            <w:r/>
+            <w:r>
+              <w:rPr>
+                <w:rFonts w:ascii="Microsoft YaHei" w:hAnsi="Microsoft YaHei" w:eastAsia="Microsoft YaHei"/>
+                <w:b w:val="0"/>
+                <w:sz w:val="19"/>
+              </w:rPr>
+              <w:t>紧急词样本 + 场景化表达</w:t>
             </w:r>
           </w:p>
         </w:tc>
@@ -956,31 +3040,65 @@
       <w:tr>
         <w:tc>
           <w:tcPr>
-            <w:tcW w:type="dxa" w:w="4873"/>
+            <w:tcW w:type="dxa" w:w="2521"/>
           </w:tcPr>
           <w:p>
             <w:r/>
             <w:r>
               <w:rPr>
                 <w:rFonts w:ascii="Microsoft YaHei" w:hAnsi="Microsoft YaHei" w:eastAsia="Microsoft YaHei"/>
-                <w:sz w:val="21"/>
+                <w:b w:val="0"/>
+                <w:sz w:val="19"/>
               </w:rPr>
-              <w:t>CallSessionFacade</w:t>
+              <w:t>紧急误报率</w:t>
             </w:r>
           </w:p>
         </w:tc>
         <w:tc>
           <w:tcPr>
-            <w:tcW w:type="dxa" w:w="4873"/>
+            <w:tcW w:type="dxa" w:w="2521"/>
           </w:tcPr>
           <w:p>
             <w:r/>
             <w:r>
               <w:rPr>
                 <w:rFonts w:ascii="Microsoft YaHei" w:hAnsi="Microsoft YaHei" w:eastAsia="Microsoft YaHei"/>
-                <w:sz w:val="21"/>
+                <w:b w:val="0"/>
+                <w:sz w:val="19"/>
               </w:rPr>
-              <w:t>Demo Call 与未来真实 WebRTC 适配</w:t>
+              <w:t>普通需求误触发 SOS</w:t>
+            </w:r>
+          </w:p>
+        </w:tc>
+        <w:tc>
+          <w:tcPr>
+            <w:tcW w:type="dxa" w:w="2521"/>
+          </w:tcPr>
+          <w:p>
+            <w:r/>
+            <w:r>
+              <w:rPr>
+                <w:rFonts w:ascii="Microsoft YaHei" w:hAnsi="Microsoft YaHei" w:eastAsia="Microsoft YaHei"/>
+                <w:b w:val="0"/>
+                <w:sz w:val="19"/>
+              </w:rPr>
+              <w:t>&lt;= 2%</w:t>
+            </w:r>
+          </w:p>
+        </w:tc>
+        <w:tc>
+          <w:tcPr>
+            <w:tcW w:type="dxa" w:w="2521"/>
+          </w:tcPr>
+          <w:p>
+            <w:r/>
+            <w:r>
+              <w:rPr>
+                <w:rFonts w:ascii="Microsoft YaHei" w:hAnsi="Microsoft YaHei" w:eastAsia="Microsoft YaHei"/>
+                <w:b w:val="0"/>
+                <w:sz w:val="19"/>
+              </w:rPr>
+              <w:t>非紧急样本对照</w:t>
             </w:r>
           </w:p>
         </w:tc>
@@ -988,759 +3106,67 @@
       <w:tr>
         <w:tc>
           <w:tcPr>
-            <w:tcW w:type="dxa" w:w="4873"/>
+            <w:tcW w:type="dxa" w:w="2521"/>
+            <w:shd w:fill="F8FFF2"/>
           </w:tcPr>
           <w:p>
             <w:r/>
             <w:r>
               <w:rPr>
                 <w:rFonts w:ascii="Microsoft YaHei" w:hAnsi="Microsoft YaHei" w:eastAsia="Microsoft YaHei"/>
-                <w:sz w:val="21"/>
+                <w:b w:val="0"/>
+                <w:sz w:val="19"/>
               </w:rPr>
-              <w:t>SosFacade</w:t>
+              <w:t>决策动作正确率</w:t>
             </w:r>
           </w:p>
         </w:tc>
         <w:tc>
           <w:tcPr>
-            <w:tcW w:type="dxa" w:w="4873"/>
+            <w:tcW w:type="dxa" w:w="2521"/>
+            <w:shd w:fill="F8FFF2"/>
           </w:tcPr>
           <w:p>
             <w:r/>
             <w:r>
               <w:rPr>
                 <w:rFonts w:ascii="Microsoft YaHei" w:hAnsi="Microsoft YaHei" w:eastAsia="Microsoft YaHei"/>
-                <w:sz w:val="21"/>
+                <w:b w:val="0"/>
+                <w:sz w:val="19"/>
               </w:rPr>
-              <w:t>SOS 撤销、广播、联系人通知状态</w:t>
+              <w:t>answer/ask/match/SOS</w:t>
             </w:r>
           </w:p>
         </w:tc>
-      </w:tr>
-      <w:tr>
         <w:tc>
           <w:tcPr>
-            <w:tcW w:type="dxa" w:w="4873"/>
+            <w:tcW w:type="dxa" w:w="2521"/>
+            <w:shd w:fill="F8FFF2"/>
           </w:tcPr>
           <w:p>
             <w:r/>
             <w:r>
               <w:rPr>
                 <w:rFonts w:ascii="Microsoft YaHei" w:hAnsi="Microsoft YaHei" w:eastAsia="Microsoft YaHei"/>
-                <w:sz w:val="21"/>
+                <w:b w:val="0"/>
+                <w:sz w:val="19"/>
               </w:rPr>
-              <w:t>AccessibilityPrefsFacade</w:t>
+              <w:t>&gt;= 85%</w:t>
             </w:r>
           </w:p>
         </w:tc>
         <w:tc>
           <w:tcPr>
-            <w:tcW w:type="dxa" w:w="4873"/>
+            <w:tcW w:type="dxa" w:w="2521"/>
+            <w:shd w:fill="F8FFF2"/>
           </w:tcPr>
           <w:p>
             <w:r/>
             <w:r>
               <w:rPr>
                 <w:rFonts w:ascii="Microsoft YaHei" w:hAnsi="Microsoft YaHei" w:eastAsia="Microsoft YaHei"/>
-                <w:sz w:val="21"/>
-              </w:rPr>
-              <w:t>字体、对比度、朗读、触觉等偏好</w:t>
-            </w:r>
-          </w:p>
-        </w:tc>
-      </w:tr>
-    </w:tbl>
-    <w:p/>
-    <w:p>
-      <w:pPr>
-        <w:pStyle w:val="Heading2"/>
-      </w:pPr>
-      <w:r>
-        <w:rPr>
-          <w:rFonts w:ascii="Microsoft YaHei" w:hAnsi="Microsoft YaHei" w:eastAsia="Microsoft YaHei"/>
-          <w:sz w:val="28"/>
-        </w:rPr>
-        <w:t>6. AI 推理流程与指标设计</w:t>
-      </w:r>
-    </w:p>
-    <w:p>
-      <w:pPr>
-        <w:pStyle w:val="Heading3"/>
-      </w:pPr>
-      <w:r>
-        <w:rPr>
-          <w:rFonts w:ascii="Microsoft YaHei" w:hAnsi="Microsoft YaHei" w:eastAsia="Microsoft YaHei"/>
-          <w:sz w:val="24"/>
-        </w:rPr>
-        <w:t>6.1 输入输出模型</w:t>
-      </w:r>
-    </w:p>
-    <w:p>
-      <w:pPr>
-        <w:spacing w:line="300" w:lineRule="auto" w:after="120"/>
-      </w:pPr>
-      <w:r>
-        <w:rPr>
-          <w:rFonts w:ascii="Microsoft YaHei" w:hAnsi="Microsoft YaHei" w:eastAsia="Microsoft YaHei"/>
-          <w:sz w:val="22"/>
-        </w:rPr>
-        <w:t>输入统一为：</w:t>
-      </w:r>
-    </w:p>
-    <w:p>
-      <w:pPr>
-        <w:spacing w:before="80" w:after="160"/>
-      </w:pPr>
-      <w:r>
-        <w:rPr>
-          <w:rFonts w:ascii="Consolas" w:hAnsi="Consolas" w:eastAsia="Consolas"/>
-          <w:sz w:val="19"/>
-        </w:rPr>
-        <w:t>{</w:t>
-      </w:r>
-      <w:r>
-        <w:br/>
-      </w:r>
-      <w:r>
-        <w:rPr>
-          <w:rFonts w:ascii="Consolas" w:hAnsi="Consolas" w:eastAsia="Consolas"/>
-          <w:sz w:val="19"/>
-        </w:rPr>
-        <w:t xml:space="preserve">  "input_type": "text | voice | image | location | mixed",</w:t>
-      </w:r>
-      <w:r>
-        <w:br/>
-      </w:r>
-      <w:r>
-        <w:rPr>
-          <w:rFonts w:ascii="Consolas" w:hAnsi="Consolas" w:eastAsia="Consolas"/>
-          <w:sz w:val="19"/>
-        </w:rPr>
-        <w:t xml:space="preserve">  "text": "用户文字或语音转写",</w:t>
-      </w:r>
-      <w:r>
-        <w:br/>
-      </w:r>
-      <w:r>
-        <w:rPr>
-          <w:rFonts w:ascii="Consolas" w:hAnsi="Consolas" w:eastAsia="Consolas"/>
-          <w:sz w:val="19"/>
-        </w:rPr>
-        <w:t xml:space="preserve">  "image_uri": "可选图片",</w:t>
-      </w:r>
-      <w:r>
-        <w:br/>
-      </w:r>
-      <w:r>
-        <w:rPr>
-          <w:rFonts w:ascii="Consolas" w:hAnsi="Consolas" w:eastAsia="Consolas"/>
-          <w:sz w:val="19"/>
-        </w:rPr>
-        <w:t xml:space="preserve">  "location": "可选位置",</w:t>
-      </w:r>
-      <w:r>
-        <w:br/>
-      </w:r>
-      <w:r>
-        <w:rPr>
-          <w:rFonts w:ascii="Consolas" w:hAnsi="Consolas" w:eastAsia="Consolas"/>
-          <w:sz w:val="19"/>
-        </w:rPr>
-        <w:t xml:space="preserve">  "accessibility_prefs": {</w:t>
-      </w:r>
-      <w:r>
-        <w:br/>
-      </w:r>
-      <w:r>
-        <w:rPr>
-          <w:rFonts w:ascii="Consolas" w:hAnsi="Consolas" w:eastAsia="Consolas"/>
-          <w:sz w:val="19"/>
-        </w:rPr>
-        <w:t xml:space="preserve">    "screen_reader": true,</w:t>
-      </w:r>
-      <w:r>
-        <w:br/>
-      </w:r>
-      <w:r>
-        <w:rPr>
-          <w:rFonts w:ascii="Consolas" w:hAnsi="Consolas" w:eastAsia="Consolas"/>
-          <w:sz w:val="19"/>
-        </w:rPr>
-        <w:t xml:space="preserve">    "large_text": true,</w:t>
-      </w:r>
-      <w:r>
-        <w:br/>
-      </w:r>
-      <w:r>
-        <w:rPr>
-          <w:rFonts w:ascii="Consolas" w:hAnsi="Consolas" w:eastAsia="Consolas"/>
-          <w:sz w:val="19"/>
-        </w:rPr>
-        <w:t xml:space="preserve">    "high_contrast": true,</w:t>
-      </w:r>
-      <w:r>
-        <w:br/>
-      </w:r>
-      <w:r>
-        <w:rPr>
-          <w:rFonts w:ascii="Consolas" w:hAnsi="Consolas" w:eastAsia="Consolas"/>
-          <w:sz w:val="19"/>
-        </w:rPr>
-        <w:t xml:space="preserve">    "voice_output": true</w:t>
-      </w:r>
-      <w:r>
-        <w:br/>
-      </w:r>
-      <w:r>
-        <w:rPr>
-          <w:rFonts w:ascii="Consolas" w:hAnsi="Consolas" w:eastAsia="Consolas"/>
-          <w:sz w:val="19"/>
-        </w:rPr>
-        <w:t xml:space="preserve">  },</w:t>
-      </w:r>
-      <w:r>
-        <w:br/>
-      </w:r>
-      <w:r>
-        <w:rPr>
-          <w:rFonts w:ascii="Consolas" w:hAnsi="Consolas" w:eastAsia="Consolas"/>
-          <w:sz w:val="19"/>
-        </w:rPr>
-        <w:t xml:space="preserve">  "network_status": "online | weak | offline",</w:t>
-      </w:r>
-      <w:r>
-        <w:br/>
-      </w:r>
-      <w:r>
-        <w:rPr>
-          <w:rFonts w:ascii="Consolas" w:hAnsi="Consolas" w:eastAsia="Consolas"/>
-          <w:sz w:val="19"/>
-        </w:rPr>
-        <w:t xml:space="preserve">  "demo_mode": true</w:t>
-      </w:r>
-      <w:r>
-        <w:br/>
-      </w:r>
-      <w:r>
-        <w:rPr>
-          <w:rFonts w:ascii="Consolas" w:hAnsi="Consolas" w:eastAsia="Consolas"/>
-          <w:sz w:val="19"/>
-        </w:rPr>
-        <w:t>}</w:t>
-      </w:r>
-    </w:p>
-    <w:p>
-      <w:pPr>
-        <w:spacing w:line="300" w:lineRule="auto" w:after="120"/>
-      </w:pPr>
-      <w:r>
-        <w:rPr>
-          <w:rFonts w:ascii="Microsoft YaHei" w:hAnsi="Microsoft YaHei" w:eastAsia="Microsoft YaHei"/>
-          <w:sz w:val="22"/>
-        </w:rPr>
-        <w:t>输出统一为：</w:t>
-      </w:r>
-    </w:p>
-    <w:p>
-      <w:pPr>
-        <w:spacing w:before="80" w:after="160"/>
-      </w:pPr>
-      <w:r>
-        <w:rPr>
-          <w:rFonts w:ascii="Consolas" w:hAnsi="Consolas" w:eastAsia="Consolas"/>
-          <w:sz w:val="19"/>
-        </w:rPr>
-        <w:t>{</w:t>
-      </w:r>
-      <w:r>
-        <w:br/>
-      </w:r>
-      <w:r>
-        <w:rPr>
-          <w:rFonts w:ascii="Consolas" w:hAnsi="Consolas" w:eastAsia="Consolas"/>
-          <w:sz w:val="19"/>
-        </w:rPr>
-        <w:t xml:space="preserve">  "intent": "medicine_check",</w:t>
-      </w:r>
-      <w:r>
-        <w:br/>
-      </w:r>
-      <w:r>
-        <w:rPr>
-          <w:rFonts w:ascii="Consolas" w:hAnsi="Consolas" w:eastAsia="Consolas"/>
-          <w:sz w:val="19"/>
-        </w:rPr>
-        <w:t xml:space="preserve">  "urgency": "normal | elevated | emergency",</w:t>
-      </w:r>
-      <w:r>
-        <w:br/>
-      </w:r>
-      <w:r>
-        <w:rPr>
-          <w:rFonts w:ascii="Consolas" w:hAnsi="Consolas" w:eastAsia="Consolas"/>
-          <w:sz w:val="19"/>
-        </w:rPr>
-        <w:t xml:space="preserve">  "confidence": 0.91,</w:t>
-      </w:r>
-      <w:r>
-        <w:br/>
-      </w:r>
-      <w:r>
-        <w:rPr>
-          <w:rFonts w:ascii="Consolas" w:hAnsi="Consolas" w:eastAsia="Consolas"/>
-          <w:sz w:val="19"/>
-        </w:rPr>
-        <w:t xml:space="preserve">  "can_resolve_by_ai": true,</w:t>
-      </w:r>
-      <w:r>
-        <w:br/>
-      </w:r>
-      <w:r>
-        <w:rPr>
-          <w:rFonts w:ascii="Consolas" w:hAnsi="Consolas" w:eastAsia="Consolas"/>
-          <w:sz w:val="19"/>
-        </w:rPr>
-        <w:t xml:space="preserve">  "answer_text": "可读屏文本",</w:t>
-      </w:r>
-      <w:r>
-        <w:br/>
-      </w:r>
-      <w:r>
-        <w:rPr>
-          <w:rFonts w:ascii="Consolas" w:hAnsi="Consolas" w:eastAsia="Consolas"/>
-          <w:sz w:val="19"/>
-        </w:rPr>
-        <w:t xml:space="preserve">  "next_action": "answer | ask_followup | match_volunteer | trigger_sos",</w:t>
-      </w:r>
-      <w:r>
-        <w:br/>
-      </w:r>
-      <w:r>
-        <w:rPr>
-          <w:rFonts w:ascii="Consolas" w:hAnsi="Consolas" w:eastAsia="Consolas"/>
-          <w:sz w:val="19"/>
-        </w:rPr>
-        <w:t xml:space="preserve">  "recommended_volunteer_tags": ["视障协助", "医院导诊"],</w:t>
-      </w:r>
-      <w:r>
-        <w:br/>
-      </w:r>
-      <w:r>
-        <w:rPr>
-          <w:rFonts w:ascii="Consolas" w:hAnsi="Consolas" w:eastAsia="Consolas"/>
-          <w:sz w:val="19"/>
-        </w:rPr>
-        <w:t xml:space="preserve">  "safety_flags": [],</w:t>
-      </w:r>
-      <w:r>
-        <w:br/>
-      </w:r>
-      <w:r>
-        <w:rPr>
-          <w:rFonts w:ascii="Consolas" w:hAnsi="Consolas" w:eastAsia="Consolas"/>
-          <w:sz w:val="19"/>
-        </w:rPr>
-        <w:t xml:space="preserve">  "ui_copy": {</w:t>
-      </w:r>
-      <w:r>
-        <w:br/>
-      </w:r>
-      <w:r>
-        <w:rPr>
-          <w:rFonts w:ascii="Consolas" w:hAnsi="Consolas" w:eastAsia="Consolas"/>
-          <w:sz w:val="19"/>
-        </w:rPr>
-        <w:t xml:space="preserve">    "title": "AI 已识别需求",</w:t>
-      </w:r>
-      <w:r>
-        <w:br/>
-      </w:r>
-      <w:r>
-        <w:rPr>
-          <w:rFonts w:ascii="Consolas" w:hAnsi="Consolas" w:eastAsia="Consolas"/>
-          <w:sz w:val="19"/>
-        </w:rPr>
-        <w:t xml:space="preserve">    "primary_action": "继续识别",</w:t>
-      </w:r>
-      <w:r>
-        <w:br/>
-      </w:r>
-      <w:r>
-        <w:rPr>
-          <w:rFonts w:ascii="Consolas" w:hAnsi="Consolas" w:eastAsia="Consolas"/>
-          <w:sz w:val="19"/>
-        </w:rPr>
-        <w:t xml:space="preserve">    "secondary_action": "转人工确认"</w:t>
-      </w:r>
-      <w:r>
-        <w:br/>
-      </w:r>
-      <w:r>
-        <w:rPr>
-          <w:rFonts w:ascii="Consolas" w:hAnsi="Consolas" w:eastAsia="Consolas"/>
-          <w:sz w:val="19"/>
-        </w:rPr>
-        <w:t xml:space="preserve">  }</w:t>
-      </w:r>
-      <w:r>
-        <w:br/>
-      </w:r>
-      <w:r>
-        <w:rPr>
-          <w:rFonts w:ascii="Consolas" w:hAnsi="Consolas" w:eastAsia="Consolas"/>
-          <w:sz w:val="19"/>
-        </w:rPr>
-        <w:t>}</w:t>
-      </w:r>
-    </w:p>
-    <w:p>
-      <w:pPr>
-        <w:pStyle w:val="Heading3"/>
-      </w:pPr>
-      <w:r>
-        <w:rPr>
-          <w:rFonts w:ascii="Microsoft YaHei" w:hAnsi="Microsoft YaHei" w:eastAsia="Microsoft YaHei"/>
-          <w:sz w:val="24"/>
-        </w:rPr>
-        <w:t>6.2 指标体系</w:t>
-      </w:r>
-    </w:p>
-    <w:tbl>
-      <w:tblPr>
-        <w:tblStyle w:val="TableGrid"/>
-        <w:tblW w:type="auto" w:w="0"/>
-        <w:tblLook w:firstColumn="1" w:firstRow="1" w:lastColumn="0" w:lastRow="0" w:noHBand="0" w:noVBand="1" w:val="04A0"/>
-      </w:tblPr>
-      <w:tblGrid>
-        <w:gridCol w:w="2436"/>
-        <w:gridCol w:w="2436"/>
-        <w:gridCol w:w="2436"/>
-        <w:gridCol w:w="2436"/>
-      </w:tblGrid>
-      <w:tr>
-        <w:tc>
-          <w:tcPr>
-            <w:tcW w:type="dxa" w:w="2436"/>
-          </w:tcPr>
-          <w:p>
-            <w:r>
-              <w:rPr>
-                <w:b/>
-              </w:rPr>
-            </w:r>
-            <w:r>
-              <w:rPr>
-                <w:rFonts w:ascii="Microsoft YaHei" w:hAnsi="Microsoft YaHei" w:eastAsia="Microsoft YaHei"/>
-                <w:b/>
-                <w:sz w:val="21"/>
-              </w:rPr>
-              <w:t>指标</w:t>
-            </w:r>
-          </w:p>
-        </w:tc>
-        <w:tc>
-          <w:tcPr>
-            <w:tcW w:type="dxa" w:w="2436"/>
-          </w:tcPr>
-          <w:p>
-            <w:r>
-              <w:rPr>
-                <w:b/>
-              </w:rPr>
-            </w:r>
-            <w:r>
-              <w:rPr>
-                <w:rFonts w:ascii="Microsoft YaHei" w:hAnsi="Microsoft YaHei" w:eastAsia="Microsoft YaHei"/>
-                <w:b/>
-                <w:sz w:val="21"/>
-              </w:rPr>
-              <w:t>含义</w:t>
-            </w:r>
-          </w:p>
-        </w:tc>
-        <w:tc>
-          <w:tcPr>
-            <w:tcW w:type="dxa" w:w="2436"/>
-          </w:tcPr>
-          <w:p>
-            <w:r>
-              <w:rPr>
-                <w:b/>
-              </w:rPr>
-            </w:r>
-            <w:r>
-              <w:rPr>
-                <w:rFonts w:ascii="Microsoft YaHei" w:hAnsi="Microsoft YaHei" w:eastAsia="Microsoft YaHei"/>
-                <w:b/>
-                <w:sz w:val="21"/>
-              </w:rPr>
-              <w:t>初赛建议目标</w:t>
-            </w:r>
-          </w:p>
-        </w:tc>
-        <w:tc>
-          <w:tcPr>
-            <w:tcW w:type="dxa" w:w="2436"/>
-          </w:tcPr>
-          <w:p>
-            <w:r>
-              <w:rPr>
-                <w:b/>
-              </w:rPr>
-            </w:r>
-            <w:r>
-              <w:rPr>
-                <w:rFonts w:ascii="Microsoft YaHei" w:hAnsi="Microsoft YaHei" w:eastAsia="Microsoft YaHei"/>
-                <w:b/>
-                <w:sz w:val="21"/>
-              </w:rPr>
-              <w:t>当前验证方式</w:t>
-            </w:r>
-          </w:p>
-        </w:tc>
-      </w:tr>
-      <w:tr>
-        <w:tc>
-          <w:tcPr>
-            <w:tcW w:type="dxa" w:w="2436"/>
-          </w:tcPr>
-          <w:p>
-            <w:r/>
-            <w:r>
-              <w:rPr>
-                <w:rFonts w:ascii="Microsoft YaHei" w:hAnsi="Microsoft YaHei" w:eastAsia="Microsoft YaHei"/>
-                <w:sz w:val="21"/>
-              </w:rPr>
-              <w:t>意图识别准确率</w:t>
-            </w:r>
-          </w:p>
-        </w:tc>
-        <w:tc>
-          <w:tcPr>
-            <w:tcW w:type="dxa" w:w="2436"/>
-          </w:tcPr>
-          <w:p>
-            <w:r/>
-            <w:r>
-              <w:rPr>
-                <w:rFonts w:ascii="Microsoft YaHei" w:hAnsi="Microsoft YaHei" w:eastAsia="Microsoft YaHei"/>
-                <w:sz w:val="21"/>
-              </w:rPr>
-              <w:t>识别 9 类主意图是否正确</w:t>
-            </w:r>
-          </w:p>
-        </w:tc>
-        <w:tc>
-          <w:tcPr>
-            <w:tcW w:type="dxa" w:w="2436"/>
-          </w:tcPr>
-          <w:p>
-            <w:r/>
-            <w:r>
-              <w:rPr>
-                <w:rFonts w:ascii="Microsoft YaHei" w:hAnsi="Microsoft YaHei" w:eastAsia="Microsoft YaHei"/>
-                <w:sz w:val="21"/>
-              </w:rPr>
-              <w:t>= 85%</w:t>
-            </w:r>
-          </w:p>
-        </w:tc>
-        <w:tc>
-          <w:tcPr>
-            <w:tcW w:type="dxa" w:w="2436"/>
-          </w:tcPr>
-          <w:p>
-            <w:r/>
-            <w:r>
-              <w:rPr>
-                <w:rFonts w:ascii="Microsoft YaHei" w:hAnsi="Microsoft YaHei" w:eastAsia="Microsoft YaHei"/>
-                <w:sz w:val="21"/>
-              </w:rPr>
-              <w:t>构造 90 条用例，每类 10 条</w:t>
-            </w:r>
-          </w:p>
-        </w:tc>
-      </w:tr>
-      <w:tr>
-        <w:tc>
-          <w:tcPr>
-            <w:tcW w:type="dxa" w:w="2436"/>
-          </w:tcPr>
-          <w:p>
-            <w:r/>
-            <w:r>
-              <w:rPr>
-                <w:rFonts w:ascii="Microsoft YaHei" w:hAnsi="Microsoft YaHei" w:eastAsia="Microsoft YaHei"/>
-                <w:sz w:val="21"/>
-              </w:rPr>
-              <w:t>紧急意图召回率</w:t>
-            </w:r>
-          </w:p>
-        </w:tc>
-        <w:tc>
-          <w:tcPr>
-            <w:tcW w:type="dxa" w:w="2436"/>
-          </w:tcPr>
-          <w:p>
-            <w:r/>
-            <w:r>
-              <w:rPr>
-                <w:rFonts w:ascii="Microsoft YaHei" w:hAnsi="Microsoft YaHei" w:eastAsia="Microsoft YaHei"/>
-                <w:sz w:val="21"/>
-              </w:rPr>
-              <w:t>对“救命、迷路、摔倒”等紧急输入是否触发 SOS</w:t>
-            </w:r>
-          </w:p>
-        </w:tc>
-        <w:tc>
-          <w:tcPr>
-            <w:tcW w:type="dxa" w:w="2436"/>
-          </w:tcPr>
-          <w:p>
-            <w:r/>
-            <w:r>
-              <w:rPr>
-                <w:rFonts w:ascii="Microsoft YaHei" w:hAnsi="Microsoft YaHei" w:eastAsia="Microsoft YaHei"/>
-                <w:sz w:val="21"/>
-              </w:rPr>
-              <w:t>= 95%</w:t>
-            </w:r>
-          </w:p>
-        </w:tc>
-        <w:tc>
-          <w:tcPr>
-            <w:tcW w:type="dxa" w:w="2436"/>
-          </w:tcPr>
-          <w:p>
-            <w:r/>
-            <w:r>
-              <w:rPr>
-                <w:rFonts w:ascii="Microsoft YaHei" w:hAnsi="Microsoft YaHei" w:eastAsia="Microsoft YaHei"/>
-                <w:sz w:val="21"/>
-              </w:rPr>
-              <w:t>紧急样本集 + 非紧急对照</w:t>
-            </w:r>
-          </w:p>
-        </w:tc>
-      </w:tr>
-      <w:tr>
-        <w:tc>
-          <w:tcPr>
-            <w:tcW w:type="dxa" w:w="2436"/>
-          </w:tcPr>
-          <w:p>
-            <w:r/>
-            <w:r>
-              <w:rPr>
-                <w:rFonts w:ascii="Microsoft YaHei" w:hAnsi="Microsoft YaHei" w:eastAsia="Microsoft YaHei"/>
-                <w:sz w:val="21"/>
-              </w:rPr>
-              <w:t>紧急误报率</w:t>
-            </w:r>
-          </w:p>
-        </w:tc>
-        <w:tc>
-          <w:tcPr>
-            <w:tcW w:type="dxa" w:w="2436"/>
-          </w:tcPr>
-          <w:p>
-            <w:r/>
-            <w:r>
-              <w:rPr>
-                <w:rFonts w:ascii="Microsoft YaHei" w:hAnsi="Microsoft YaHei" w:eastAsia="Microsoft YaHei"/>
-                <w:sz w:val="21"/>
-              </w:rPr>
-              <w:t>普通问题误触发 SOS 的比例</w:t>
-            </w:r>
-          </w:p>
-        </w:tc>
-        <w:tc>
-          <w:tcPr>
-            <w:tcW w:type="dxa" w:w="2436"/>
-          </w:tcPr>
-          <w:p>
-            <w:r/>
-            <w:r>
-              <w:rPr>
-                <w:rFonts w:ascii="Microsoft YaHei" w:hAnsi="Microsoft YaHei" w:eastAsia="Microsoft YaHei"/>
-                <w:sz w:val="21"/>
-              </w:rPr>
-              <w:t>= 2%</w:t>
-            </w:r>
-          </w:p>
-        </w:tc>
-        <w:tc>
-          <w:tcPr>
-            <w:tcW w:type="dxa" w:w="2436"/>
-          </w:tcPr>
-          <w:p>
-            <w:r/>
-            <w:r>
-              <w:rPr>
-                <w:rFonts w:ascii="Microsoft YaHei" w:hAnsi="Microsoft YaHei" w:eastAsia="Microsoft YaHei"/>
-                <w:sz w:val="21"/>
-              </w:rPr>
-              <w:t>普通样本回归测试</w:t>
-            </w:r>
-          </w:p>
-        </w:tc>
-      </w:tr>
-      <w:tr>
-        <w:tc>
-          <w:tcPr>
-            <w:tcW w:type="dxa" w:w="2436"/>
-          </w:tcPr>
-          <w:p>
-            <w:r/>
-            <w:r>
-              <w:rPr>
-                <w:rFonts w:ascii="Microsoft YaHei" w:hAnsi="Microsoft YaHei" w:eastAsia="Microsoft YaHei"/>
-                <w:sz w:val="21"/>
-              </w:rPr>
-              <w:t>决策正确率</w:t>
-            </w:r>
-          </w:p>
-        </w:tc>
-        <w:tc>
-          <w:tcPr>
-            <w:tcW w:type="dxa" w:w="2436"/>
-          </w:tcPr>
-          <w:p>
-            <w:r/>
-            <w:r>
-              <w:rPr>
-                <w:rFonts w:ascii="Microsoft YaHei" w:hAnsi="Microsoft YaHei" w:eastAsia="Microsoft YaHei"/>
-                <w:sz w:val="21"/>
-              </w:rPr>
-              <w:t>answer / ask_followup / match_volunteer / trigger_sos 是否合理</w:t>
-            </w:r>
-          </w:p>
-        </w:tc>
-        <w:tc>
-          <w:tcPr>
-            <w:tcW w:type="dxa" w:w="2436"/>
-          </w:tcPr>
-          <w:p>
-            <w:r/>
-            <w:r>
-              <w:rPr>
-                <w:rFonts w:ascii="Microsoft YaHei" w:hAnsi="Microsoft YaHei" w:eastAsia="Microsoft YaHei"/>
-                <w:sz w:val="21"/>
-              </w:rPr>
-              <w:t>= 85%</w:t>
-            </w:r>
-          </w:p>
-        </w:tc>
-        <w:tc>
-          <w:tcPr>
-            <w:tcW w:type="dxa" w:w="2436"/>
-          </w:tcPr>
-          <w:p>
-            <w:r/>
-            <w:r>
-              <w:rPr>
-                <w:rFonts w:ascii="Microsoft YaHei" w:hAnsi="Microsoft YaHei" w:eastAsia="Microsoft YaHei"/>
-                <w:sz w:val="21"/>
+                <w:b w:val="0"/>
+                <w:sz w:val="19"/>
               </w:rPr>
               <w:t>人工标注 gold action</w:t>
             </w:r>
@@ -1750,61 +3176,65 @@
       <w:tr>
         <w:tc>
           <w:tcPr>
-            <w:tcW w:type="dxa" w:w="2436"/>
+            <w:tcW w:type="dxa" w:w="2521"/>
           </w:tcPr>
           <w:p>
             <w:r/>
             <w:r>
               <w:rPr>
                 <w:rFonts w:ascii="Microsoft YaHei" w:hAnsi="Microsoft YaHei" w:eastAsia="Microsoft YaHei"/>
-                <w:sz w:val="21"/>
+                <w:b w:val="0"/>
+                <w:sz w:val="19"/>
               </w:rPr>
-              <w:t>首次响应时间</w:t>
+              <w:t>首次可见响应时间</w:t>
             </w:r>
           </w:p>
         </w:tc>
         <w:tc>
           <w:tcPr>
-            <w:tcW w:type="dxa" w:w="2436"/>
+            <w:tcW w:type="dxa" w:w="2521"/>
           </w:tcPr>
           <w:p>
             <w:r/>
             <w:r>
               <w:rPr>
                 <w:rFonts w:ascii="Microsoft YaHei" w:hAnsi="Microsoft YaHei" w:eastAsia="Microsoft YaHei"/>
-                <w:sz w:val="21"/>
+                <w:b w:val="0"/>
+                <w:sz w:val="19"/>
               </w:rPr>
-              <w:t>用户提交到首个可见状态</w:t>
+              <w:t>UI 反馈</w:t>
             </w:r>
           </w:p>
         </w:tc>
         <w:tc>
           <w:tcPr>
-            <w:tcW w:type="dxa" w:w="2436"/>
+            <w:tcW w:type="dxa" w:w="2521"/>
           </w:tcPr>
           <w:p>
             <w:r/>
             <w:r>
               <w:rPr>
                 <w:rFonts w:ascii="Microsoft YaHei" w:hAnsi="Microsoft YaHei" w:eastAsia="Microsoft YaHei"/>
-                <w:sz w:val="21"/>
+                <w:b w:val="0"/>
+                <w:sz w:val="19"/>
               </w:rPr>
-              <w:t>= 3s</w:t>
+              <w:t>&lt;= 0.5s</w:t>
             </w:r>
           </w:p>
         </w:tc>
         <w:tc>
           <w:tcPr>
-            <w:tcW w:type="dxa" w:w="2436"/>
+            <w:tcW w:type="dxa" w:w="2521"/>
           </w:tcPr>
           <w:p>
             <w:r/>
             <w:r>
               <w:rPr>
                 <w:rFonts w:ascii="Microsoft YaHei" w:hAnsi="Microsoft YaHei" w:eastAsia="Microsoft YaHei"/>
-                <w:sz w:val="21"/>
+                <w:b w:val="0"/>
+                <w:sz w:val="19"/>
               </w:rPr>
-              <w:t>Flutter 日志 + stopwatch</w:t>
+              <w:t>stopwatch + 日志</w:t>
             </w:r>
           </w:p>
         </w:tc>
@@ -1812,14 +3242,85 @@
       <w:tr>
         <w:tc>
           <w:tcPr>
-            <w:tcW w:type="dxa" w:w="2436"/>
+            <w:tcW w:type="dxa" w:w="2521"/>
+            <w:shd w:fill="F8FFF2"/>
           </w:tcPr>
           <w:p>
             <w:r/>
             <w:r>
               <w:rPr>
                 <w:rFonts w:ascii="Microsoft YaHei" w:hAnsi="Microsoft YaHei" w:eastAsia="Microsoft YaHei"/>
-                <w:sz w:val="21"/>
+                <w:b w:val="0"/>
+                <w:sz w:val="19"/>
+              </w:rPr>
+              <w:t>AI 完整响应时间</w:t>
+            </w:r>
+          </w:p>
+        </w:tc>
+        <w:tc>
+          <w:tcPr>
+            <w:tcW w:type="dxa" w:w="2521"/>
+            <w:shd w:fill="F8FFF2"/>
+          </w:tcPr>
+          <w:p>
+            <w:r/>
+            <w:r>
+              <w:rPr>
+                <w:rFonts w:ascii="Microsoft YaHei" w:hAnsi="Microsoft YaHei" w:eastAsia="Microsoft YaHei"/>
+                <w:b w:val="0"/>
+                <w:sz w:val="19"/>
+              </w:rPr>
+              <w:t>结果展示</w:t>
+            </w:r>
+          </w:p>
+        </w:tc>
+        <w:tc>
+          <w:tcPr>
+            <w:tcW w:type="dxa" w:w="2521"/>
+            <w:shd w:fill="F8FFF2"/>
+          </w:tcPr>
+          <w:p>
+            <w:r/>
+            <w:r>
+              <w:rPr>
+                <w:rFonts w:ascii="Microsoft YaHei" w:hAnsi="Microsoft YaHei" w:eastAsia="Microsoft YaHei"/>
+                <w:b w:val="0"/>
+                <w:sz w:val="19"/>
+              </w:rPr>
+              <w:t>&lt;= 3s</w:t>
+            </w:r>
+          </w:p>
+        </w:tc>
+        <w:tc>
+          <w:tcPr>
+            <w:tcW w:type="dxa" w:w="2521"/>
+            <w:shd w:fill="F8FFF2"/>
+          </w:tcPr>
+          <w:p>
+            <w:r/>
+            <w:r>
+              <w:rPr>
+                <w:rFonts w:ascii="Microsoft YaHei" w:hAnsi="Microsoft YaHei" w:eastAsia="Microsoft YaHei"/>
+                <w:b w:val="0"/>
+                <w:sz w:val="19"/>
+              </w:rPr>
+              <w:t>本地 Demo 与真实接口分别记录</w:t>
+            </w:r>
+          </w:p>
+        </w:tc>
+      </w:tr>
+      <w:tr>
+        <w:tc>
+          <w:tcPr>
+            <w:tcW w:type="dxa" w:w="2521"/>
+          </w:tcPr>
+          <w:p>
+            <w:r/>
+            <w:r>
+              <w:rPr>
+                <w:rFonts w:ascii="Microsoft YaHei" w:hAnsi="Microsoft YaHei" w:eastAsia="Microsoft YaHei"/>
+                <w:b w:val="0"/>
+                <w:sz w:val="19"/>
               </w:rPr>
               <w:t>匹配计算耗时</w:t>
             </w:r>
@@ -1827,46 +3328,49 @@
         </w:tc>
         <w:tc>
           <w:tcPr>
-            <w:tcW w:type="dxa" w:w="2436"/>
+            <w:tcW w:type="dxa" w:w="2521"/>
           </w:tcPr>
           <w:p>
             <w:r/>
             <w:r>
               <w:rPr>
                 <w:rFonts w:ascii="Microsoft YaHei" w:hAnsi="Microsoft YaHei" w:eastAsia="Microsoft YaHei"/>
-                <w:sz w:val="21"/>
+                <w:b w:val="0"/>
+                <w:sz w:val="19"/>
               </w:rPr>
-              <w:t>50 人志愿者池 Top 5 排序耗时</w:t>
+              <w:t>50 人候选池</w:t>
             </w:r>
           </w:p>
         </w:tc>
         <w:tc>
           <w:tcPr>
-            <w:tcW w:type="dxa" w:w="2436"/>
+            <w:tcW w:type="dxa" w:w="2521"/>
           </w:tcPr>
           <w:p>
             <w:r/>
             <w:r>
               <w:rPr>
                 <w:rFonts w:ascii="Microsoft YaHei" w:hAnsi="Microsoft YaHei" w:eastAsia="Microsoft YaHei"/>
-                <w:sz w:val="21"/>
+                <w:b w:val="0"/>
+                <w:sz w:val="19"/>
               </w:rPr>
-              <w:t>= 500ms</w:t>
+              <w:t>&lt;= 500ms</w:t>
             </w:r>
           </w:p>
         </w:tc>
         <w:tc>
           <w:tcPr>
-            <w:tcW w:type="dxa" w:w="2436"/>
+            <w:tcW w:type="dxa" w:w="2521"/>
           </w:tcPr>
           <w:p>
             <w:r/>
             <w:r>
               <w:rPr>
                 <w:rFonts w:ascii="Microsoft YaHei" w:hAnsi="Microsoft YaHei" w:eastAsia="Microsoft YaHei"/>
-                <w:sz w:val="21"/>
+                <w:b w:val="0"/>
+                <w:sz w:val="19"/>
               </w:rPr>
-              <w:t>本地匹配基准测试</w:t>
+              <w:t>本地排序基准测试</w:t>
             </w:r>
           </w:p>
         </w:tc>
@@ -1874,289 +3378,397 @@
       <w:tr>
         <w:tc>
           <w:tcPr>
-            <w:tcW w:type="dxa" w:w="2436"/>
+            <w:tcW w:type="dxa" w:w="2521"/>
+            <w:shd w:fill="F8FFF2"/>
           </w:tcPr>
           <w:p>
             <w:r/>
             <w:r>
               <w:rPr>
                 <w:rFonts w:ascii="Microsoft YaHei" w:hAnsi="Microsoft YaHei" w:eastAsia="Microsoft YaHei"/>
-                <w:sz w:val="21"/>
+                <w:b w:val="0"/>
+                <w:sz w:val="19"/>
               </w:rPr>
-              <w:t>无障碍适配</w:t>
+              <w:t>无障碍通过率</w:t>
             </w:r>
           </w:p>
         </w:tc>
         <w:tc>
           <w:tcPr>
-            <w:tcW w:type="dxa" w:w="2436"/>
+            <w:tcW w:type="dxa" w:w="2521"/>
+            <w:shd w:fill="F8FFF2"/>
           </w:tcPr>
           <w:p>
             <w:r/>
             <w:r>
               <w:rPr>
                 <w:rFonts w:ascii="Microsoft YaHei" w:hAnsi="Microsoft YaHei" w:eastAsia="Microsoft YaHei"/>
-                <w:sz w:val="21"/>
+                <w:b w:val="0"/>
+                <w:sz w:val="19"/>
               </w:rPr>
-              <w:t>200% 字体、48dp 触控、读屏语义</w:t>
+              <w:t>主流程页面</w:t>
             </w:r>
           </w:p>
         </w:tc>
         <w:tc>
           <w:tcPr>
-            <w:tcW w:type="dxa" w:w="2436"/>
+            <w:tcW w:type="dxa" w:w="2521"/>
+            <w:shd w:fill="F8FFF2"/>
           </w:tcPr>
           <w:p>
             <w:r/>
             <w:r>
               <w:rPr>
                 <w:rFonts w:ascii="Microsoft YaHei" w:hAnsi="Microsoft YaHei" w:eastAsia="Microsoft YaHei"/>
-                <w:sz w:val="21"/>
+                <w:b w:val="0"/>
+                <w:sz w:val="19"/>
               </w:rPr>
-              <w:t>主要页面通过</w:t>
+              <w:t>核心页面通过</w:t>
             </w:r>
           </w:p>
         </w:tc>
         <w:tc>
           <w:tcPr>
-            <w:tcW w:type="dxa" w:w="2436"/>
+            <w:tcW w:type="dxa" w:w="2521"/>
+            <w:shd w:fill="F8FFF2"/>
           </w:tcPr>
           <w:p>
             <w:r/>
             <w:r>
               <w:rPr>
                 <w:rFonts w:ascii="Microsoft YaHei" w:hAnsi="Microsoft YaHei" w:eastAsia="Microsoft YaHei"/>
-                <w:sz w:val="21"/>
+                <w:b w:val="0"/>
+                <w:sz w:val="19"/>
               </w:rPr>
-              <w:t>Widget test + 真机抽检</w:t>
+              <w:t>200% 字体、读屏焦点、48dp 触控抽检</w:t>
             </w:r>
           </w:p>
         </w:tc>
       </w:tr>
     </w:tbl>
     <w:p/>
+    <w:p/>
     <w:p>
-      <w:pPr>
-        <w:spacing w:line="300" w:lineRule="auto" w:after="120"/>
-      </w:pPr>
       <w:r>
         <w:rPr>
           <w:rFonts w:ascii="Microsoft YaHei" w:hAnsi="Microsoft YaHei" w:eastAsia="Microsoft YaHei"/>
-          <w:sz w:val="22"/>
+          <w:sz w:val="21"/>
         </w:rPr>
-        <w:t>当前代码已具备本地 Demo 数据与闭环测试基础，后续提交前需将上述测试结果汇总为表格和截图，放入“其他辅助材料”压缩包。</w:t>
+        <w:t xml:space="preserve">当前 MVP 已具备评测所需的本地样本和状态记录基础。提交前建议将评测结果导出为表格，放入其他辅助材料中，并用截图证明 </w:t>
+      </w:r>
+      <w:r>
+        <w:rPr>
+          <w:rFonts w:ascii="Microsoft YaHei" w:hAnsi="Microsoft YaHei" w:eastAsia="Microsoft YaHei"/>
+          <w:sz w:val="19"/>
+        </w:rPr>
+        <w:t>flutter analyze</w:t>
+      </w:r>
+      <w:r>
+        <w:rPr>
+          <w:rFonts w:ascii="Microsoft YaHei" w:hAnsi="Microsoft YaHei" w:eastAsia="Microsoft YaHei"/>
+          <w:sz w:val="21"/>
+        </w:rPr>
+        <w:t>、</w:t>
+      </w:r>
+      <w:r>
+        <w:rPr>
+          <w:rFonts w:ascii="Microsoft YaHei" w:hAnsi="Microsoft YaHei" w:eastAsia="Microsoft YaHei"/>
+          <w:sz w:val="19"/>
+        </w:rPr>
+        <w:t>flutter test</w:t>
+      </w:r>
+      <w:r>
+        <w:rPr>
+          <w:rFonts w:ascii="Microsoft YaHei" w:hAnsi="Microsoft YaHei" w:eastAsia="Microsoft YaHei"/>
+          <w:sz w:val="21"/>
+        </w:rPr>
+        <w:t xml:space="preserve"> 和 APK 构建状态。</w:t>
       </w:r>
     </w:p>
+    <w:p/>
     <w:p>
       <w:pPr>
         <w:pStyle w:val="Heading2"/>
       </w:pPr>
       <w:r>
-        <w:rPr>
-          <w:rFonts w:ascii="Microsoft YaHei" w:hAnsi="Microsoft YaHei" w:eastAsia="Microsoft YaHei"/>
-          <w:sz w:val="28"/>
-        </w:rPr>
-        <w:t>7. 数据、行业知识、算法与硬件来源</w:t>
+        <w:t>9. 数据、行业知识、算法与硬件来源</w:t>
       </w:r>
     </w:p>
+    <w:p/>
     <w:p>
       <w:pPr>
         <w:pStyle w:val="Heading3"/>
       </w:pPr>
       <w:r>
+        <w:t>9.1 数据来源</w:t>
+      </w:r>
+    </w:p>
+    <w:p/>
+    <w:p>
+      <w:pPr>
+        <w:pStyle w:val="ListBullet"/>
+      </w:pPr>
+      <w:r>
         <w:rPr>
           <w:rFonts w:ascii="Microsoft YaHei" w:hAnsi="Microsoft YaHei" w:eastAsia="Microsoft YaHei"/>
-          <w:sz w:val="24"/>
+          <w:sz w:val="21"/>
         </w:rPr>
-        <w:t>7.1 数据来源</w:t>
+        <w:t>Demo 数据：团队自建的无敏感信息样例，包括药品说明、路牌、场景描述、紧急词和志愿者标签。</w:t>
       </w:r>
     </w:p>
     <w:p>
       <w:pPr>
         <w:pStyle w:val="ListBullet"/>
-        <w:spacing w:line="300" w:lineRule="auto" w:after="120"/>
       </w:pPr>
       <w:r>
         <w:rPr>
           <w:rFonts w:ascii="Microsoft YaHei" w:hAnsi="Microsoft YaHei" w:eastAsia="Microsoft YaHei"/>
-          <w:sz w:val="22"/>
+          <w:sz w:val="21"/>
         </w:rPr>
-        <w:t>Demo 数据：项目本地构造的无敏感信息样例，包括药品说明、场景描述、紧急词、志愿者标签和帮助场景。</w:t>
+        <w:t>评测样本：建议自建匿名文本样本集，不采集真实姓名、手机号、精确位置和图片原文。</w:t>
       </w:r>
     </w:p>
     <w:p>
       <w:pPr>
         <w:pStyle w:val="ListBullet"/>
-        <w:spacing w:line="300" w:lineRule="auto" w:after="120"/>
       </w:pPr>
       <w:r>
         <w:rPr>
           <w:rFonts w:ascii="Microsoft YaHei" w:hAnsi="Microsoft YaHei" w:eastAsia="Microsoft YaHei"/>
-          <w:sz w:val="22"/>
+          <w:sz w:val="21"/>
         </w:rPr>
-        <w:t>评测数据：建议由团队自建匿名文本样本集，不采集真实用户隐私；每条样本仅保留文本、期望意图、期望动作。</w:t>
+        <w:t>用户画像：以视障、听障、老年人、临时行动困难者的典型任务为依据。</w:t>
+      </w:r>
+    </w:p>
+    <w:p/>
+    <w:p>
+      <w:pPr>
+        <w:pStyle w:val="Heading3"/>
+      </w:pPr>
+      <w:r>
+        <w:t>9.2 行业知识来源</w:t>
+      </w:r>
+    </w:p>
+    <w:p/>
+    <w:p>
+      <w:pPr>
+        <w:pStyle w:val="ListBullet"/>
+      </w:pPr>
+      <w:r>
+        <w:rPr>
+          <w:rFonts w:ascii="Microsoft YaHei" w:hAnsi="Microsoft YaHei" w:eastAsia="Microsoft YaHei"/>
+          <w:sz w:val="21"/>
+        </w:rPr>
+        <w:t>无障碍交互规范：读屏语义、动态字体、触控目标、对比度和错误提示。</w:t>
       </w:r>
     </w:p>
     <w:p>
       <w:pPr>
         <w:pStyle w:val="ListBullet"/>
-        <w:spacing w:line="300" w:lineRule="auto" w:after="120"/>
       </w:pPr>
       <w:r>
         <w:rPr>
           <w:rFonts w:ascii="Microsoft YaHei" w:hAnsi="Microsoft YaHei" w:eastAsia="Microsoft YaHei"/>
-          <w:sz w:val="22"/>
+          <w:sz w:val="21"/>
         </w:rPr>
-        <w:t>行业知识：无障碍交互规范、WCAG 对比度与文本缩放要求、药品场景安全边界、紧急求助流程设计。</w:t>
+        <w:t>公共安全边界：紧急求助应有撤销、确认、联系人通知和可追踪状态。</w:t>
       </w:r>
     </w:p>
+    <w:p>
+      <w:pPr>
+        <w:pStyle w:val="ListBullet"/>
+      </w:pPr>
+      <w:r>
+        <w:rPr>
+          <w:rFonts w:ascii="Microsoft YaHei" w:hAnsi="Microsoft YaHei" w:eastAsia="Microsoft YaHei"/>
+          <w:sz w:val="21"/>
+        </w:rPr>
+        <w:t>医疗安全边界：药品相关问题只做说明辅助，不做诊断和处方建议。</w:t>
+      </w:r>
+    </w:p>
+    <w:p/>
     <w:p>
       <w:pPr>
         <w:pStyle w:val="Heading3"/>
       </w:pPr>
       <w:r>
+        <w:t>9.3 算法来源</w:t>
+      </w:r>
+    </w:p>
+    <w:p/>
+    <w:p>
+      <w:pPr>
+        <w:pStyle w:val="ListBullet"/>
+      </w:pPr>
+      <w:r>
         <w:rPr>
           <w:rFonts w:ascii="Microsoft YaHei" w:hAnsi="Microsoft YaHei" w:eastAsia="Microsoft YaHei"/>
-          <w:sz w:val="24"/>
+          <w:sz w:val="21"/>
         </w:rPr>
-        <w:t>7.2 算法来源</w:t>
+        <w:t>意图识别：关键词规则 + 可扩展 LLM 分类 prompt + 本地确定性 Demo response。</w:t>
       </w:r>
     </w:p>
     <w:p>
       <w:pPr>
         <w:pStyle w:val="ListBullet"/>
-        <w:spacing w:line="300" w:lineRule="auto" w:after="120"/>
       </w:pPr>
       <w:r>
         <w:rPr>
           <w:rFonts w:ascii="Microsoft YaHei" w:hAnsi="Microsoft YaHei" w:eastAsia="Microsoft YaHei"/>
-          <w:sz w:val="22"/>
+          <w:sz w:val="21"/>
         </w:rPr>
-        <w:t>意图识别：关键词规则 + 本地确定性 Demo response + 可扩展 LLM prompt 分类。</w:t>
+        <w:t>风险判断：紧急词规则、置信度阈值、药品/导航/现实行动风险规则。</w:t>
       </w:r>
     </w:p>
     <w:p>
       <w:pPr>
         <w:pStyle w:val="ListBullet"/>
-        <w:spacing w:line="300" w:lineRule="auto" w:after="120"/>
       </w:pPr>
       <w:r>
         <w:rPr>
           <w:rFonts w:ascii="Microsoft YaHei" w:hAnsi="Microsoft YaHei" w:eastAsia="Microsoft YaHei"/>
-          <w:sz w:val="22"/>
+          <w:sz w:val="21"/>
         </w:rPr>
-        <w:t>风险判断：紧急词检测、低置信阈值、医疗/导航/现实行动风险规则。</w:t>
+        <w:t>志愿者匹配：可用性、距离、技能匹配、历史信任、信誉分的加权排序。</w:t>
       </w:r>
     </w:p>
     <w:p>
       <w:pPr>
         <w:pStyle w:val="ListBullet"/>
-        <w:spacing w:line="300" w:lineRule="auto" w:after="120"/>
       </w:pPr>
       <w:r>
         <w:rPr>
           <w:rFonts w:ascii="Microsoft YaHei" w:hAnsi="Microsoft YaHei" w:eastAsia="Microsoft YaHei"/>
-          <w:sz w:val="22"/>
+          <w:sz w:val="21"/>
         </w:rPr>
-        <w:t>志愿者匹配：基于可用性、距离、技能匹配、历史信任、信誉分的加权排序。</w:t>
+        <w:t>通话与 SOS：状态机驱动，真实 WebRTC 和推送为后续 RealMode 适配。</w:t>
       </w:r>
     </w:p>
-    <w:p>
-      <w:pPr>
-        <w:pStyle w:val="ListBullet"/>
-        <w:spacing w:line="300" w:lineRule="auto" w:after="120"/>
-      </w:pPr>
-      <w:r>
-        <w:rPr>
-          <w:rFonts w:ascii="Microsoft YaHei" w:hAnsi="Microsoft YaHei" w:eastAsia="Microsoft YaHei"/>
-          <w:sz w:val="22"/>
-        </w:rPr>
-        <w:t>通话与 SOS：状态机驱动，真实 WebRTC、推送、短信目前为后续扩展。</w:t>
-      </w:r>
-    </w:p>
+    <w:p/>
     <w:p>
       <w:pPr>
         <w:pStyle w:val="Heading3"/>
       </w:pPr>
       <w:r>
-        <w:rPr>
-          <w:rFonts w:ascii="Microsoft YaHei" w:hAnsi="Microsoft YaHei" w:eastAsia="Microsoft YaHei"/>
-          <w:sz w:val="24"/>
-        </w:rPr>
-        <w:t>7.3 硬件来源</w:t>
+        <w:t>9.4 硬件来源</w:t>
       </w:r>
     </w:p>
+    <w:p/>
     <w:p>
-      <w:pPr>
-        <w:spacing w:line="300" w:lineRule="auto" w:after="120"/>
-      </w:pPr>
       <w:r>
         <w:rPr>
           <w:rFonts w:ascii="Microsoft YaHei" w:hAnsi="Microsoft YaHei" w:eastAsia="Microsoft YaHei"/>
-          <w:sz w:val="22"/>
+          <w:sz w:val="21"/>
         </w:rPr>
-        <w:t>当前 MVP 依赖普通 Android 手机即可运行。输入能力包括触屏、麦克风、摄像头和系统朗读；竞赛 Demo 不依赖专用硬件。</w:t>
+        <w:t>当前 MVP 依赖普通 Android 手机即可运行。使用摄像头、麦克风、扬声器、触屏和系统读屏能力；竞赛 Demo 不依赖专用硬件。</w:t>
       </w:r>
     </w:p>
+    <w:p/>
     <w:p>
       <w:pPr>
         <w:pStyle w:val="Heading2"/>
       </w:pPr>
       <w:r>
-        <w:rPr>
-          <w:rFonts w:ascii="Microsoft YaHei" w:hAnsi="Microsoft YaHei" w:eastAsia="Microsoft YaHei"/>
-          <w:sz w:val="28"/>
-        </w:rPr>
-        <w:t>8. 工程实现与初期成果</w:t>
+        <w:t>10. 初期成果</w:t>
+      </w:r>
+    </w:p>
+    <w:p/>
+    <w:p>
+      <w:pPr>
+        <w:jc w:val="center"/>
+      </w:pPr>
+      <w:r>
+        <w:drawing>
+          <wp:inline xmlns:a="http://schemas.openxmlformats.org/drawingml/2006/main" xmlns:pic="http://schemas.openxmlformats.org/drawingml/2006/picture">
+            <wp:extent cx="5943600" cy="3467100"/>
+            <wp:docPr id="5" name="Picture 5"/>
+            <wp:cNvGraphicFramePr>
+              <a:graphicFrameLocks noChangeAspect="1"/>
+            </wp:cNvGraphicFramePr>
+            <a:graphic>
+              <a:graphicData uri="http://schemas.openxmlformats.org/drawingml/2006/picture">
+                <pic:pic>
+                  <pic:nvPicPr>
+                    <pic:cNvPr id="0" name="demo_storyboard.png"/>
+                    <pic:cNvPicPr/>
+                  </pic:nvPicPr>
+                  <pic:blipFill>
+                    <a:blip r:embed="rId13"/>
+                    <a:stretch>
+                      <a:fillRect/>
+                    </a:stretch>
+                  </pic:blipFill>
+                  <pic:spPr>
+                    <a:xfrm>
+                      <a:off x="0" y="0"/>
+                      <a:ext cx="5943600" cy="3467100"/>
+                    </a:xfrm>
+                    <a:prstGeom prst="rect"/>
+                  </pic:spPr>
+                </pic:pic>
+              </a:graphicData>
+            </a:graphic>
+          </wp:inline>
+        </w:drawing>
       </w:r>
     </w:p>
     <w:p>
       <w:pPr>
-        <w:spacing w:line="300" w:lineRule="auto" w:after="120"/>
+        <w:jc w:val="center"/>
       </w:pPr>
       <w:r>
         <w:rPr>
           <w:rFonts w:ascii="Microsoft YaHei" w:hAnsi="Microsoft YaHei" w:eastAsia="Microsoft YaHei"/>
-          <w:sz w:val="22"/>
+          <w:i/>
+          <w:color w:val="576862"/>
+          <w:sz w:val="18"/>
         </w:rPr>
-        <w:t>当前 Flutter 原型已完成以下闭环：</w:t>
+        <w:t>演示故事板</w:t>
+      </w:r>
+    </w:p>
+    <w:p/>
+    <w:p>
+      <w:r>
+        <w:rPr>
+          <w:rFonts w:ascii="Microsoft YaHei" w:hAnsi="Microsoft YaHei" w:eastAsia="Microsoft YaHei"/>
+          <w:sz w:val="21"/>
+        </w:rPr>
+        <w:t>当前原型已经形成“AI 先处理，复杂需求转真人，紧急场景走 SOS”的演示闭环：</w:t>
+      </w:r>
+    </w:p>
+    <w:p/>
+    <w:p>
+      <w:pPr>
+        <w:pStyle w:val="ListNumber"/>
+      </w:pPr>
+      <w:r>
+        <w:rPr>
+          <w:rFonts w:ascii="Microsoft YaHei" w:hAnsi="Microsoft YaHei" w:eastAsia="Microsoft YaHei"/>
+          <w:sz w:val="21"/>
+        </w:rPr>
+        <w:t>首页：展示项目定位和预置会话，避免现场注册阻塞演示。</w:t>
       </w:r>
     </w:p>
     <w:p>
       <w:pPr>
         <w:pStyle w:val="ListNumber"/>
-        <w:spacing w:line="300" w:lineRule="auto" w:after="120"/>
       </w:pPr>
       <w:r>
         <w:rPr>
           <w:rFonts w:ascii="Microsoft YaHei" w:hAnsi="Microsoft YaHei" w:eastAsia="Microsoft YaHei"/>
-          <w:sz w:val="22"/>
+          <w:sz w:val="21"/>
         </w:rPr>
-        <w:t>首页：预置会话进入，无需现场注册。</w:t>
+        <w:t>AI 助手：支持药品问答、OCR/场景描述、紧急词检测和转人工。</w:t>
       </w:r>
     </w:p>
     <w:p>
       <w:pPr>
         <w:pStyle w:val="ListNumber"/>
-        <w:spacing w:line="300" w:lineRule="auto" w:after="120"/>
       </w:pPr>
       <w:r>
         <w:rPr>
           <w:rFonts w:ascii="Microsoft YaHei" w:hAnsi="Microsoft YaHei" w:eastAsia="Microsoft YaHei"/>
-          <w:sz w:val="22"/>
-        </w:rPr>
-        <w:t>AI 助手：支持简单药品问答、OCR/场景描述、紧急词检测和转人工。</w:t>
-      </w:r>
-    </w:p>
-    <w:p>
-      <w:pPr>
-        <w:pStyle w:val="ListNumber"/>
-        <w:spacing w:line="300" w:lineRule="auto" w:after="120"/>
-      </w:pPr>
-      <w:r>
-        <w:rPr>
-          <w:rFonts w:ascii="Microsoft YaHei" w:hAnsi="Microsoft YaHei" w:eastAsia="Microsoft YaHei"/>
-          <w:sz w:val="22"/>
+          <w:sz w:val="21"/>
         </w:rPr>
         <w:t>志愿者匹配：AI 无法处理或用户主动要求时进入匹配页。</w:t>
       </w:r>
@@ -2164,158 +3776,103 @@
     <w:p>
       <w:pPr>
         <w:pStyle w:val="ListNumber"/>
-        <w:spacing w:line="300" w:lineRule="auto" w:after="120"/>
       </w:pPr>
       <w:r>
         <w:rPr>
           <w:rFonts w:ascii="Microsoft YaHei" w:hAnsi="Microsoft YaHei" w:eastAsia="Microsoft YaHei"/>
-          <w:sz w:val="22"/>
+          <w:sz w:val="21"/>
         </w:rPr>
-        <w:t>Demo Call：模拟语音通话连接、已接通、通话中和结束状态。</w:t>
+        <w:t>Demo Call：模拟接通、通话中、结束和返回状态。</w:t>
       </w:r>
     </w:p>
     <w:p>
       <w:pPr>
         <w:pStyle w:val="ListNumber"/>
-        <w:spacing w:line="300" w:lineRule="auto" w:after="120"/>
       </w:pPr>
       <w:r>
         <w:rPr>
           <w:rFonts w:ascii="Microsoft YaHei" w:hAnsi="Microsoft YaHei" w:eastAsia="Microsoft YaHei"/>
-          <w:sz w:val="22"/>
+          <w:sz w:val="21"/>
         </w:rPr>
-        <w:t>SOS：展示误触撤销、模拟广播和联系人通知。</w:t>
+        <w:t>SOS：展示误触撤销、模拟广播和紧急联系人通知。</w:t>
       </w:r>
     </w:p>
     <w:p>
       <w:pPr>
         <w:pStyle w:val="ListNumber"/>
-        <w:spacing w:line="300" w:lineRule="auto" w:after="120"/>
       </w:pPr>
       <w:r>
         <w:rPr>
           <w:rFonts w:ascii="Microsoft YaHei" w:hAnsi="Microsoft YaHei" w:eastAsia="Microsoft YaHei"/>
-          <w:sz w:val="22"/>
+          <w:sz w:val="21"/>
         </w:rPr>
-        <w:t>我的/偏好：展示字体、显示模式、朗读和安全设置。</w:t>
+        <w:t>我的/偏好：展示字体、显示、朗读和安全设置。</w:t>
       </w:r>
     </w:p>
     <w:p>
       <w:pPr>
         <w:pStyle w:val="ListNumber"/>
-        <w:spacing w:line="300" w:lineRule="auto" w:after="120"/>
       </w:pPr>
       <w:r>
         <w:rPr>
           <w:rFonts w:ascii="Microsoft YaHei" w:hAnsi="Microsoft YaHei" w:eastAsia="Microsoft YaHei"/>
-          <w:sz w:val="22"/>
+          <w:sz w:val="21"/>
         </w:rPr>
-        <w:t>无障碍：主要控件具备语义标签，支持大触摸目标和 200% 字体测试。</w:t>
+        <w:t>构建产物：已生成 Android release APK，可用于真机演示。</w:t>
       </w:r>
     </w:p>
-    <w:p>
-      <w:pPr>
-        <w:spacing w:line="300" w:lineRule="auto" w:after="120"/>
-      </w:pPr>
-      <w:r>
-        <w:rPr>
-          <w:rFonts w:ascii="Microsoft YaHei" w:hAnsi="Microsoft YaHei" w:eastAsia="Microsoft YaHei"/>
-          <w:sz w:val="22"/>
-        </w:rPr>
-        <w:t>已验证命令：</w:t>
-      </w:r>
-    </w:p>
-    <w:p>
-      <w:pPr>
-        <w:spacing w:before="80" w:after="160"/>
-      </w:pPr>
-      <w:r>
-        <w:rPr>
-          <w:rFonts w:ascii="Consolas" w:hAnsi="Consolas" w:eastAsia="Consolas"/>
-          <w:sz w:val="19"/>
-        </w:rPr>
-        <w:t>flutter analyze</w:t>
-      </w:r>
-      <w:r>
-        <w:br/>
-      </w:r>
-      <w:r>
-        <w:rPr>
-          <w:rFonts w:ascii="Consolas" w:hAnsi="Consolas" w:eastAsia="Consolas"/>
-          <w:sz w:val="19"/>
-        </w:rPr>
-        <w:t>flutter test</w:t>
-      </w:r>
-      <w:r>
-        <w:br/>
-      </w:r>
-      <w:r>
-        <w:rPr>
-          <w:rFonts w:ascii="Consolas" w:hAnsi="Consolas" w:eastAsia="Consolas"/>
-          <w:sz w:val="19"/>
-        </w:rPr>
-        <w:t>flutter build apk --release</w:t>
-      </w:r>
-    </w:p>
+    <w:p/>
     <w:p>
       <w:pPr>
         <w:pStyle w:val="Heading2"/>
       </w:pPr>
       <w:r>
+        <w:t>11. 隐私、安全与伦理</w:t>
+      </w:r>
+    </w:p>
+    <w:p/>
+    <w:p>
+      <w:r>
         <w:rPr>
           <w:rFonts w:ascii="Microsoft YaHei" w:hAnsi="Microsoft YaHei" w:eastAsia="Microsoft YaHei"/>
-          <w:sz w:val="28"/>
+          <w:sz w:val="21"/>
         </w:rPr>
-        <w:t>9. 安全、隐私与伦理</w:t>
+        <w:t>本项目服务对象可能处于弱势或高风险状态，因此安全边界必须前置：</w:t>
       </w:r>
     </w:p>
+    <w:p/>
     <w:p>
       <w:pPr>
-        <w:spacing w:line="300" w:lineRule="auto" w:after="120"/>
+        <w:pStyle w:val="ListBullet"/>
       </w:pPr>
       <w:r>
         <w:rPr>
           <w:rFonts w:ascii="Microsoft YaHei" w:hAnsi="Microsoft YaHei" w:eastAsia="Microsoft YaHei"/>
-          <w:sz w:val="22"/>
+          <w:sz w:val="21"/>
         </w:rPr>
-        <w:t>本项目面向潜在弱势用户，因此必须保持安全边界：</w:t>
+        <w:t>AI 不替代医生、法律顾问或紧急救援人员。</w:t>
       </w:r>
     </w:p>
     <w:p>
       <w:pPr>
         <w:pStyle w:val="ListBullet"/>
-        <w:spacing w:line="300" w:lineRule="auto" w:after="120"/>
       </w:pPr>
       <w:r>
         <w:rPr>
           <w:rFonts w:ascii="Microsoft YaHei" w:hAnsi="Microsoft YaHei" w:eastAsia="Microsoft YaHei"/>
-          <w:sz w:val="22"/>
+          <w:sz w:val="21"/>
         </w:rPr>
-        <w:t>AI 不替代医疗、法律等专业判断。</w:t>
+        <w:t>药品和医疗相关问题只做说明辅助，并提供真人确认路径。</w:t>
       </w:r>
     </w:p>
     <w:p>
       <w:pPr>
         <w:pStyle w:val="ListBullet"/>
-        <w:spacing w:line="300" w:lineRule="auto" w:after="120"/>
       </w:pPr>
       <w:r>
         <w:rPr>
           <w:rFonts w:ascii="Microsoft YaHei" w:hAnsi="Microsoft YaHei" w:eastAsia="Microsoft YaHei"/>
-          <w:sz w:val="22"/>
-        </w:rPr>
-        <w:t>药品相关问题只做说明辅助和风险提示，不给个性化诊断。</w:t>
-      </w:r>
-    </w:p>
-    <w:p>
-      <w:pPr>
-        <w:pStyle w:val="ListBullet"/>
-        <w:spacing w:line="300" w:lineRule="auto" w:after="120"/>
-      </w:pPr>
-      <w:r>
-        <w:rPr>
-          <w:rFonts w:ascii="Microsoft YaHei" w:hAnsi="Microsoft YaHei" w:eastAsia="Microsoft YaHei"/>
-          <w:sz w:val="22"/>
+          <w:sz w:val="21"/>
         </w:rPr>
         <w:t>低置信、高风险、现实行动需求必须转人工或 SOS。</w:t>
       </w:r>
@@ -2323,130 +3880,134 @@
     <w:p>
       <w:pPr>
         <w:pStyle w:val="ListBullet"/>
-        <w:spacing w:line="300" w:lineRule="auto" w:after="120"/>
       </w:pPr>
       <w:r>
         <w:rPr>
           <w:rFonts w:ascii="Microsoft YaHei" w:hAnsi="Microsoft YaHei" w:eastAsia="Microsoft YaHei"/>
-          <w:sz w:val="22"/>
+          <w:sz w:val="21"/>
         </w:rPr>
-        <w:t>Demo 不保存真实姓名、手机号、精确位置和图片原文。</w:t>
+        <w:t>Demo 不保存真实姓名、手机号、精确地址和图片原文。</w:t>
       </w:r>
     </w:p>
     <w:p>
       <w:pPr>
         <w:pStyle w:val="ListBullet"/>
-        <w:spacing w:line="300" w:lineRule="auto" w:after="120"/>
       </w:pPr>
       <w:r>
         <w:rPr>
           <w:rFonts w:ascii="Microsoft YaHei" w:hAnsi="Microsoft YaHei" w:eastAsia="Microsoft YaHei"/>
-          <w:sz w:val="22"/>
+          <w:sz w:val="21"/>
         </w:rPr>
-        <w:t>真实版本中精确位置仅在求助、匹配、SOS 时启用。</w:t>
+        <w:t>真实部署时精确位置仅在求助、匹配、SOS 中主动授权使用。</w:t>
       </w:r>
     </w:p>
     <w:p>
       <w:pPr>
         <w:pStyle w:val="ListBullet"/>
-        <w:spacing w:line="300" w:lineRule="auto" w:after="120"/>
       </w:pPr>
       <w:r>
         <w:rPr>
           <w:rFonts w:ascii="Microsoft YaHei" w:hAnsi="Microsoft YaHei" w:eastAsia="Microsoft YaHei"/>
-          <w:sz w:val="22"/>
+          <w:sz w:val="21"/>
         </w:rPr>
-        <w:t>日志只记录匿名 ID、request ID、feature name。</w:t>
+        <w:t>日志只记录匿名 ID、request ID、功能名和状态，不记录敏感内容。</w:t>
       </w:r>
     </w:p>
+    <w:p/>
     <w:p>
       <w:pPr>
         <w:pStyle w:val="Heading2"/>
       </w:pPr>
       <w:r>
-        <w:rPr>
-          <w:rFonts w:ascii="Microsoft YaHei" w:hAnsi="Microsoft YaHei" w:eastAsia="Microsoft YaHei"/>
-          <w:sz w:val="28"/>
-        </w:rPr>
-        <w:t>10. 应用落地与社会价值</w:t>
+        <w:t>12. 应用落地价值</w:t>
       </w:r>
     </w:p>
+    <w:p/>
     <w:p>
       <w:pPr>
-        <w:spacing w:line="300" w:lineRule="auto" w:after="120"/>
+        <w:pStyle w:val="Heading3"/>
       </w:pPr>
+      <w:r>
+        <w:t>12.1 对用户</w:t>
+      </w:r>
+    </w:p>
+    <w:p/>
+    <w:p>
       <w:r>
         <w:rPr>
           <w:rFonts w:ascii="Microsoft YaHei" w:hAnsi="Microsoft YaHei" w:eastAsia="Microsoft YaHei"/>
-          <w:sz w:val="22"/>
+          <w:sz w:val="21"/>
         </w:rPr>
-        <w:t>LinkAble 的应用价值不只在于提供一个 AI 问答入口，而在于构建“AI+社会互助”的服务组织方式：</w:t>
+        <w:t>用户不需要理解“我该打开 OCR、相机、语音助手还是求助平台”，只需要表达需求。系统先给出快速响应，再在需要时连接真人。</w:t>
       </w:r>
     </w:p>
+    <w:p/>
     <w:p>
       <w:pPr>
-        <w:pStyle w:val="ListBullet"/>
-        <w:spacing w:line="300" w:lineRule="auto" w:after="120"/>
+        <w:pStyle w:val="Heading3"/>
       </w:pPr>
+      <w:r>
+        <w:t>12.2 对志愿者</w:t>
+      </w:r>
+    </w:p>
+    <w:p/>
+    <w:p>
       <w:r>
         <w:rPr>
           <w:rFonts w:ascii="Microsoft YaHei" w:hAnsi="Microsoft YaHei" w:eastAsia="Microsoft YaHei"/>
-          <w:sz w:val="22"/>
+          <w:sz w:val="21"/>
         </w:rPr>
-        <w:t>对用户：减少求助步骤，降低认知负担，提升日常任务独立性。</w:t>
+        <w:t>AI 先完成任务摘要、风险判断和技能标签推荐，志愿者接单时看到的是结构化需求，减少重复询问和无效沟通。</w:t>
       </w:r>
     </w:p>
+    <w:p/>
     <w:p>
       <w:pPr>
-        <w:pStyle w:val="ListBullet"/>
-        <w:spacing w:line="300" w:lineRule="auto" w:after="120"/>
+        <w:pStyle w:val="Heading3"/>
       </w:pPr>
+      <w:r>
+        <w:t>12.3 对社区和公共机构</w:t>
+      </w:r>
+    </w:p>
+    <w:p/>
+    <w:p>
       <w:r>
         <w:rPr>
           <w:rFonts w:ascii="Microsoft YaHei" w:hAnsi="Microsoft YaHei" w:eastAsia="Microsoft YaHei"/>
-          <w:sz w:val="22"/>
+          <w:sz w:val="21"/>
         </w:rPr>
-        <w:t>对志愿者：先由 AI 完成标准化筛查，减少无效沟通，提高接单效率。</w:t>
+        <w:t>项目可作为社区、医院、校园、交通枢纽和政务服务大厅的无障碍前置入口，帮助机构把高频低风险问题交给 AI，把复杂和紧急需求交给真人。</w:t>
       </w:r>
     </w:p>
+    <w:p/>
     <w:p>
       <w:pPr>
-        <w:pStyle w:val="ListBullet"/>
-        <w:spacing w:line="300" w:lineRule="auto" w:after="120"/>
+        <w:pStyle w:val="Heading3"/>
       </w:pPr>
+      <w:r>
+        <w:t>12.4 对 AI+X 研究</w:t>
+      </w:r>
+    </w:p>
+    <w:p/>
+    <w:p>
       <w:r>
         <w:rPr>
           <w:rFonts w:ascii="Microsoft YaHei" w:hAnsi="Microsoft YaHei" w:eastAsia="Microsoft YaHei"/>
-          <w:sz w:val="22"/>
+          <w:sz w:val="21"/>
         </w:rPr>
-        <w:t>对机构：可作为社区、医院、校园、交通枢纽等公共服务场景的无障碍补充入口。</w:t>
+        <w:t>LinkAble 展示了 AI 不只是内容生成工具，也可以成为公共服务中的分流、调度和安全守门员。它连接了模型 inference、移动端工程、服务流程设计和社会互助组织。</w:t>
       </w:r>
     </w:p>
-    <w:p>
-      <w:pPr>
-        <w:pStyle w:val="ListBullet"/>
-        <w:spacing w:line="300" w:lineRule="auto" w:after="120"/>
-      </w:pPr>
-      <w:r>
-        <w:rPr>
-          <w:rFonts w:ascii="Microsoft YaHei" w:hAnsi="Microsoft YaHei" w:eastAsia="Microsoft YaHei"/>
-          <w:sz w:val="22"/>
-        </w:rPr>
-        <w:t>对 AI+X 研究：提供了从模型推理到服务调度、从技术演示到社会落地的可验证路径。</w:t>
-      </w:r>
-    </w:p>
+    <w:p/>
     <w:p>
       <w:pPr>
         <w:pStyle w:val="Heading2"/>
       </w:pPr>
       <w:r>
-        <w:rPr>
-          <w:rFonts w:ascii="Microsoft YaHei" w:hAnsi="Microsoft YaHei" w:eastAsia="Microsoft YaHei"/>
-          <w:sz w:val="28"/>
-        </w:rPr>
-        <w:t>11. 后续计划</w:t>
+        <w:t>13. 后续计划</w:t>
       </w:r>
     </w:p>
+    <w:p/>
     <w:tbl>
       <w:tblPr>
         <w:tblStyle w:val="TableGrid"/>
@@ -2454,25 +4015,22 @@
         <w:tblLook w:firstColumn="1" w:firstRow="1" w:lastColumn="0" w:lastRow="0" w:noHBand="0" w:noVBand="1" w:val="04A0"/>
       </w:tblPr>
       <w:tblGrid>
-        <w:gridCol w:w="4873"/>
-        <w:gridCol w:w="4873"/>
+        <w:gridCol w:w="5043"/>
+        <w:gridCol w:w="5043"/>
       </w:tblGrid>
       <w:tr>
         <w:tc>
           <w:tcPr>
-            <w:tcW w:type="dxa" w:w="4873"/>
+            <w:tcW w:type="dxa" w:w="5043"/>
+            <w:shd w:fill="EADFFF"/>
           </w:tcPr>
           <w:p>
-            <w:r>
-              <w:rPr>
-                <w:b/>
-              </w:rPr>
-            </w:r>
+            <w:r/>
             <w:r>
               <w:rPr>
                 <w:rFonts w:ascii="Microsoft YaHei" w:hAnsi="Microsoft YaHei" w:eastAsia="Microsoft YaHei"/>
                 <w:b/>
-                <w:sz w:val="21"/>
+                <w:sz w:val="20"/>
               </w:rPr>
               <w:t>阶段</w:t>
             </w:r>
@@ -2480,19 +4038,16 @@
         </w:tc>
         <w:tc>
           <w:tcPr>
-            <w:tcW w:type="dxa" w:w="4873"/>
+            <w:tcW w:type="dxa" w:w="5043"/>
+            <w:shd w:fill="EADFFF"/>
           </w:tcPr>
           <w:p>
-            <w:r>
-              <w:rPr>
-                <w:b/>
-              </w:rPr>
-            </w:r>
+            <w:r/>
             <w:r>
               <w:rPr>
                 <w:rFonts w:ascii="Microsoft YaHei" w:hAnsi="Microsoft YaHei" w:eastAsia="Microsoft YaHei"/>
                 <w:b/>
-                <w:sz w:val="21"/>
+                <w:sz w:val="20"/>
               </w:rPr>
               <w:t>目标</w:t>
             </w:r>
@@ -2502,31 +4057,33 @@
       <w:tr>
         <w:tc>
           <w:tcPr>
-            <w:tcW w:type="dxa" w:w="4873"/>
+            <w:tcW w:type="dxa" w:w="5043"/>
           </w:tcPr>
           <w:p>
             <w:r/>
             <w:r>
               <w:rPr>
                 <w:rFonts w:ascii="Microsoft YaHei" w:hAnsi="Microsoft YaHei" w:eastAsia="Microsoft YaHei"/>
-                <w:sz w:val="21"/>
+                <w:b w:val="0"/>
+                <w:sz w:val="19"/>
               </w:rPr>
-              <w:t>初赛前</w:t>
+              <w:t>初赛提交前</w:t>
             </w:r>
           </w:p>
         </w:tc>
         <w:tc>
           <w:tcPr>
-            <w:tcW w:type="dxa" w:w="4873"/>
+            <w:tcW w:type="dxa" w:w="5043"/>
           </w:tcPr>
           <w:p>
             <w:r/>
             <w:r>
               <w:rPr>
                 <w:rFonts w:ascii="Microsoft YaHei" w:hAnsi="Microsoft YaHei" w:eastAsia="Microsoft YaHei"/>
-                <w:sz w:val="21"/>
+                <w:b w:val="0"/>
+                <w:sz w:val="19"/>
               </w:rPr>
-              <w:t>完成推理评测表、项目视频、项目文档 PDF、APK 与代码包</w:t>
+              <w:t>补齐 90 条意图评测、紧急词评测、APK hash、测试日志和演示视频</w:t>
             </w:r>
           </w:p>
         </w:tc>
@@ -2534,14 +4091,16 @@
       <w:tr>
         <w:tc>
           <w:tcPr>
-            <w:tcW w:type="dxa" w:w="4873"/>
+            <w:tcW w:type="dxa" w:w="5043"/>
+            <w:shd w:fill="F8FFF2"/>
           </w:tcPr>
           <w:p>
             <w:r/>
             <w:r>
               <w:rPr>
                 <w:rFonts w:ascii="Microsoft YaHei" w:hAnsi="Microsoft YaHei" w:eastAsia="Microsoft YaHei"/>
-                <w:sz w:val="21"/>
+                <w:b w:val="0"/>
+                <w:sz w:val="19"/>
               </w:rPr>
               <w:t>决赛前</w:t>
             </w:r>
@@ -2549,16 +4108,18 @@
         </w:tc>
         <w:tc>
           <w:tcPr>
-            <w:tcW w:type="dxa" w:w="4873"/>
+            <w:tcW w:type="dxa" w:w="5043"/>
+            <w:shd w:fill="F8FFF2"/>
           </w:tcPr>
           <w:p>
             <w:r/>
             <w:r>
               <w:rPr>
                 <w:rFonts w:ascii="Microsoft YaHei" w:hAnsi="Microsoft YaHei" w:eastAsia="Microsoft YaHei"/>
-                <w:sz w:val="21"/>
+                <w:b w:val="0"/>
+                <w:sz w:val="19"/>
               </w:rPr>
-              <w:t>补充真实 LLM/Vision adapter、完善志愿者匹配评分、做真机读屏测试</w:t>
+              <w:t>接入真实 LLM/Vision adapter，完善匹配评分和真机读屏测试</w:t>
             </w:r>
           </w:p>
         </w:tc>
@@ -2566,14 +4127,15 @@
       <w:tr>
         <w:tc>
           <w:tcPr>
-            <w:tcW w:type="dxa" w:w="4873"/>
+            <w:tcW w:type="dxa" w:w="5043"/>
           </w:tcPr>
           <w:p>
             <w:r/>
             <w:r>
               <w:rPr>
                 <w:rFonts w:ascii="Microsoft YaHei" w:hAnsi="Microsoft YaHei" w:eastAsia="Microsoft YaHei"/>
-                <w:sz w:val="21"/>
+                <w:b w:val="0"/>
+                <w:sz w:val="19"/>
               </w:rPr>
               <w:t>V1.0</w:t>
             </w:r>
@@ -2581,14 +4143,15 @@
         </w:tc>
         <w:tc>
           <w:tcPr>
-            <w:tcW w:type="dxa" w:w="4873"/>
+            <w:tcW w:type="dxa" w:w="5043"/>
           </w:tcPr>
           <w:p>
             <w:r/>
             <w:r>
               <w:rPr>
                 <w:rFonts w:ascii="Microsoft YaHei" w:hAnsi="Microsoft YaHei" w:eastAsia="Microsoft YaHei"/>
-                <w:sz w:val="21"/>
+                <w:b w:val="0"/>
+                <w:sz w:val="19"/>
               </w:rPr>
               <w:t>接入真实 WebRTC、推送、位置授权和志愿者在线状态</w:t>
             </w:r>
@@ -2598,14 +4161,16 @@
       <w:tr>
         <w:tc>
           <w:tcPr>
-            <w:tcW w:type="dxa" w:w="4873"/>
+            <w:tcW w:type="dxa" w:w="5043"/>
+            <w:shd w:fill="F8FFF2"/>
           </w:tcPr>
           <w:p>
             <w:r/>
             <w:r>
               <w:rPr>
                 <w:rFonts w:ascii="Microsoft YaHei" w:hAnsi="Microsoft YaHei" w:eastAsia="Microsoft YaHei"/>
-                <w:sz w:val="21"/>
+                <w:b w:val="0"/>
+                <w:sz w:val="19"/>
               </w:rPr>
               <w:t>V2.0</w:t>
             </w:r>
@@ -2613,69 +4178,66 @@
         </w:tc>
         <w:tc>
           <w:tcPr>
-            <w:tcW w:type="dxa" w:w="4873"/>
+            <w:tcW w:type="dxa" w:w="5043"/>
+            <w:shd w:fill="F8FFF2"/>
           </w:tcPr>
           <w:p>
             <w:r/>
             <w:r>
               <w:rPr>
                 <w:rFonts w:ascii="Microsoft YaHei" w:hAnsi="Microsoft YaHei" w:eastAsia="Microsoft YaHei"/>
-                <w:sz w:val="21"/>
+                <w:b w:val="0"/>
+                <w:sz w:val="19"/>
               </w:rPr>
-              <w:t>建立社区机构协作、服务质量评估和多场景部署</w:t>
+              <w:t>与社区、医院、校园和公益组织开展小规模试点</w:t>
             </w:r>
           </w:p>
         </w:tc>
       </w:tr>
     </w:tbl>
     <w:p/>
+    <w:p/>
     <w:p>
       <w:pPr>
         <w:pStyle w:val="Heading2"/>
       </w:pPr>
       <w:r>
+        <w:t>14. 参考资料</w:t>
+      </w:r>
+    </w:p>
+    <w:p/>
+    <w:p>
+      <w:pPr>
+        <w:pStyle w:val="ListBullet"/>
+      </w:pPr>
+      <w:r>
         <w:rPr>
           <w:rFonts w:ascii="Microsoft YaHei" w:hAnsi="Microsoft YaHei" w:eastAsia="Microsoft YaHei"/>
-          <w:sz w:val="28"/>
+          <w:sz w:val="21"/>
         </w:rPr>
-        <w:t>12. 参考资料</w:t>
+        <w:t>中国研究生创新实践系列大赛官网：https://cpipc.acge.org.cn/</w:t>
       </w:r>
     </w:p>
     <w:p>
       <w:pPr>
         <w:pStyle w:val="ListBullet"/>
-        <w:spacing w:line="300" w:lineRule="auto" w:after="120"/>
       </w:pPr>
       <w:r>
         <w:rPr>
           <w:rFonts w:ascii="Microsoft YaHei" w:hAnsi="Microsoft YaHei" w:eastAsia="Microsoft YaHei"/>
-          <w:sz w:val="22"/>
+          <w:sz w:val="21"/>
         </w:rPr>
-        <w:t>中国研究生人工智能创新大赛赛题与参赛要求：https://cpipc.acge.org.cn/</w:t>
+        <w:t>世界卫生组织 Disability overview：https://www.who.int/health-topics/disability</w:t>
       </w:r>
     </w:p>
     <w:p>
       <w:pPr>
         <w:pStyle w:val="ListBullet"/>
-        <w:spacing w:line="300" w:lineRule="auto" w:after="120"/>
       </w:pPr>
       <w:r>
         <w:rPr>
           <w:rFonts w:ascii="Microsoft YaHei" w:hAnsi="Microsoft YaHei" w:eastAsia="Microsoft YaHei"/>
-          <w:sz w:val="22"/>
-        </w:rPr>
-        <w:t>WHO Disability overview：https://www.who.int/health-topics/disability</w:t>
-      </w:r>
-    </w:p>
-    <w:p>
-      <w:pPr>
-        <w:pStyle w:val="ListBullet"/>
-        <w:spacing w:line="300" w:lineRule="auto" w:after="120"/>
-      </w:pPr>
-      <w:r>
-        <w:rPr>
-          <w:rFonts w:ascii="Microsoft YaHei" w:hAnsi="Microsoft YaHei" w:eastAsia="Microsoft YaHei"/>
-          <w:sz w:val="22"/>
+          <w:sz w:val="21"/>
         </w:rPr>
         <w:t>W3C WCAG 2.1：https://www.w3.org/TR/WCAG21/</w:t>
       </w:r>
@@ -2683,19 +4245,18 @@
     <w:p>
       <w:pPr>
         <w:pStyle w:val="ListBullet"/>
-        <w:spacing w:line="300" w:lineRule="auto" w:after="120"/>
       </w:pPr>
       <w:r>
         <w:rPr>
           <w:rFonts w:ascii="Microsoft YaHei" w:hAnsi="Microsoft YaHei" w:eastAsia="Microsoft YaHei"/>
-          <w:sz w:val="22"/>
+          <w:sz w:val="21"/>
         </w:rPr>
-        <w:t>项目代码与本地文档：linklab/、docs/、prd-analysis/</w:t>
+        <w:t>项目本地代码与文档：`linklab/`、`docs/`、`prd-analysis/`</w:t>
       </w:r>
     </w:p>
     <w:sectPr>
       <w:pgSz w:w="12240" w:h="15840"/>
-      <w:pgMar w:top="1247" w:right="1247" w:bottom="1247" w:left="1247" w:header="720" w:footer="720" w:gutter="0"/>
+      <w:pgMar w:top="1020" w:right="1077" w:bottom="1020" w:left="1077" w:header="720" w:footer="720" w:gutter="0"/>
       <w:cols w:space="720"/>
       <w:docGrid w:linePitch="360"/>
     </w:sectPr>
@@ -3066,12 +4627,9 @@
     <w:name w:val="Normal"/>
     <w:qFormat/>
     <w:rsid w:val="00FC693F"/>
-    <w:pPr>
-      <w:spacing w:line="300" w:lineRule="auto" w:after="120"/>
-    </w:pPr>
     <w:rPr>
       <w:rFonts w:ascii="Microsoft YaHei" w:hAnsi="Microsoft YaHei" w:eastAsia="Microsoft YaHei"/>
-      <w:sz w:val="22"/>
+      <w:sz w:val="21"/>
     </w:rPr>
   </w:style>
   <w:style w:type="paragraph" w:styleId="Header">
@@ -3136,8 +4694,8 @@
       <w:rFonts w:asciiTheme="majorHAnsi" w:eastAsiaTheme="majorEastAsia" w:hAnsiTheme="majorHAnsi" w:cstheme="majorBidi" w:ascii="Microsoft YaHei" w:hAnsi="Microsoft YaHei" w:eastAsia="Microsoft YaHei"/>
       <w:b/>
       <w:bCs/>
-      <w:color w:val="365F91" w:themeColor="accent1" w:themeShade="BF"/>
-      <w:sz w:val="28"/>
+      <w:color w:val="481F93"/>
+      <w:sz w:val="36"/>
       <w:szCs w:val="28"/>
     </w:rPr>
   </w:style>
@@ -3160,8 +4718,8 @@
       <w:rFonts w:asciiTheme="majorHAnsi" w:eastAsiaTheme="majorEastAsia" w:hAnsiTheme="majorHAnsi" w:cstheme="majorBidi" w:ascii="Microsoft YaHei" w:hAnsi="Microsoft YaHei" w:eastAsia="Microsoft YaHei"/>
       <w:b/>
       <w:bCs/>
-      <w:color w:val="4F81BD" w:themeColor="accent1"/>
-      <w:sz w:val="26"/>
+      <w:color w:val="481F93"/>
+      <w:sz w:val="30"/>
       <w:szCs w:val="26"/>
     </w:rPr>
   </w:style>
@@ -3184,7 +4742,8 @@
       <w:rFonts w:asciiTheme="majorHAnsi" w:eastAsiaTheme="majorEastAsia" w:hAnsiTheme="majorHAnsi" w:cstheme="majorBidi" w:ascii="Microsoft YaHei" w:hAnsi="Microsoft YaHei" w:eastAsia="Microsoft YaHei"/>
       <w:b/>
       <w:bCs/>
-      <w:color w:val="4F81BD" w:themeColor="accent1"/>
+      <w:color w:val="142224"/>
+      <w:sz w:val="25"/>
     </w:rPr>
   </w:style>
   <w:style w:type="paragraph" w:styleId="Heading4">
@@ -3204,7 +4763,7 @@
       <w:outlineLvl w:val="3"/>
     </w:pPr>
     <w:rPr>
-      <w:rFonts w:asciiTheme="majorHAnsi" w:eastAsiaTheme="majorEastAsia" w:hAnsiTheme="majorHAnsi" w:cstheme="majorBidi" w:ascii="Microsoft YaHei" w:hAnsi="Microsoft YaHei" w:eastAsia="Microsoft YaHei"/>
+      <w:rFonts w:asciiTheme="majorHAnsi" w:eastAsiaTheme="majorEastAsia" w:hAnsiTheme="majorHAnsi" w:cstheme="majorBidi"/>
       <w:b/>
       <w:bCs/>
       <w:i/>
